--- a/docs/00-ho-so-chung/00-6-ho-so-chi-phi-phat-trien.docx
+++ b/docs/00-ho-so-chung/00-6-ho-so-chi-phi-phat-trien.docx
@@ -4,12 +4,12 @@
   <w:body>
     <w:p>
       <w:pPr>
-        <w:spacing w:after="1400"/>
+        <w:spacing w:after="900"/>
       </w:pPr>
     </w:p>
     <w:p>
       <w:pPr>
-        <w:spacing w:after="700"/>
+        <w:spacing w:after="350"/>
         <w:jc w:val="center"/>
       </w:pPr>
       <w:r>
@@ -77,7 +77,7 @@
           <w:top w:val="single" w:color="008E4D" w:sz="12" w:space="18"/>
           <w:bottom w:val="single" w:color="008E4D" w:sz="12" w:space="18"/>
         </w:pBdr>
-        <w:spacing w:after="900" w:before="260"/>
+        <w:spacing w:after="500" w:before="220"/>
         <w:jc w:val="center"/>
       </w:pPr>
       <w:r>
@@ -94,7 +94,7 @@
     </w:p>
     <w:p>
       <w:pPr>
-        <w:spacing w:after="700"/>
+        <w:spacing w:after="350"/>
         <w:jc w:val="center"/>
       </w:pPr>
       <w:r>
@@ -591,7 +591,7 @@
     </w:tbl>
     <w:p>
       <w:pPr>
-        <w:spacing w:after="420"/>
+        <w:spacing w:after="200"/>
       </w:pPr>
     </w:p>
     <w:p>
@@ -981,7 +981,7 @@
     </w:tbl>
     <w:p>
       <w:pPr>
-        <w:spacing w:after="420"/>
+        <w:spacing w:after="200"/>
       </w:pPr>
     </w:p>
     <w:p>

--- a/docs/00-ho-so-chung/00-6-ho-so-chi-phi-phat-trien.docx
+++ b/docs/00-ho-so-chung/00-6-ho-so-chi-phi-phat-trien.docx
@@ -68,7 +68,7 @@
           <w:sz w:val="22"/>
           <w:szCs w:val="22"/>
         </w:rPr>
-        <w:t xml:space="preserve">HỒ SƠ CHUNG — SẢN XUẤT PHẦN MỀM NỘI BỘ</w:t>
+        <w:t xml:space="preserve">HỒ SƠ CHUNG — OPTIMAI THỰC HIỆN CHO BIOSCOPE</w:t>
       </w:r>
     </w:p>
     <w:p>
@@ -89,7 +89,7 @@
           <w:sz w:val="36"/>
           <w:szCs w:val="36"/>
         </w:rPr>
-        <w:t xml:space="preserve">HỒ SƠ CHI PHÍ PHÁT TRIỂN PHẦN MỀM NỘI BỘ</w:t>
+        <w:t xml:space="preserve">HỒ SƠ CHI PHÍ PHÁT TRIỂN</w:t>
       </w:r>
     </w:p>
     <w:p>
@@ -106,7 +106,7 @@
           <w:sz w:val="24"/>
           <w:szCs w:val="24"/>
         </w:rPr>
-        <w:t xml:space="preserve">Hồ sơ chi phí phát triển phần mềm nội bộ</w:t>
+        <w:t xml:space="preserve">Chi phí phát triển của bên thực hiện và ghi nhận của bên thụ hưởng</w:t>
       </w:r>
     </w:p>
     <w:tbl>
@@ -123,8 +123,8 @@
         <w:tblLayout w:type="fixed"/>
       </w:tblPr>
       <w:tblGrid>
-        <w:gridCol w:w="2649"/>
-        <w:gridCol w:w="6711"/>
+        <w:gridCol w:w="2380"/>
+        <w:gridCol w:w="6980"/>
       </w:tblGrid>
       <w:tr>
         <w:trPr>
@@ -132,7 +132,7 @@
         </w:trPr>
         <w:tc>
           <w:tcPr>
-            <w:tcW w:type="dxa" w:w="2649"/>
+            <w:tcW w:type="dxa" w:w="2380"/>
             <w:shd w:fill="EEF6F1" w:color="auto" w:val="clear"/>
             <w:tcMar>
               <w:top w:type="dxa" w:w="90"/>
@@ -161,7 +161,7 @@
         </w:tc>
         <w:tc>
           <w:tcPr>
-            <w:tcW w:type="dxa" w:w="6711"/>
+            <w:tcW w:type="dxa" w:w="6980"/>
             <w:shd w:fill="EEF6F1" w:color="auto" w:val="clear"/>
             <w:tcMar>
               <w:top w:type="dxa" w:w="90"/>
@@ -195,7 +195,7 @@
         </w:trPr>
         <w:tc>
           <w:tcPr>
-            <w:tcW w:type="dxa" w:w="2649"/>
+            <w:tcW w:type="dxa" w:w="2380"/>
             <w:tcMar>
               <w:top w:type="dxa" w:w="90"/>
               <w:left w:type="dxa" w:w="120"/>
@@ -221,7 +221,7 @@
         </w:tc>
         <w:tc>
           <w:tcPr>
-            <w:tcW w:type="dxa" w:w="6711"/>
+            <w:tcW w:type="dxa" w:w="6980"/>
             <w:tcMar>
               <w:top w:type="dxa" w:w="90"/>
               <w:left w:type="dxa" w:w="120"/>
@@ -252,7 +252,7 @@
         </w:trPr>
         <w:tc>
           <w:tcPr>
-            <w:tcW w:type="dxa" w:w="2649"/>
+            <w:tcW w:type="dxa" w:w="2380"/>
             <w:tcMar>
               <w:top w:type="dxa" w:w="90"/>
               <w:left w:type="dxa" w:w="120"/>
@@ -278,27 +278,27 @@
         </w:tc>
         <w:tc>
           <w:tcPr>
-            <w:tcW w:type="dxa" w:w="6711"/>
-            <w:tcMar>
-              <w:top w:type="dxa" w:w="90"/>
-              <w:left w:type="dxa" w:w="120"/>
-              <w:bottom w:type="dxa" w:w="90"/>
-              <w:right w:type="dxa" w:w="120"/>
-            </w:tcMar>
-            <w:vAlign w:val="center"/>
-          </w:tcPr>
-          <w:p>
-            <w:pPr>
-              <w:spacing w:after="0" w:line="280"/>
-            </w:pPr>
-            <w:r>
-              <w:rPr>
-                <w:rFonts w:ascii="Be Vietnam Pro" w:cs="Be Vietnam Pro" w:eastAsia="Be Vietnam Pro" w:hAnsi="Be Vietnam Pro"/>
-                <w:color w:val="101814"/>
-                <w:sz w:val="20"/>
-                <w:szCs w:val="20"/>
-              </w:rPr>
-              <w:t xml:space="preserve">Hồ sơ chung — sản xuất phần mềm nội bộ</w:t>
+            <w:tcW w:type="dxa" w:w="6980"/>
+            <w:tcMar>
+              <w:top w:type="dxa" w:w="90"/>
+              <w:left w:type="dxa" w:w="120"/>
+              <w:bottom w:type="dxa" w:w="90"/>
+              <w:right w:type="dxa" w:w="120"/>
+            </w:tcMar>
+            <w:vAlign w:val="center"/>
+          </w:tcPr>
+          <w:p>
+            <w:pPr>
+              <w:spacing w:after="0" w:line="280"/>
+            </w:pPr>
+            <w:r>
+              <w:rPr>
+                <w:rFonts w:ascii="Be Vietnam Pro" w:cs="Be Vietnam Pro" w:eastAsia="Be Vietnam Pro" w:hAnsi="Be Vietnam Pro"/>
+                <w:color w:val="101814"/>
+                <w:sz w:val="20"/>
+                <w:szCs w:val="20"/>
+              </w:rPr>
+              <w:t xml:space="preserve">Hồ sơ chung — OPTIMAI thực hiện cho Bioscope</w:t>
             </w:r>
           </w:p>
         </w:tc>
@@ -309,7 +309,7 @@
         </w:trPr>
         <w:tc>
           <w:tcPr>
-            <w:tcW w:type="dxa" w:w="2649"/>
+            <w:tcW w:type="dxa" w:w="2380"/>
             <w:tcMar>
               <w:top w:type="dxa" w:w="90"/>
               <w:left w:type="dxa" w:w="120"/>
@@ -335,7 +335,7 @@
         </w:tc>
         <w:tc>
           <w:tcPr>
-            <w:tcW w:type="dxa" w:w="6711"/>
+            <w:tcW w:type="dxa" w:w="6980"/>
             <w:tcMar>
               <w:top w:type="dxa" w:w="90"/>
               <w:left w:type="dxa" w:w="120"/>
@@ -366,7 +366,7 @@
         </w:trPr>
         <w:tc>
           <w:tcPr>
-            <w:tcW w:type="dxa" w:w="2649"/>
+            <w:tcW w:type="dxa" w:w="2380"/>
             <w:tcMar>
               <w:top w:type="dxa" w:w="90"/>
               <w:left w:type="dxa" w:w="120"/>
@@ -392,7 +392,7 @@
         </w:tc>
         <w:tc>
           <w:tcPr>
-            <w:tcW w:type="dxa" w:w="6711"/>
+            <w:tcW w:type="dxa" w:w="6980"/>
             <w:tcMar>
               <w:top w:type="dxa" w:w="90"/>
               <w:left w:type="dxa" w:w="120"/>
@@ -423,7 +423,7 @@
         </w:trPr>
         <w:tc>
           <w:tcPr>
-            <w:tcW w:type="dxa" w:w="2649"/>
+            <w:tcW w:type="dxa" w:w="2380"/>
             <w:tcMar>
               <w:top w:type="dxa" w:w="90"/>
               <w:left w:type="dxa" w:w="120"/>
@@ -449,27 +449,27 @@
         </w:tc>
         <w:tc>
           <w:tcPr>
-            <w:tcW w:type="dxa" w:w="6711"/>
-            <w:tcMar>
-              <w:top w:type="dxa" w:w="90"/>
-              <w:left w:type="dxa" w:w="120"/>
-              <w:bottom w:type="dxa" w:w="90"/>
-              <w:right w:type="dxa" w:w="120"/>
-            </w:tcMar>
-            <w:vAlign w:val="center"/>
-          </w:tcPr>
-          <w:p>
-            <w:pPr>
-              <w:spacing w:after="0" w:line="280"/>
-            </w:pPr>
-            <w:r>
-              <w:rPr>
-                <w:rFonts w:ascii="Be Vietnam Pro" w:cs="Be Vietnam Pro" w:eastAsia="Be Vietnam Pro" w:hAnsi="Be Vietnam Pro"/>
-                <w:color w:val="101814"/>
-                <w:sz w:val="20"/>
-                <w:szCs w:val="20"/>
-              </w:rPr>
-              <w:t xml:space="preserve">1.2</w:t>
+            <w:tcW w:type="dxa" w:w="6980"/>
+            <w:tcMar>
+              <w:top w:type="dxa" w:w="90"/>
+              <w:left w:type="dxa" w:w="120"/>
+              <w:bottom w:type="dxa" w:w="90"/>
+              <w:right w:type="dxa" w:w="120"/>
+            </w:tcMar>
+            <w:vAlign w:val="center"/>
+          </w:tcPr>
+          <w:p>
+            <w:pPr>
+              <w:spacing w:after="0" w:line="280"/>
+            </w:pPr>
+            <w:r>
+              <w:rPr>
+                <w:rFonts w:ascii="Be Vietnam Pro" w:cs="Be Vietnam Pro" w:eastAsia="Be Vietnam Pro" w:hAnsi="Be Vietnam Pro"/>
+                <w:color w:val="101814"/>
+                <w:sz w:val="20"/>
+                <w:szCs w:val="20"/>
+              </w:rPr>
+              <w:t xml:space="preserve">2.0</w:t>
             </w:r>
           </w:p>
         </w:tc>
@@ -480,7 +480,7 @@
         </w:trPr>
         <w:tc>
           <w:tcPr>
-            <w:tcW w:type="dxa" w:w="2649"/>
+            <w:tcW w:type="dxa" w:w="2380"/>
             <w:tcMar>
               <w:top w:type="dxa" w:w="90"/>
               <w:left w:type="dxa" w:w="120"/>
@@ -506,27 +506,27 @@
         </w:tc>
         <w:tc>
           <w:tcPr>
-            <w:tcW w:type="dxa" w:w="6711"/>
-            <w:tcMar>
-              <w:top w:type="dxa" w:w="90"/>
-              <w:left w:type="dxa" w:w="120"/>
-              <w:bottom w:type="dxa" w:w="90"/>
-              <w:right w:type="dxa" w:w="120"/>
-            </w:tcMar>
-            <w:vAlign w:val="center"/>
-          </w:tcPr>
-          <w:p>
-            <w:pPr>
-              <w:spacing w:after="0" w:line="280"/>
-            </w:pPr>
-            <w:r>
-              <w:rPr>
-                <w:rFonts w:ascii="Be Vietnam Pro" w:cs="Be Vietnam Pro" w:eastAsia="Be Vietnam Pro" w:hAnsi="Be Vietnam Pro"/>
-                <w:color w:val="101814"/>
-                <w:sz w:val="20"/>
-                <w:szCs w:val="20"/>
-              </w:rPr>
-              <w:t xml:space="preserve">Bộ phận Kế toán — Công ty Bioscope</w:t>
+            <w:tcW w:type="dxa" w:w="6980"/>
+            <w:tcMar>
+              <w:top w:type="dxa" w:w="90"/>
+              <w:left w:type="dxa" w:w="120"/>
+              <w:bottom w:type="dxa" w:w="90"/>
+              <w:right w:type="dxa" w:w="120"/>
+            </w:tcMar>
+            <w:vAlign w:val="center"/>
+          </w:tcPr>
+          <w:p>
+            <w:pPr>
+              <w:spacing w:after="0" w:line="280"/>
+            </w:pPr>
+            <w:r>
+              <w:rPr>
+                <w:rFonts w:ascii="Be Vietnam Pro" w:cs="Be Vietnam Pro" w:eastAsia="Be Vietnam Pro" w:hAnsi="Be Vietnam Pro"/>
+                <w:color w:val="101814"/>
+                <w:sz w:val="20"/>
+                <w:szCs w:val="20"/>
+              </w:rPr>
+              <w:t xml:space="preserve">Bộ phận Kế toán — Công ty OPTIMAI</w:t>
             </w:r>
           </w:p>
         </w:tc>
@@ -537,7 +537,7 @@
         </w:trPr>
         <w:tc>
           <w:tcPr>
-            <w:tcW w:type="dxa" w:w="2649"/>
+            <w:tcW w:type="dxa" w:w="2380"/>
             <w:tcMar>
               <w:top w:type="dxa" w:w="90"/>
               <w:left w:type="dxa" w:w="120"/>
@@ -563,27 +563,27 @@
         </w:tc>
         <w:tc>
           <w:tcPr>
-            <w:tcW w:type="dxa" w:w="6711"/>
-            <w:tcMar>
-              <w:top w:type="dxa" w:w="90"/>
-              <w:left w:type="dxa" w:w="120"/>
-              <w:bottom w:type="dxa" w:w="90"/>
-              <w:right w:type="dxa" w:w="120"/>
-            </w:tcMar>
-            <w:vAlign w:val="center"/>
-          </w:tcPr>
-          <w:p>
-            <w:pPr>
-              <w:spacing w:after="0" w:line="280"/>
-            </w:pPr>
-            <w:r>
-              <w:rPr>
-                <w:rFonts w:ascii="Be Vietnam Pro" w:cs="Be Vietnam Pro" w:eastAsia="Be Vietnam Pro" w:hAnsi="Be Vietnam Pro"/>
-                <w:color w:val="101814"/>
-                <w:sz w:val="20"/>
-                <w:szCs w:val="20"/>
-              </w:rPr>
-              <w:t xml:space="preserve">Ban Giám đốc</w:t>
+            <w:tcW w:type="dxa" w:w="6980"/>
+            <w:tcMar>
+              <w:top w:type="dxa" w:w="90"/>
+              <w:left w:type="dxa" w:w="120"/>
+              <w:bottom w:type="dxa" w:w="90"/>
+              <w:right w:type="dxa" w:w="120"/>
+            </w:tcMar>
+            <w:vAlign w:val="center"/>
+          </w:tcPr>
+          <w:p>
+            <w:pPr>
+              <w:spacing w:after="0" w:line="280"/>
+            </w:pPr>
+            <w:r>
+              <w:rPr>
+                <w:rFonts w:ascii="Be Vietnam Pro" w:cs="Be Vietnam Pro" w:eastAsia="Be Vietnam Pro" w:hAnsi="Be Vietnam Pro"/>
+                <w:color w:val="101814"/>
+                <w:sz w:val="20"/>
+                <w:szCs w:val="20"/>
+              </w:rPr>
+              <w:t xml:space="preserve">Ban Giám đốc Công ty OPTIMAI</w:t>
             </w:r>
           </w:p>
         </w:tc>
@@ -625,9 +625,9 @@
         <w:tblLayout w:type="fixed"/>
       </w:tblPr>
       <w:tblGrid>
-        <w:gridCol w:w="1560"/>
-        <w:gridCol w:w="1733"/>
-        <w:gridCol w:w="6067"/>
+        <w:gridCol w:w="1066"/>
+        <w:gridCol w:w="1700"/>
+        <w:gridCol w:w="6594"/>
       </w:tblGrid>
       <w:tr>
         <w:trPr>
@@ -635,7 +635,7 @@
         </w:trPr>
         <w:tc>
           <w:tcPr>
-            <w:tcW w:type="dxa" w:w="1560"/>
+            <w:tcW w:type="dxa" w:w="1066"/>
             <w:shd w:fill="EEF6F1" w:color="auto" w:val="clear"/>
             <w:tcMar>
               <w:top w:type="dxa" w:w="90"/>
@@ -665,7 +665,7 @@
         </w:tc>
         <w:tc>
           <w:tcPr>
-            <w:tcW w:type="dxa" w:w="1733"/>
+            <w:tcW w:type="dxa" w:w="1700"/>
             <w:shd w:fill="EEF6F1" w:color="auto" w:val="clear"/>
             <w:tcMar>
               <w:top w:type="dxa" w:w="90"/>
@@ -695,7 +695,7 @@
         </w:tc>
         <w:tc>
           <w:tcPr>
-            <w:tcW w:type="dxa" w:w="6067"/>
+            <w:tcW w:type="dxa" w:w="6594"/>
             <w:shd w:fill="EEF6F1" w:color="auto" w:val="clear"/>
             <w:tcMar>
               <w:top w:type="dxa" w:w="90"/>
@@ -729,7 +729,7 @@
         </w:trPr>
         <w:tc>
           <w:tcPr>
-            <w:tcW w:type="dxa" w:w="1560"/>
+            <w:tcW w:type="dxa" w:w="1066"/>
             <w:tcMar>
               <w:top w:type="dxa" w:w="90"/>
               <w:left w:type="dxa" w:w="120"/>
@@ -756,7 +756,7 @@
         </w:tc>
         <w:tc>
           <w:tcPr>
-            <w:tcW w:type="dxa" w:w="1733"/>
+            <w:tcW w:type="dxa" w:w="1700"/>
             <w:tcMar>
               <w:top w:type="dxa" w:w="90"/>
               <w:left w:type="dxa" w:w="120"/>
@@ -783,7 +783,7 @@
         </w:tc>
         <w:tc>
           <w:tcPr>
-            <w:tcW w:type="dxa" w:w="6067"/>
+            <w:tcW w:type="dxa" w:w="6594"/>
             <w:tcMar>
               <w:top w:type="dxa" w:w="90"/>
               <w:left w:type="dxa" w:w="120"/>
@@ -814,7 +814,7 @@
         </w:trPr>
         <w:tc>
           <w:tcPr>
-            <w:tcW w:type="dxa" w:w="1560"/>
+            <w:tcW w:type="dxa" w:w="1066"/>
             <w:tcMar>
               <w:top w:type="dxa" w:w="90"/>
               <w:left w:type="dxa" w:w="120"/>
@@ -841,7 +841,7 @@
         </w:tc>
         <w:tc>
           <w:tcPr>
-            <w:tcW w:type="dxa" w:w="1733"/>
+            <w:tcW w:type="dxa" w:w="1700"/>
             <w:tcMar>
               <w:top w:type="dxa" w:w="90"/>
               <w:left w:type="dxa" w:w="120"/>
@@ -868,7 +868,7 @@
         </w:tc>
         <w:tc>
           <w:tcPr>
-            <w:tcW w:type="dxa" w:w="6067"/>
+            <w:tcW w:type="dxa" w:w="6594"/>
             <w:tcMar>
               <w:top w:type="dxa" w:w="90"/>
               <w:left w:type="dxa" w:w="120"/>
@@ -899,7 +899,7 @@
         </w:trPr>
         <w:tc>
           <w:tcPr>
-            <w:tcW w:type="dxa" w:w="1560"/>
+            <w:tcW w:type="dxa" w:w="1066"/>
             <w:tcMar>
               <w:top w:type="dxa" w:w="90"/>
               <w:left w:type="dxa" w:w="120"/>
@@ -926,7 +926,7 @@
         </w:tc>
         <w:tc>
           <w:tcPr>
-            <w:tcW w:type="dxa" w:w="1733"/>
+            <w:tcW w:type="dxa" w:w="1700"/>
             <w:tcMar>
               <w:top w:type="dxa" w:w="90"/>
               <w:left w:type="dxa" w:w="120"/>
@@ -953,7 +953,7 @@
         </w:tc>
         <w:tc>
           <w:tcPr>
-            <w:tcW w:type="dxa" w:w="6067"/>
+            <w:tcW w:type="dxa" w:w="6594"/>
             <w:tcMar>
               <w:top w:type="dxa" w:w="90"/>
               <w:left w:type="dxa" w:w="120"/>
@@ -974,6 +974,91 @@
                 <w:szCs w:val="20"/>
               </w:rPr>
               <w:t xml:space="preserve">Bổ sung dự án DA2</w:t>
+            </w:r>
+          </w:p>
+        </w:tc>
+      </w:tr>
+      <w:tr>
+        <w:trPr>
+          <w:tblHeader w:val="false"/>
+        </w:trPr>
+        <w:tc>
+          <w:tcPr>
+            <w:tcW w:type="dxa" w:w="1066"/>
+            <w:tcMar>
+              <w:top w:type="dxa" w:w="90"/>
+              <w:left w:type="dxa" w:w="120"/>
+              <w:bottom w:type="dxa" w:w="90"/>
+              <w:right w:type="dxa" w:w="120"/>
+            </w:tcMar>
+            <w:vAlign w:val="center"/>
+          </w:tcPr>
+          <w:p>
+            <w:pPr>
+              <w:spacing w:after="0" w:line="280"/>
+              <w:jc w:val="center"/>
+            </w:pPr>
+            <w:r>
+              <w:rPr>
+                <w:rFonts w:ascii="Be Vietnam Pro" w:cs="Be Vietnam Pro" w:eastAsia="Be Vietnam Pro" w:hAnsi="Be Vietnam Pro"/>
+                <w:color w:val="101814"/>
+                <w:sz w:val="20"/>
+                <w:szCs w:val="20"/>
+              </w:rPr>
+              <w:t xml:space="preserve">2.0</w:t>
+            </w:r>
+          </w:p>
+        </w:tc>
+        <w:tc>
+          <w:tcPr>
+            <w:tcW w:type="dxa" w:w="1700"/>
+            <w:tcMar>
+              <w:top w:type="dxa" w:w="90"/>
+              <w:left w:type="dxa" w:w="120"/>
+              <w:bottom w:type="dxa" w:w="90"/>
+              <w:right w:type="dxa" w:w="120"/>
+            </w:tcMar>
+            <w:vAlign w:val="center"/>
+          </w:tcPr>
+          <w:p>
+            <w:pPr>
+              <w:spacing w:after="0" w:line="280"/>
+              <w:jc w:val="center"/>
+            </w:pPr>
+            <w:r>
+              <w:rPr>
+                <w:rFonts w:ascii="Be Vietnam Pro" w:cs="Be Vietnam Pro" w:eastAsia="Be Vietnam Pro" w:hAnsi="Be Vietnam Pro"/>
+                <w:color w:val="101814"/>
+                <w:sz w:val="20"/>
+                <w:szCs w:val="20"/>
+              </w:rPr>
+              <w:t xml:space="preserve">03/09/2026</w:t>
+            </w:r>
+          </w:p>
+        </w:tc>
+        <w:tc>
+          <w:tcPr>
+            <w:tcW w:type="dxa" w:w="6594"/>
+            <w:tcMar>
+              <w:top w:type="dxa" w:w="90"/>
+              <w:left w:type="dxa" w:w="120"/>
+              <w:bottom w:type="dxa" w:w="90"/>
+              <w:right w:type="dxa" w:w="120"/>
+            </w:tcMar>
+            <w:vAlign w:val="center"/>
+          </w:tcPr>
+          <w:p>
+            <w:pPr>
+              <w:spacing w:after="0" w:line="280"/>
+            </w:pPr>
+            <w:r>
+              <w:rPr>
+                <w:rFonts w:ascii="Be Vietnam Pro" w:cs="Be Vietnam Pro" w:eastAsia="Be Vietnam Pro" w:hAnsi="Be Vietnam Pro"/>
+                <w:color w:val="101814"/>
+                <w:sz w:val="20"/>
+                <w:szCs w:val="20"/>
+              </w:rPr>
+              <w:t xml:space="preserve">Tách chi phí bên thực hiện (OPTIMAI) và ghi nhận bên thụ hưởng (Bioscope); bổ sung đối chiếu giá bán</w:t>
             </w:r>
           </w:p>
         </w:tc>
@@ -1023,8 +1108,108 @@
           <w:sz w:val="21"/>
           <w:szCs w:val="21"/>
         </w:rPr>
-        <w:t xml:space="preserve">Tài liệu chung — do bộ phận Kế toán lập, phối hợp với bộ phận Phát triển phần mềm.</w:t>
+        <w:t xml:space="preserve">Tài liệu chung — Kế toán OPTIMAI lập, phối hợp với đội phát triển.</w:t>
       </w:r>
+    </w:p>
+    <w:tbl>
+      <w:tblPr>
+        <w:tblW w:type="dxa" w:w="9360"/>
+        <w:tblBorders>
+          <w:top w:val="none" w:color="auto" w:sz="0"/>
+          <w:left w:val="single" w:color="008E4D" w:sz="18"/>
+          <w:bottom w:val="none" w:color="auto" w:sz="0"/>
+          <w:right w:val="none" w:color="auto" w:sz="0"/>
+          <w:insideH w:val="none" w:color="auto" w:sz="0"/>
+          <w:insideV w:val="none" w:color="auto" w:sz="0"/>
+        </w:tblBorders>
+        <w:tblLayout w:type="fixed"/>
+      </w:tblPr>
+      <w:tblGrid>
+        <w:gridCol w:w="9360"/>
+      </w:tblGrid>
+      <w:tr>
+        <w:tc>
+          <w:tcPr>
+            <w:tcW w:type="dxa" w:w="9360"/>
+            <w:shd w:fill="EEF6F1" w:color="auto" w:val="clear"/>
+            <w:tcMar>
+              <w:top w:type="dxa" w:w="150"/>
+              <w:left w:type="dxa" w:w="190"/>
+              <w:bottom w:type="dxa" w:w="150"/>
+              <w:right w:type="dxa" w:w="160"/>
+            </w:tcMar>
+          </w:tcPr>
+          <w:p>
+            <w:pPr>
+              <w:spacing w:after="0" w:line="290"/>
+            </w:pPr>
+            <w:r>
+              <w:rPr>
+                <w:rFonts w:ascii="Be Vietnam Pro" w:cs="Be Vietnam Pro" w:eastAsia="Be Vietnam Pro" w:hAnsi="Be Vietnam Pro"/>
+                <w:b/>
+                <w:bCs/>
+                <w:color w:val="101814"/>
+                <w:sz w:val="20"/>
+                <w:szCs w:val="20"/>
+              </w:rPr>
+              <w:t xml:space="preserve">Tài liệu liên quan:</w:t>
+            </w:r>
+            <w:r>
+              <w:rPr>
+                <w:rFonts w:ascii="Be Vietnam Pro" w:cs="Be Vietnam Pro" w:eastAsia="Be Vietnam Pro" w:hAnsi="Be Vietnam Pro"/>
+                <w:color w:val="101814"/>
+                <w:sz w:val="20"/>
+                <w:szCs w:val="20"/>
+              </w:rPr>
+              <w:t xml:space="preserve"> quan hệ hợp đồng, bàn giao và </w:t>
+            </w:r>
+            <w:r>
+              <w:rPr>
+                <w:rFonts w:ascii="Be Vietnam Pro" w:cs="Be Vietnam Pro" w:eastAsia="Be Vietnam Pro" w:hAnsi="Be Vietnam Pro"/>
+                <w:b/>
+                <w:bCs/>
+                <w:color w:val="101814"/>
+                <w:sz w:val="20"/>
+                <w:szCs w:val="20"/>
+              </w:rPr>
+              <w:t xml:space="preserve">giao dịch liên kết</w:t>
+            </w:r>
+            <w:r>
+              <w:rPr>
+                <w:rFonts w:ascii="Be Vietnam Pro" w:cs="Be Vietnam Pro" w:eastAsia="Be Vietnam Pro" w:hAnsi="Be Vietnam Pro"/>
+                <w:color w:val="101814"/>
+                <w:sz w:val="20"/>
+                <w:szCs w:val="20"/>
+              </w:rPr>
+              <w:t xml:space="preserve"> ở </w:t>
+            </w:r>
+            <w:r>
+              <w:rPr>
+                <w:rFonts w:ascii="Menlo" w:cs="Menlo" w:eastAsia="Menlo" w:hAnsi="Menlo"/>
+                <w:color w:val="101814"/>
+                <w:sz w:val="20"/>
+                <w:szCs w:val="20"/>
+                <w:shd w:fill="F1F5F3" w:color="auto" w:val="clear"/>
+              </w:rPr>
+              <w:t xml:space="preserve">00-7-hop-dong-ban-giao-va-quyen-so-huu.md</w:t>
+            </w:r>
+            <w:r>
+              <w:rPr>
+                <w:rFonts w:ascii="Be Vietnam Pro" w:cs="Be Vietnam Pro" w:eastAsia="Be Vietnam Pro" w:hAnsi="Be Vietnam Pro"/>
+                <w:color w:val="101814"/>
+                <w:sz w:val="20"/>
+                <w:szCs w:val="20"/>
+              </w:rPr>
+              <w:t xml:space="preserve">.</w:t>
+            </w:r>
+          </w:p>
+        </w:tc>
+      </w:tr>
+    </w:tbl>
+    <w:p>
+      <w:pPr>
+        <w:spacing w:after="160"/>
+      </w:pPr>
     </w:p>
     <w:p>
       <w:pPr>
@@ -1073,7 +1258,7 @@
           <w:sz w:val="21"/>
           <w:szCs w:val="21"/>
         </w:rPr>
-        <w:t xml:space="preserve">Hồ sơ kỹ thuật ở các tài liệu khác chứng minh </w:t>
+        <w:t xml:space="preserve">Tài liệu này ghi </w:t>
       </w:r>
       <w:r>
         <w:rPr>
@@ -1084,7 +1269,7 @@
           <w:sz w:val="21"/>
           <w:szCs w:val="21"/>
         </w:rPr>
-        <w:t xml:space="preserve">phần mềm được tạo ra như thế nào</w:t>
+        <w:t xml:space="preserve">chi phí OPTIMAI đã bỏ ra để tạo ra phần mềm</w:t>
       </w:r>
       <w:r>
         <w:rPr>
@@ -1093,27 +1278,413 @@
           <w:sz w:val="21"/>
           <w:szCs w:val="21"/>
         </w:rPr>
-        <w:t xml:space="preserve">. Tài liệu này chứng minh </w:t>
+        <w:t xml:space="preserve">, và là căn cứ đối chiếu với giá bán cho Bioscope.</w:t>
       </w:r>
+    </w:p>
+    <w:p>
+      <w:pPr>
+        <w:pStyle w:val="Heading2"/>
+        <w:spacing w:after="120" w:before="280"/>
+      </w:pPr>
       <w:r>
         <w:rPr>
           <w:rFonts w:ascii="Be Vietnam Pro" w:cs="Be Vietnam Pro" w:eastAsia="Be Vietnam Pro" w:hAnsi="Be Vietnam Pro"/>
           <w:b/>
           <w:bCs/>
-          <w:color w:val="101814"/>
-          <w:sz w:val="21"/>
-          <w:szCs w:val="21"/>
+          <w:color w:val="008E4D"/>
+          <w:sz w:val="24"/>
+          <w:szCs w:val="24"/>
         </w:rPr>
-        <w:t xml:space="preserve">công ty đã bỏ ra chi phí gì để tạo ra nó</w:t>
+        <w:t xml:space="preserve">1.1 Hai bên, hai nghĩa vụ khác nhau</w:t>
       </w:r>
+    </w:p>
+    <w:tbl>
+      <w:tblPr>
+        <w:tblW w:type="dxa" w:w="9360"/>
+        <w:tblBorders>
+          <w:top w:val="single" w:color="CFE3D8" w:sz="4"/>
+          <w:left w:val="single" w:color="CFE3D8" w:sz="4"/>
+          <w:bottom w:val="single" w:color="CFE3D8" w:sz="4"/>
+          <w:right w:val="single" w:color="CFE3D8" w:sz="4"/>
+          <w:insideH w:val="single" w:color="CFE3D8" w:sz="4"/>
+          <w:insideV w:val="single" w:color="CFE3D8" w:sz="4"/>
+        </w:tblBorders>
+        <w:tblLayout w:type="fixed"/>
+      </w:tblPr>
+      <w:tblGrid>
+        <w:gridCol w:w="1310"/>
+        <w:gridCol w:w="3744"/>
+        <w:gridCol w:w="4306"/>
+      </w:tblGrid>
+      <w:tr>
+        <w:trPr>
+          <w:tblHeader/>
+        </w:trPr>
+        <w:tc>
+          <w:tcPr>
+            <w:tcW w:type="dxa" w:w="1310"/>
+            <w:shd w:fill="EEF6F1" w:color="auto" w:val="clear"/>
+            <w:tcMar>
+              <w:top w:type="dxa" w:w="90"/>
+              <w:left w:type="dxa" w:w="120"/>
+              <w:bottom w:type="dxa" w:w="90"/>
+              <w:right w:type="dxa" w:w="120"/>
+            </w:tcMar>
+            <w:vAlign w:val="center"/>
+          </w:tcPr>
+          <w:p>
+            <w:pPr>
+              <w:spacing w:after="0" w:line="280"/>
+            </w:pPr>
+            <w:r>
+              <w:rPr>
+                <w:rFonts w:ascii="Be Vietnam Pro" w:cs="Be Vietnam Pro" w:eastAsia="Be Vietnam Pro" w:hAnsi="Be Vietnam Pro"/>
+                <w:sz w:val="21"/>
+                <w:szCs w:val="21"/>
+              </w:rPr>
+              <w:t xml:space="preserve"/>
+            </w:r>
+          </w:p>
+        </w:tc>
+        <w:tc>
+          <w:tcPr>
+            <w:tcW w:type="dxa" w:w="3744"/>
+            <w:shd w:fill="EEF6F1" w:color="auto" w:val="clear"/>
+            <w:tcMar>
+              <w:top w:type="dxa" w:w="90"/>
+              <w:left w:type="dxa" w:w="120"/>
+              <w:bottom w:type="dxa" w:w="90"/>
+              <w:right w:type="dxa" w:w="120"/>
+            </w:tcMar>
+            <w:vAlign w:val="center"/>
+          </w:tcPr>
+          <w:p>
+            <w:pPr>
+              <w:spacing w:after="0" w:line="280"/>
+            </w:pPr>
+            <w:r>
+              <w:rPr>
+                <w:rFonts w:ascii="Be Vietnam Pro" w:cs="Be Vietnam Pro" w:eastAsia="Be Vietnam Pro" w:hAnsi="Be Vietnam Pro"/>
+                <w:b/>
+                <w:bCs/>
+                <w:color w:val="036F3D"/>
+                <w:sz w:val="20"/>
+                <w:szCs w:val="20"/>
+              </w:rPr>
+              <w:t xml:space="preserve">OPTIMAI — bên thực hiện</w:t>
+            </w:r>
+          </w:p>
+        </w:tc>
+        <w:tc>
+          <w:tcPr>
+            <w:tcW w:type="dxa" w:w="4306"/>
+            <w:shd w:fill="EEF6F1" w:color="auto" w:val="clear"/>
+            <w:tcMar>
+              <w:top w:type="dxa" w:w="90"/>
+              <w:left w:type="dxa" w:w="120"/>
+              <w:bottom w:type="dxa" w:w="90"/>
+              <w:right w:type="dxa" w:w="120"/>
+            </w:tcMar>
+            <w:vAlign w:val="center"/>
+          </w:tcPr>
+          <w:p>
+            <w:pPr>
+              <w:spacing w:after="0" w:line="280"/>
+            </w:pPr>
+            <w:r>
+              <w:rPr>
+                <w:rFonts w:ascii="Be Vietnam Pro" w:cs="Be Vietnam Pro" w:eastAsia="Be Vietnam Pro" w:hAnsi="Be Vietnam Pro"/>
+                <w:b/>
+                <w:bCs/>
+                <w:color w:val="036F3D"/>
+                <w:sz w:val="20"/>
+                <w:szCs w:val="20"/>
+              </w:rPr>
+              <w:t xml:space="preserve">Bioscope — bên thụ hưởng</w:t>
+            </w:r>
+          </w:p>
+        </w:tc>
+      </w:tr>
+      <w:tr>
+        <w:trPr>
+          <w:tblHeader w:val="false"/>
+        </w:trPr>
+        <w:tc>
+          <w:tcPr>
+            <w:tcW w:type="dxa" w:w="1310"/>
+            <w:tcMar>
+              <w:top w:type="dxa" w:w="90"/>
+              <w:left w:type="dxa" w:w="120"/>
+              <w:bottom w:type="dxa" w:w="90"/>
+              <w:right w:type="dxa" w:w="120"/>
+            </w:tcMar>
+            <w:vAlign w:val="center"/>
+          </w:tcPr>
+          <w:p>
+            <w:pPr>
+              <w:spacing w:after="0" w:line="280"/>
+            </w:pPr>
+            <w:r>
+              <w:rPr>
+                <w:rFonts w:ascii="Be Vietnam Pro" w:cs="Be Vietnam Pro" w:eastAsia="Be Vietnam Pro" w:hAnsi="Be Vietnam Pro"/>
+                <w:color w:val="101814"/>
+                <w:sz w:val="20"/>
+                <w:szCs w:val="20"/>
+              </w:rPr>
+              <w:t xml:space="preserve">Ghi nhận</w:t>
+            </w:r>
+          </w:p>
+        </w:tc>
+        <w:tc>
+          <w:tcPr>
+            <w:tcW w:type="dxa" w:w="3744"/>
+            <w:tcMar>
+              <w:top w:type="dxa" w:w="90"/>
+              <w:left w:type="dxa" w:w="120"/>
+              <w:bottom w:type="dxa" w:w="90"/>
+              <w:right w:type="dxa" w:w="120"/>
+            </w:tcMar>
+            <w:vAlign w:val="center"/>
+          </w:tcPr>
+          <w:p>
+            <w:pPr>
+              <w:spacing w:after="0" w:line="280"/>
+            </w:pPr>
+            <w:r>
+              <w:rPr>
+                <w:rFonts w:ascii="Be Vietnam Pro" w:cs="Be Vietnam Pro" w:eastAsia="Be Vietnam Pro" w:hAnsi="Be Vietnam Pro"/>
+                <w:color w:val="101814"/>
+                <w:sz w:val="20"/>
+                <w:szCs w:val="20"/>
+              </w:rPr>
+              <w:t xml:space="preserve">Chi phí sản xuất phần mềm, doanh thu bán</w:t>
+            </w:r>
+          </w:p>
+        </w:tc>
+        <w:tc>
+          <w:tcPr>
+            <w:tcW w:type="dxa" w:w="4306"/>
+            <w:tcMar>
+              <w:top w:type="dxa" w:w="90"/>
+              <w:left w:type="dxa" w:w="120"/>
+              <w:bottom w:type="dxa" w:w="90"/>
+              <w:right w:type="dxa" w:w="120"/>
+            </w:tcMar>
+            <w:vAlign w:val="center"/>
+          </w:tcPr>
+          <w:p>
+            <w:pPr>
+              <w:spacing w:after="0" w:line="280"/>
+            </w:pPr>
+            <w:r>
+              <w:rPr>
+                <w:rFonts w:ascii="Be Vietnam Pro" w:cs="Be Vietnam Pro" w:eastAsia="Be Vietnam Pro" w:hAnsi="Be Vietnam Pro"/>
+                <w:color w:val="101814"/>
+                <w:sz w:val="20"/>
+                <w:szCs w:val="20"/>
+              </w:rPr>
+              <w:t xml:space="preserve">Giá mua phần mềm</w:t>
+            </w:r>
+          </w:p>
+        </w:tc>
+      </w:tr>
+      <w:tr>
+        <w:trPr>
+          <w:tblHeader w:val="false"/>
+        </w:trPr>
+        <w:tc>
+          <w:tcPr>
+            <w:tcW w:type="dxa" w:w="1310"/>
+            <w:tcMar>
+              <w:top w:type="dxa" w:w="90"/>
+              <w:left w:type="dxa" w:w="120"/>
+              <w:bottom w:type="dxa" w:w="90"/>
+              <w:right w:type="dxa" w:w="120"/>
+            </w:tcMar>
+            <w:vAlign w:val="center"/>
+          </w:tcPr>
+          <w:p>
+            <w:pPr>
+              <w:spacing w:after="0" w:line="280"/>
+            </w:pPr>
+            <w:r>
+              <w:rPr>
+                <w:rFonts w:ascii="Be Vietnam Pro" w:cs="Be Vietnam Pro" w:eastAsia="Be Vietnam Pro" w:hAnsi="Be Vietnam Pro"/>
+                <w:color w:val="101814"/>
+                <w:sz w:val="20"/>
+                <w:szCs w:val="20"/>
+              </w:rPr>
+              <w:t xml:space="preserve">Cần chứng minh</w:t>
+            </w:r>
+          </w:p>
+        </w:tc>
+        <w:tc>
+          <w:tcPr>
+            <w:tcW w:type="dxa" w:w="3744"/>
+            <w:tcMar>
+              <w:top w:type="dxa" w:w="90"/>
+              <w:left w:type="dxa" w:w="120"/>
+              <w:bottom w:type="dxa" w:w="90"/>
+              <w:right w:type="dxa" w:w="120"/>
+            </w:tcMar>
+            <w:vAlign w:val="center"/>
+          </w:tcPr>
+          <w:p>
+            <w:pPr>
+              <w:spacing w:after="0" w:line="280"/>
+            </w:pPr>
+            <w:r>
+              <w:rPr>
+                <w:rFonts w:ascii="Be Vietnam Pro" w:cs="Be Vietnam Pro" w:eastAsia="Be Vietnam Pro" w:hAnsi="Be Vietnam Pro"/>
+                <w:color w:val="101814"/>
+                <w:sz w:val="20"/>
+                <w:szCs w:val="20"/>
+              </w:rPr>
+              <w:t xml:space="preserve">Chi phí là có thật và phục vụ đúng dự án</w:t>
+            </w:r>
+          </w:p>
+        </w:tc>
+        <w:tc>
+          <w:tcPr>
+            <w:tcW w:type="dxa" w:w="4306"/>
+            <w:tcMar>
+              <w:top w:type="dxa" w:w="90"/>
+              <w:left w:type="dxa" w:w="120"/>
+              <w:bottom w:type="dxa" w:w="90"/>
+              <w:right w:type="dxa" w:w="120"/>
+            </w:tcMar>
+            <w:vAlign w:val="center"/>
+          </w:tcPr>
+          <w:p>
+            <w:pPr>
+              <w:spacing w:after="0" w:line="280"/>
+            </w:pPr>
+            <w:r>
+              <w:rPr>
+                <w:rFonts w:ascii="Be Vietnam Pro" w:cs="Be Vietnam Pro" w:eastAsia="Be Vietnam Pro" w:hAnsi="Be Vietnam Pro"/>
+                <w:color w:val="101814"/>
+                <w:sz w:val="20"/>
+                <w:szCs w:val="20"/>
+              </w:rPr>
+              <w:t xml:space="preserve">Khoản chi tương ứng sản phẩm có thật đã nhận</w:t>
+            </w:r>
+          </w:p>
+        </w:tc>
+      </w:tr>
+      <w:tr>
+        <w:trPr>
+          <w:tblHeader w:val="false"/>
+        </w:trPr>
+        <w:tc>
+          <w:tcPr>
+            <w:tcW w:type="dxa" w:w="1310"/>
+            <w:tcMar>
+              <w:top w:type="dxa" w:w="90"/>
+              <w:left w:type="dxa" w:w="120"/>
+              <w:bottom w:type="dxa" w:w="90"/>
+              <w:right w:type="dxa" w:w="120"/>
+            </w:tcMar>
+            <w:vAlign w:val="center"/>
+          </w:tcPr>
+          <w:p>
+            <w:pPr>
+              <w:spacing w:after="0" w:line="280"/>
+            </w:pPr>
+            <w:r>
+              <w:rPr>
+                <w:rFonts w:ascii="Be Vietnam Pro" w:cs="Be Vietnam Pro" w:eastAsia="Be Vietnam Pro" w:hAnsi="Be Vietnam Pro"/>
+                <w:color w:val="101814"/>
+                <w:sz w:val="20"/>
+                <w:szCs w:val="20"/>
+              </w:rPr>
+              <w:t xml:space="preserve">Tài liệu chính</w:t>
+            </w:r>
+          </w:p>
+        </w:tc>
+        <w:tc>
+          <w:tcPr>
+            <w:tcW w:type="dxa" w:w="3744"/>
+            <w:tcMar>
+              <w:top w:type="dxa" w:w="90"/>
+              <w:left w:type="dxa" w:w="120"/>
+              <w:bottom w:type="dxa" w:w="90"/>
+              <w:right w:type="dxa" w:w="120"/>
+            </w:tcMar>
+            <w:vAlign w:val="center"/>
+          </w:tcPr>
+          <w:p>
+            <w:pPr>
+              <w:spacing w:after="0" w:line="280"/>
+            </w:pPr>
+            <w:r>
+              <w:rPr>
+                <w:rFonts w:ascii="Be Vietnam Pro" w:cs="Be Vietnam Pro" w:eastAsia="Be Vietnam Pro" w:hAnsi="Be Vietnam Pro"/>
+                <w:color w:val="101814"/>
+                <w:sz w:val="20"/>
+                <w:szCs w:val="20"/>
+              </w:rPr>
+              <w:t xml:space="preserve">Tài liệu này, mục 3–7</w:t>
+            </w:r>
+          </w:p>
+        </w:tc>
+        <w:tc>
+          <w:tcPr>
+            <w:tcW w:type="dxa" w:w="4306"/>
+            <w:tcMar>
+              <w:top w:type="dxa" w:w="90"/>
+              <w:left w:type="dxa" w:w="120"/>
+              <w:bottom w:type="dxa" w:w="90"/>
+              <w:right w:type="dxa" w:w="120"/>
+            </w:tcMar>
+            <w:vAlign w:val="center"/>
+          </w:tcPr>
+          <w:p>
+            <w:pPr>
+              <w:spacing w:after="0" w:line="280"/>
+            </w:pPr>
+            <w:r>
+              <w:rPr>
+                <w:rFonts w:ascii="Be Vietnam Pro" w:cs="Be Vietnam Pro" w:eastAsia="Be Vietnam Pro" w:hAnsi="Be Vietnam Pro"/>
+                <w:color w:val="101814"/>
+                <w:sz w:val="20"/>
+                <w:szCs w:val="20"/>
+              </w:rPr>
+              <w:t xml:space="preserve">Hợp đồng, nghiệm thu, bàn giao, hoá đơn — </w:t>
+            </w:r>
+            <w:r>
+              <w:rPr>
+                <w:rFonts w:ascii="Menlo" w:cs="Menlo" w:eastAsia="Menlo" w:hAnsi="Menlo"/>
+                <w:color w:val="036F3D"/>
+                <w:sz w:val="20"/>
+                <w:szCs w:val="20"/>
+                <w:shd w:fill="F1F5F3" w:color="auto" w:val="clear"/>
+              </w:rPr>
+              <w:t xml:space="preserve">00-7</w:t>
+            </w:r>
+          </w:p>
+        </w:tc>
+      </w:tr>
+    </w:tbl>
+    <w:p>
+      <w:pPr>
+        <w:spacing w:after="180"/>
+      </w:pPr>
+    </w:p>
+    <w:p>
+      <w:pPr>
+        <w:pStyle w:val="Heading2"/>
+        <w:spacing w:after="120" w:before="280"/>
+      </w:pPr>
       <w:r>
         <w:rPr>
           <w:rFonts w:ascii="Be Vietnam Pro" w:cs="Be Vietnam Pro" w:eastAsia="Be Vietnam Pro" w:hAnsi="Be Vietnam Pro"/>
-          <w:color w:val="101814"/>
-          <w:sz w:val="21"/>
-          <w:szCs w:val="21"/>
+          <w:b/>
+          <w:bCs/>
+          <w:color w:val="008E4D"/>
+          <w:sz w:val="24"/>
+          <w:szCs w:val="24"/>
         </w:rPr>
-        <w:t xml:space="preserve">.</w:t>
+        <w:t xml:space="preserve">1.2 Vì sao chi phí bên bán lại quan trọng với cả hai bên</w:t>
       </w:r>
     </w:p>
     <w:p>
@@ -1127,7 +1698,7 @@
           <w:sz w:val="21"/>
           <w:szCs w:val="21"/>
         </w:rPr>
-        <w:t xml:space="preserve">Hai loại bằng chứng này bổ sung cho nhau và </w:t>
+        <w:t xml:space="preserve">Đây là </w:t>
       </w:r>
       <w:r>
         <w:rPr>
@@ -1138,7 +1709,7 @@
           <w:sz w:val="21"/>
           <w:szCs w:val="21"/>
         </w:rPr>
-        <w:t xml:space="preserve">thiếu một loại thì loại kia mất phần lớn giá trị</w:t>
+        <w:t xml:space="preserve">giao dịch liên kết</w:t>
       </w:r>
       <w:r>
         <w:rPr>
@@ -1147,7 +1718,68 @@
           <w:sz w:val="21"/>
           <w:szCs w:val="21"/>
         </w:rPr>
-        <w:t xml:space="preserve">:</w:t>
+        <w:t xml:space="preserve"> — hai công ty có quan hệ với nhau. Cơ quan thuế sẽ đặt câu hỏi: </w:t>
+      </w:r>
+      <w:r>
+        <w:rPr>
+          <w:rFonts w:ascii="Be Vietnam Pro" w:cs="Be Vietnam Pro" w:eastAsia="Be Vietnam Pro" w:hAnsi="Be Vietnam Pro"/>
+          <w:i/>
+          <w:iCs/>
+          <w:color w:val="101814"/>
+          <w:sz w:val="21"/>
+          <w:szCs w:val="21"/>
+        </w:rPr>
+        <w:t xml:space="preserve">giá bán có tương xứng với chi phí và với mặt bằng thị trường không?</w:t>
+      </w:r>
+    </w:p>
+    <w:p>
+      <w:pPr>
+        <w:spacing w:after="130" w:line="300"/>
+      </w:pPr>
+      <w:r>
+        <w:rPr>
+          <w:rFonts w:ascii="Be Vietnam Pro" w:cs="Be Vietnam Pro" w:eastAsia="Be Vietnam Pro" w:hAnsi="Be Vietnam Pro"/>
+          <w:color w:val="101814"/>
+          <w:sz w:val="21"/>
+          <w:szCs w:val="21"/>
+        </w:rPr>
+        <w:t xml:space="preserve">Bảng chi phí ở tài liệu này là một trong ba căn cứ trả lời câu hỏi đó. Hai căn cứ còn lại — khối lượng công việc đo được và so sánh giá thị trường — nằm ở </w:t>
+      </w:r>
+      <w:r>
+        <w:rPr>
+          <w:rFonts w:ascii="Menlo" w:cs="Menlo" w:eastAsia="Menlo" w:hAnsi="Menlo"/>
+          <w:color w:val="036F3D"/>
+          <w:sz w:val="19"/>
+          <w:szCs w:val="19"/>
+          <w:shd w:fill="F1F5F3" w:color="auto" w:val="clear"/>
+        </w:rPr>
+        <w:t xml:space="preserve">00-7</w:t>
+      </w:r>
+      <w:r>
+        <w:rPr>
+          <w:rFonts w:ascii="Be Vietnam Pro" w:cs="Be Vietnam Pro" w:eastAsia="Be Vietnam Pro" w:hAnsi="Be Vietnam Pro"/>
+          <w:color w:val="101814"/>
+          <w:sz w:val="21"/>
+          <w:szCs w:val="21"/>
+        </w:rPr>
+        <w:t xml:space="preserve"> mục 5.4.</w:t>
+      </w:r>
+    </w:p>
+    <w:p>
+      <w:pPr>
+        <w:pStyle w:val="Heading2"/>
+        <w:spacing w:after="120" w:before="280"/>
+      </w:pPr>
+      <w:r>
+        <w:rPr>
+          <w:rFonts w:ascii="Be Vietnam Pro" w:cs="Be Vietnam Pro" w:eastAsia="Be Vietnam Pro" w:hAnsi="Be Vietnam Pro"/>
+          <w:b/>
+          <w:bCs/>
+          <w:color w:val="008E4D"/>
+          <w:sz w:val="24"/>
+          <w:szCs w:val="24"/>
+        </w:rPr>
+        <w:t xml:space="preserve">1.3 Hồ sơ kỹ thuật và hồ sơ chi phí bổ sung cho nhau</w:t>
       </w:r>
     </w:p>
     <w:tbl>
@@ -1256,7 +1888,7 @@
                 <w:sz w:val="20"/>
                 <w:szCs w:val="20"/>
               </w:rPr>
-              <w:t xml:space="preserve">Chứng minh có người viết phần mềm, nhưng không chứng minh công ty trả tiền cho việc đó</w:t>
+              <w:t xml:space="preserve">Chứng minh phần mềm có thật, nhưng không chứng minh OPTIMAI đã bỏ chi phí tạo ra nó</w:t>
             </w:r>
           </w:p>
         </w:tc>
@@ -1282,7 +1914,7 @@
                 <w:sz w:val="20"/>
                 <w:szCs w:val="20"/>
               </w:rPr>
-              <w:t xml:space="preserve">Chứng minh có chi tiền, nhưng không chứng minh tiền đó tạo ra phần mềm này</w:t>
+              <w:t xml:space="preserve">Chứng minh có chi tiền, nhưng không chứng minh tiền đó tạo ra chính phần mềm này</w:t>
             </w:r>
           </w:p>
         </w:tc>
@@ -1304,7 +1936,7 @@
           <w:sz w:val="21"/>
           <w:szCs w:val="21"/>
         </w:rPr>
-        <w:t xml:space="preserve">Ghép hai lại mới thành một bộ hồ sơ đứng vững.</w:t>
+        <w:t xml:space="preserve">Ghép hai lại mới thành bộ hồ sơ đứng vững.</w:t>
       </w:r>
     </w:p>
     <w:p>
@@ -1371,9 +2003,9 @@
         <w:tblLayout w:type="fixed"/>
       </w:tblPr>
       <w:tblGrid>
-        <w:gridCol w:w="1463"/>
-        <w:gridCol w:w="4094"/>
-        <w:gridCol w:w="3803"/>
+        <w:gridCol w:w="1418"/>
+        <w:gridCol w:w="4255"/>
+        <w:gridCol w:w="3687"/>
       </w:tblGrid>
       <w:tr>
         <w:trPr>
@@ -1381,7 +2013,7 @@
         </w:trPr>
         <w:tc>
           <w:tcPr>
-            <w:tcW w:type="dxa" w:w="1463"/>
+            <w:tcW w:type="dxa" w:w="1418"/>
             <w:shd w:fill="EEF6F1" w:color="auto" w:val="clear"/>
             <w:tcMar>
               <w:top w:type="dxa" w:w="90"/>
@@ -1410,7 +2042,7 @@
         </w:tc>
         <w:tc>
           <w:tcPr>
-            <w:tcW w:type="dxa" w:w="4094"/>
+            <w:tcW w:type="dxa" w:w="4255"/>
             <w:shd w:fill="EEF6F1" w:color="auto" w:val="clear"/>
             <w:tcMar>
               <w:top w:type="dxa" w:w="90"/>
@@ -1439,7 +2071,7 @@
         </w:tc>
         <w:tc>
           <w:tcPr>
-            <w:tcW w:type="dxa" w:w="3803"/>
+            <w:tcW w:type="dxa" w:w="3687"/>
             <w:shd w:fill="EEF6F1" w:color="auto" w:val="clear"/>
             <w:tcMar>
               <w:top w:type="dxa" w:w="90"/>
@@ -1473,7 +2105,7 @@
         </w:trPr>
         <w:tc>
           <w:tcPr>
-            <w:tcW w:type="dxa" w:w="1463"/>
+            <w:tcW w:type="dxa" w:w="1418"/>
             <w:tcMar>
               <w:top w:type="dxa" w:w="90"/>
               <w:left w:type="dxa" w:w="120"/>
@@ -1501,33 +2133,53 @@
         </w:tc>
         <w:tc>
           <w:tcPr>
-            <w:tcW w:type="dxa" w:w="4094"/>
-            <w:tcMar>
-              <w:top w:type="dxa" w:w="90"/>
-              <w:left w:type="dxa" w:w="120"/>
-              <w:bottom w:type="dxa" w:w="90"/>
-              <w:right w:type="dxa" w:w="120"/>
-            </w:tcMar>
-            <w:vAlign w:val="center"/>
-          </w:tcPr>
-          <w:p>
-            <w:pPr>
-              <w:spacing w:after="0" w:line="280"/>
-            </w:pPr>
-            <w:r>
-              <w:rPr>
-                <w:rFonts w:ascii="Be Vietnam Pro" w:cs="Be Vietnam Pro" w:eastAsia="Be Vietnam Pro" w:hAnsi="Be Vietnam Pro"/>
-                <w:color w:val="101814"/>
-                <w:sz w:val="20"/>
-                <w:szCs w:val="20"/>
-              </w:rPr>
-              <w:t xml:space="preserve">Lương, thưởng, bảo hiểm của người tham gia phát triển</w:t>
-            </w:r>
-          </w:p>
-        </w:tc>
-        <w:tc>
-          <w:tcPr>
-            <w:tcW w:type="dxa" w:w="3803"/>
+            <w:tcW w:type="dxa" w:w="4255"/>
+            <w:tcMar>
+              <w:top w:type="dxa" w:w="90"/>
+              <w:left w:type="dxa" w:w="120"/>
+              <w:bottom w:type="dxa" w:w="90"/>
+              <w:right w:type="dxa" w:w="120"/>
+            </w:tcMar>
+            <w:vAlign w:val="center"/>
+          </w:tcPr>
+          <w:p>
+            <w:pPr>
+              <w:spacing w:after="0" w:line="280"/>
+            </w:pPr>
+            <w:r>
+              <w:rPr>
+                <w:rFonts w:ascii="Be Vietnam Pro" w:cs="Be Vietnam Pro" w:eastAsia="Be Vietnam Pro" w:hAnsi="Be Vietnam Pro"/>
+                <w:color w:val="101814"/>
+                <w:sz w:val="20"/>
+                <w:szCs w:val="20"/>
+              </w:rPr>
+              <w:t xml:space="preserve">Lương, thưởng, bảo hiểm của </w:t>
+            </w:r>
+            <w:r>
+              <w:rPr>
+                <w:rFonts w:ascii="Be Vietnam Pro" w:cs="Be Vietnam Pro" w:eastAsia="Be Vietnam Pro" w:hAnsi="Be Vietnam Pro"/>
+                <w:b/>
+                <w:bCs/>
+                <w:color w:val="101814"/>
+                <w:sz w:val="20"/>
+                <w:szCs w:val="20"/>
+              </w:rPr>
+              <w:t xml:space="preserve">bốn nhân sự OPTIMAI</w:t>
+            </w:r>
+            <w:r>
+              <w:rPr>
+                <w:rFonts w:ascii="Be Vietnam Pro" w:cs="Be Vietnam Pro" w:eastAsia="Be Vietnam Pro" w:hAnsi="Be Vietnam Pro"/>
+                <w:color w:val="101814"/>
+                <w:sz w:val="20"/>
+                <w:szCs w:val="20"/>
+              </w:rPr>
+              <w:t xml:space="preserve"> tham gia phát triển</w:t>
+            </w:r>
+          </w:p>
+        </w:tc>
+        <w:tc>
+          <w:tcPr>
+            <w:tcW w:type="dxa" w:w="3687"/>
             <w:tcMar>
               <w:top w:type="dxa" w:w="90"/>
               <w:left w:type="dxa" w:w="120"/>
@@ -1558,7 +2210,7 @@
         </w:trPr>
         <w:tc>
           <w:tcPr>
-            <w:tcW w:type="dxa" w:w="1463"/>
+            <w:tcW w:type="dxa" w:w="1418"/>
             <w:tcMar>
               <w:top w:type="dxa" w:w="90"/>
               <w:left w:type="dxa" w:w="120"/>
@@ -1586,7 +2238,7 @@
         </w:tc>
         <w:tc>
           <w:tcPr>
-            <w:tcW w:type="dxa" w:w="4094"/>
+            <w:tcW w:type="dxa" w:w="4255"/>
             <w:tcMar>
               <w:top w:type="dxa" w:w="90"/>
               <w:left w:type="dxa" w:w="120"/>
@@ -1612,7 +2264,7 @@
         </w:tc>
         <w:tc>
           <w:tcPr>
-            <w:tcW w:type="dxa" w:w="3803"/>
+            <w:tcW w:type="dxa" w:w="3687"/>
             <w:tcMar>
               <w:top w:type="dxa" w:w="90"/>
               <w:left w:type="dxa" w:w="120"/>
@@ -1643,7 +2295,7 @@
         </w:trPr>
         <w:tc>
           <w:tcPr>
-            <w:tcW w:type="dxa" w:w="1463"/>
+            <w:tcW w:type="dxa" w:w="1418"/>
             <w:tcMar>
               <w:top w:type="dxa" w:w="90"/>
               <w:left w:type="dxa" w:w="120"/>
@@ -1671,7 +2323,7 @@
         </w:tc>
         <w:tc>
           <w:tcPr>
-            <w:tcW w:type="dxa" w:w="4094"/>
+            <w:tcW w:type="dxa" w:w="4255"/>
             <w:tcMar>
               <w:top w:type="dxa" w:w="90"/>
               <w:left w:type="dxa" w:w="120"/>
@@ -1697,7 +2349,7 @@
         </w:tc>
         <w:tc>
           <w:tcPr>
-            <w:tcW w:type="dxa" w:w="3803"/>
+            <w:tcW w:type="dxa" w:w="3687"/>
             <w:tcMar>
               <w:top w:type="dxa" w:w="90"/>
               <w:left w:type="dxa" w:w="120"/>
@@ -1728,7 +2380,7 @@
         </w:trPr>
         <w:tc>
           <w:tcPr>
-            <w:tcW w:type="dxa" w:w="1463"/>
+            <w:tcW w:type="dxa" w:w="1418"/>
             <w:tcMar>
               <w:top w:type="dxa" w:w="90"/>
               <w:left w:type="dxa" w:w="120"/>
@@ -1756,7 +2408,7 @@
         </w:tc>
         <w:tc>
           <w:tcPr>
-            <w:tcW w:type="dxa" w:w="4094"/>
+            <w:tcW w:type="dxa" w:w="4255"/>
             <w:tcMar>
               <w:top w:type="dxa" w:w="90"/>
               <w:left w:type="dxa" w:w="120"/>
@@ -1782,7 +2434,7 @@
         </w:tc>
         <w:tc>
           <w:tcPr>
-            <w:tcW w:type="dxa" w:w="3803"/>
+            <w:tcW w:type="dxa" w:w="3687"/>
             <w:tcMar>
               <w:top w:type="dxa" w:w="90"/>
               <w:left w:type="dxa" w:w="120"/>
@@ -1824,7 +2476,7 @@
           <w:sz w:val="21"/>
           <w:szCs w:val="21"/>
         </w:rPr>
-        <w:t xml:space="preserve">Nhóm A thường chiếm phần lớn và cũng là nhóm quan trọng nhất về mặt chứng minh </w:t>
+        <w:t xml:space="preserve">Nhóm A chiếm phần lớn và là nhóm quan trọng nhất về mặt chứng minh </w:t>
       </w:r>
       <w:r>
         <w:rPr>
@@ -1835,7 +2487,7 @@
           <w:sz w:val="21"/>
           <w:szCs w:val="21"/>
         </w:rPr>
-        <w:t xml:space="preserve">tự phát triển</w:t>
+        <w:t xml:space="preserve">OPTIMAI thực sự sản xuất</w:t>
       </w:r>
       <w:r>
         <w:rPr>
@@ -1844,7 +2496,7 @@
           <w:sz w:val="21"/>
           <w:szCs w:val="21"/>
         </w:rPr>
-        <w:t xml:space="preserve"> — nó gắn trực tiếp với nhân sự của công ty.</w:t>
+        <w:t xml:space="preserve"> — nó gắn trực tiếp với bốn nhân sự có hợp đồng lao động tại OPTIMAI.</w:t>
       </w:r>
     </w:p>
     <w:p>
@@ -2448,6 +3100,39 @@
         <w:t xml:space="preserve">(Bộ phận Kế toán điền, đối chiếu với bảng lương)</w:t>
       </w:r>
     </w:p>
+    <w:p>
+      <w:pPr>
+        <w:spacing w:after="130" w:line="300"/>
+      </w:pPr>
+      <w:r>
+        <w:rPr>
+          <w:rFonts w:ascii="Be Vietnam Pro" w:cs="Be Vietnam Pro" w:eastAsia="Be Vietnam Pro" w:hAnsi="Be Vietnam Pro"/>
+          <w:color w:val="101814"/>
+          <w:sz w:val="21"/>
+          <w:szCs w:val="21"/>
+        </w:rPr>
+        <w:t xml:space="preserve">Bốn nhân sự tham gia — vai trò và công đoạn phụ trách ở </w:t>
+      </w:r>
+      <w:r>
+        <w:rPr>
+          <w:rFonts w:ascii="Menlo" w:cs="Menlo" w:eastAsia="Menlo" w:hAnsi="Menlo"/>
+          <w:color w:val="036F3D"/>
+          <w:sz w:val="19"/>
+          <w:szCs w:val="19"/>
+          <w:shd w:fill="F1F5F3" w:color="auto" w:val="clear"/>
+        </w:rPr>
+        <w:t xml:space="preserve">00-1</w:t>
+      </w:r>
+      <w:r>
+        <w:rPr>
+          <w:rFonts w:ascii="Be Vietnam Pro" w:cs="Be Vietnam Pro" w:eastAsia="Be Vietnam Pro" w:hAnsi="Be Vietnam Pro"/>
+          <w:color w:val="101814"/>
+          <w:sz w:val="21"/>
+          <w:szCs w:val="21"/>
+        </w:rPr>
+        <w:t xml:space="preserve"> mục 3.1:</w:t>
+      </w:r>
+    </w:p>
     <w:tbl>
       <w:tblPr>
         <w:tblW w:type="dxa" w:w="9360"/>
@@ -2463,12 +3148,12 @@
       </w:tblPr>
       <w:tblGrid>
         <w:gridCol w:w="1280"/>
-        <w:gridCol w:w="729"/>
-        <w:gridCol w:w="1094"/>
-        <w:gridCol w:w="1094"/>
-        <w:gridCol w:w="1823"/>
-        <w:gridCol w:w="1517"/>
-        <w:gridCol w:w="1823"/>
+        <w:gridCol w:w="1197"/>
+        <w:gridCol w:w="1560"/>
+        <w:gridCol w:w="980"/>
+        <w:gridCol w:w="1633"/>
+        <w:gridCol w:w="1077"/>
+        <w:gridCol w:w="1633"/>
       </w:tblGrid>
       <w:tr>
         <w:trPr>
@@ -2505,7 +3190,7 @@
         </w:tc>
         <w:tc>
           <w:tcPr>
-            <w:tcW w:type="dxa" w:w="729"/>
+            <w:tcW w:type="dxa" w:w="1197"/>
             <w:shd w:fill="EEF6F1" w:color="auto" w:val="clear"/>
             <w:tcMar>
               <w:top w:type="dxa" w:w="90"/>
@@ -2528,13 +3213,13 @@
                 <w:sz w:val="20"/>
                 <w:szCs w:val="20"/>
               </w:rPr>
-              <w:t xml:space="preserve">Họ tên</w:t>
-            </w:r>
-          </w:p>
-        </w:tc>
-        <w:tc>
-          <w:tcPr>
-            <w:tcW w:type="dxa" w:w="1094"/>
+              <w:t xml:space="preserve">Nhân sự</w:t>
+            </w:r>
+          </w:p>
+        </w:tc>
+        <w:tc>
+          <w:tcPr>
+            <w:tcW w:type="dxa" w:w="1560"/>
             <w:shd w:fill="EEF6F1" w:color="auto" w:val="clear"/>
             <w:tcMar>
               <w:top w:type="dxa" w:w="90"/>
@@ -2557,13 +3242,13 @@
                 <w:sz w:val="20"/>
                 <w:szCs w:val="20"/>
               </w:rPr>
-              <w:t xml:space="preserve">Chức danh</w:t>
-            </w:r>
-          </w:p>
-        </w:tc>
-        <w:tc>
-          <w:tcPr>
-            <w:tcW w:type="dxa" w:w="1094"/>
+              <w:t xml:space="preserve">Vai trò</w:t>
+            </w:r>
+          </w:p>
+        </w:tc>
+        <w:tc>
+          <w:tcPr>
+            <w:tcW w:type="dxa" w:w="980"/>
             <w:shd w:fill="EEF6F1" w:color="auto" w:val="clear"/>
             <w:tcMar>
               <w:top w:type="dxa" w:w="90"/>
@@ -2592,7 +3277,7 @@
         </w:tc>
         <w:tc>
           <w:tcPr>
-            <w:tcW w:type="dxa" w:w="1823"/>
+            <w:tcW w:type="dxa" w:w="1633"/>
             <w:shd w:fill="EEF6F1" w:color="auto" w:val="clear"/>
             <w:tcMar>
               <w:top w:type="dxa" w:w="90"/>
@@ -2622,7 +3307,7 @@
         </w:tc>
         <w:tc>
           <w:tcPr>
-            <w:tcW w:type="dxa" w:w="1517"/>
+            <w:tcW w:type="dxa" w:w="1077"/>
             <w:shd w:fill="EEF6F1" w:color="auto" w:val="clear"/>
             <w:tcMar>
               <w:top w:type="dxa" w:w="90"/>
@@ -2651,7 +3336,7 @@
         </w:tc>
         <w:tc>
           <w:tcPr>
-            <w:tcW w:type="dxa" w:w="1823"/>
+            <w:tcW w:type="dxa" w:w="1633"/>
             <w:shd w:fill="EEF6F1" w:color="auto" w:val="clear"/>
             <w:tcMar>
               <w:top w:type="dxa" w:w="90"/>
@@ -2711,7 +3396,112 @@
         </w:tc>
         <w:tc>
           <w:tcPr>
-            <w:tcW w:type="dxa" w:w="729"/>
+            <w:tcW w:type="dxa" w:w="1197"/>
+            <w:tcMar>
+              <w:top w:type="dxa" w:w="90"/>
+              <w:left w:type="dxa" w:w="120"/>
+              <w:bottom w:type="dxa" w:w="90"/>
+              <w:right w:type="dxa" w:w="120"/>
+            </w:tcMar>
+            <w:vAlign w:val="center"/>
+          </w:tcPr>
+          <w:p>
+            <w:pPr>
+              <w:spacing w:after="0" w:line="280"/>
+            </w:pPr>
+            <w:r>
+              <w:rPr>
+                <w:rFonts w:ascii="Be Vietnam Pro" w:cs="Be Vietnam Pro" w:eastAsia="Be Vietnam Pro" w:hAnsi="Be Vietnam Pro"/>
+                <w:color w:val="101814"/>
+                <w:sz w:val="20"/>
+                <w:szCs w:val="20"/>
+              </w:rPr>
+              <w:t xml:space="preserve">HungDV</w:t>
+            </w:r>
+          </w:p>
+        </w:tc>
+        <w:tc>
+          <w:tcPr>
+            <w:tcW w:type="dxa" w:w="1560"/>
+            <w:tcMar>
+              <w:top w:type="dxa" w:w="90"/>
+              <w:left w:type="dxa" w:w="120"/>
+              <w:bottom w:type="dxa" w:w="90"/>
+              <w:right w:type="dxa" w:w="120"/>
+            </w:tcMar>
+            <w:vAlign w:val="center"/>
+          </w:tcPr>
+          <w:p>
+            <w:pPr>
+              <w:spacing w:after="0" w:line="280"/>
+            </w:pPr>
+            <w:r>
+              <w:rPr>
+                <w:rFonts w:ascii="Be Vietnam Pro" w:cs="Be Vietnam Pro" w:eastAsia="Be Vietnam Pro" w:hAnsi="Be Vietnam Pro"/>
+                <w:color w:val="101814"/>
+                <w:sz w:val="20"/>
+                <w:szCs w:val="20"/>
+              </w:rPr>
+              <w:t xml:space="preserve">Product Owner</w:t>
+            </w:r>
+          </w:p>
+        </w:tc>
+        <w:tc>
+          <w:tcPr>
+            <w:tcW w:type="dxa" w:w="980"/>
+            <w:tcMar>
+              <w:top w:type="dxa" w:w="90"/>
+              <w:left w:type="dxa" w:w="120"/>
+              <w:bottom w:type="dxa" w:w="90"/>
+              <w:right w:type="dxa" w:w="120"/>
+            </w:tcMar>
+            <w:vAlign w:val="center"/>
+          </w:tcPr>
+          <w:p>
+            <w:pPr>
+              <w:spacing w:after="0" w:line="280"/>
+            </w:pPr>
+            <w:r>
+              <w:rPr>
+                <w:rFonts w:ascii="Be Vietnam Pro" w:cs="Be Vietnam Pro" w:eastAsia="Be Vietnam Pro" w:hAnsi="Be Vietnam Pro"/>
+                <w:color w:val="101814"/>
+                <w:sz w:val="20"/>
+                <w:szCs w:val="20"/>
+              </w:rPr>
+              <w:t xml:space="preserve">DA3</w:t>
+            </w:r>
+          </w:p>
+        </w:tc>
+        <w:tc>
+          <w:tcPr>
+            <w:tcW w:type="dxa" w:w="1633"/>
+            <w:tcMar>
+              <w:top w:type="dxa" w:w="90"/>
+              <w:left w:type="dxa" w:w="120"/>
+              <w:bottom w:type="dxa" w:w="90"/>
+              <w:right w:type="dxa" w:w="120"/>
+            </w:tcMar>
+            <w:vAlign w:val="center"/>
+          </w:tcPr>
+          <w:p>
+            <w:pPr>
+              <w:spacing w:after="0" w:line="280"/>
+              <w:jc w:val="center"/>
+            </w:pPr>
+            <w:r>
+              <w:rPr>
+                <w:rFonts w:ascii="Be Vietnam Pro" w:cs="Be Vietnam Pro" w:eastAsia="Be Vietnam Pro" w:hAnsi="Be Vietnam Pro"/>
+                <w:color w:val="101814"/>
+                <w:sz w:val="20"/>
+                <w:szCs w:val="20"/>
+              </w:rPr>
+              <w:t xml:space="preserve">%</w:t>
+            </w:r>
+          </w:p>
+        </w:tc>
+        <w:tc>
+          <w:tcPr>
+            <w:tcW w:type="dxa" w:w="1077"/>
             <w:tcMar>
               <w:top w:type="dxa" w:w="90"/>
               <w:left w:type="dxa" w:w="120"/>
@@ -2736,110 +3526,7 @@
         </w:tc>
         <w:tc>
           <w:tcPr>
-            <w:tcW w:type="dxa" w:w="1094"/>
-            <w:tcMar>
-              <w:top w:type="dxa" w:w="90"/>
-              <w:left w:type="dxa" w:w="120"/>
-              <w:bottom w:type="dxa" w:w="90"/>
-              <w:right w:type="dxa" w:w="120"/>
-            </w:tcMar>
-            <w:vAlign w:val="center"/>
-          </w:tcPr>
-          <w:p>
-            <w:pPr>
-              <w:spacing w:after="0" w:line="280"/>
-            </w:pPr>
-            <w:r>
-              <w:rPr>
-                <w:rFonts w:ascii="Be Vietnam Pro" w:cs="Be Vietnam Pro" w:eastAsia="Be Vietnam Pro" w:hAnsi="Be Vietnam Pro"/>
-                <w:sz w:val="21"/>
-                <w:szCs w:val="21"/>
-              </w:rPr>
-              <w:t xml:space="preserve"/>
-            </w:r>
-          </w:p>
-        </w:tc>
-        <w:tc>
-          <w:tcPr>
-            <w:tcW w:type="dxa" w:w="1094"/>
-            <w:tcMar>
-              <w:top w:type="dxa" w:w="90"/>
-              <w:left w:type="dxa" w:w="120"/>
-              <w:bottom w:type="dxa" w:w="90"/>
-              <w:right w:type="dxa" w:w="120"/>
-            </w:tcMar>
-            <w:vAlign w:val="center"/>
-          </w:tcPr>
-          <w:p>
-            <w:pPr>
-              <w:spacing w:after="0" w:line="280"/>
-            </w:pPr>
-            <w:r>
-              <w:rPr>
-                <w:rFonts w:ascii="Be Vietnam Pro" w:cs="Be Vietnam Pro" w:eastAsia="Be Vietnam Pro" w:hAnsi="Be Vietnam Pro"/>
-                <w:color w:val="101814"/>
-                <w:sz w:val="20"/>
-                <w:szCs w:val="20"/>
-              </w:rPr>
-              <w:t xml:space="preserve">DA3</w:t>
-            </w:r>
-          </w:p>
-        </w:tc>
-        <w:tc>
-          <w:tcPr>
-            <w:tcW w:type="dxa" w:w="1823"/>
-            <w:tcMar>
-              <w:top w:type="dxa" w:w="90"/>
-              <w:left w:type="dxa" w:w="120"/>
-              <w:bottom w:type="dxa" w:w="90"/>
-              <w:right w:type="dxa" w:w="120"/>
-            </w:tcMar>
-            <w:vAlign w:val="center"/>
-          </w:tcPr>
-          <w:p>
-            <w:pPr>
-              <w:spacing w:after="0" w:line="280"/>
-              <w:jc w:val="center"/>
-            </w:pPr>
-            <w:r>
-              <w:rPr>
-                <w:rFonts w:ascii="Be Vietnam Pro" w:cs="Be Vietnam Pro" w:eastAsia="Be Vietnam Pro" w:hAnsi="Be Vietnam Pro"/>
-                <w:color w:val="101814"/>
-                <w:sz w:val="20"/>
-                <w:szCs w:val="20"/>
-              </w:rPr>
-              <w:t xml:space="preserve">%</w:t>
-            </w:r>
-          </w:p>
-        </w:tc>
-        <w:tc>
-          <w:tcPr>
-            <w:tcW w:type="dxa" w:w="1517"/>
-            <w:tcMar>
-              <w:top w:type="dxa" w:w="90"/>
-              <w:left w:type="dxa" w:w="120"/>
-              <w:bottom w:type="dxa" w:w="90"/>
-              <w:right w:type="dxa" w:w="120"/>
-            </w:tcMar>
-            <w:vAlign w:val="center"/>
-          </w:tcPr>
-          <w:p>
-            <w:pPr>
-              <w:spacing w:after="0" w:line="280"/>
-            </w:pPr>
-            <w:r>
-              <w:rPr>
-                <w:rFonts w:ascii="Be Vietnam Pro" w:cs="Be Vietnam Pro" w:eastAsia="Be Vietnam Pro" w:hAnsi="Be Vietnam Pro"/>
-                <w:sz w:val="21"/>
-                <w:szCs w:val="21"/>
-              </w:rPr>
-              <w:t xml:space="preserve"/>
-            </w:r>
-          </w:p>
-        </w:tc>
-        <w:tc>
-          <w:tcPr>
-            <w:tcW w:type="dxa" w:w="1823"/>
+            <w:tcW w:type="dxa" w:w="1633"/>
             <w:tcMar>
               <w:top w:type="dxa" w:w="90"/>
               <w:left w:type="dxa" w:w="120"/>
@@ -2889,13 +3576,118 @@
                 <w:sz w:val="20"/>
                 <w:szCs w:val="20"/>
               </w:rPr>
-              <w:t xml:space="preserve">03/2026</w:t>
-            </w:r>
-          </w:p>
-        </w:tc>
-        <w:tc>
-          <w:tcPr>
-            <w:tcW w:type="dxa" w:w="729"/>
+              <w:t xml:space="preserve">02/2026</w:t>
+            </w:r>
+          </w:p>
+        </w:tc>
+        <w:tc>
+          <w:tcPr>
+            <w:tcW w:type="dxa" w:w="1197"/>
+            <w:tcMar>
+              <w:top w:type="dxa" w:w="90"/>
+              <w:left w:type="dxa" w:w="120"/>
+              <w:bottom w:type="dxa" w:w="90"/>
+              <w:right w:type="dxa" w:w="120"/>
+            </w:tcMar>
+            <w:vAlign w:val="center"/>
+          </w:tcPr>
+          <w:p>
+            <w:pPr>
+              <w:spacing w:after="0" w:line="280"/>
+            </w:pPr>
+            <w:r>
+              <w:rPr>
+                <w:rFonts w:ascii="Be Vietnam Pro" w:cs="Be Vietnam Pro" w:eastAsia="Be Vietnam Pro" w:hAnsi="Be Vietnam Pro"/>
+                <w:color w:val="101814"/>
+                <w:sz w:val="20"/>
+                <w:szCs w:val="20"/>
+              </w:rPr>
+              <w:t xml:space="preserve">QuanNH</w:t>
+            </w:r>
+          </w:p>
+        </w:tc>
+        <w:tc>
+          <w:tcPr>
+            <w:tcW w:type="dxa" w:w="1560"/>
+            <w:tcMar>
+              <w:top w:type="dxa" w:w="90"/>
+              <w:left w:type="dxa" w:w="120"/>
+              <w:bottom w:type="dxa" w:w="90"/>
+              <w:right w:type="dxa" w:w="120"/>
+            </w:tcMar>
+            <w:vAlign w:val="center"/>
+          </w:tcPr>
+          <w:p>
+            <w:pPr>
+              <w:spacing w:after="0" w:line="280"/>
+            </w:pPr>
+            <w:r>
+              <w:rPr>
+                <w:rFonts w:ascii="Be Vietnam Pro" w:cs="Be Vietnam Pro" w:eastAsia="Be Vietnam Pro" w:hAnsi="Be Vietnam Pro"/>
+                <w:color w:val="101814"/>
+                <w:sz w:val="20"/>
+                <w:szCs w:val="20"/>
+              </w:rPr>
+              <w:t xml:space="preserve">Team Lead</w:t>
+            </w:r>
+          </w:p>
+        </w:tc>
+        <w:tc>
+          <w:tcPr>
+            <w:tcW w:type="dxa" w:w="980"/>
+            <w:tcMar>
+              <w:top w:type="dxa" w:w="90"/>
+              <w:left w:type="dxa" w:w="120"/>
+              <w:bottom w:type="dxa" w:w="90"/>
+              <w:right w:type="dxa" w:w="120"/>
+            </w:tcMar>
+            <w:vAlign w:val="center"/>
+          </w:tcPr>
+          <w:p>
+            <w:pPr>
+              <w:spacing w:after="0" w:line="280"/>
+            </w:pPr>
+            <w:r>
+              <w:rPr>
+                <w:rFonts w:ascii="Be Vietnam Pro" w:cs="Be Vietnam Pro" w:eastAsia="Be Vietnam Pro" w:hAnsi="Be Vietnam Pro"/>
+                <w:color w:val="101814"/>
+                <w:sz w:val="20"/>
+                <w:szCs w:val="20"/>
+              </w:rPr>
+              <w:t xml:space="preserve">DA3</w:t>
+            </w:r>
+          </w:p>
+        </w:tc>
+        <w:tc>
+          <w:tcPr>
+            <w:tcW w:type="dxa" w:w="1633"/>
+            <w:tcMar>
+              <w:top w:type="dxa" w:w="90"/>
+              <w:left w:type="dxa" w:w="120"/>
+              <w:bottom w:type="dxa" w:w="90"/>
+              <w:right w:type="dxa" w:w="120"/>
+            </w:tcMar>
+            <w:vAlign w:val="center"/>
+          </w:tcPr>
+          <w:p>
+            <w:pPr>
+              <w:spacing w:after="0" w:line="280"/>
+              <w:jc w:val="center"/>
+            </w:pPr>
+            <w:r>
+              <w:rPr>
+                <w:rFonts w:ascii="Be Vietnam Pro" w:cs="Be Vietnam Pro" w:eastAsia="Be Vietnam Pro" w:hAnsi="Be Vietnam Pro"/>
+                <w:color w:val="101814"/>
+                <w:sz w:val="20"/>
+                <w:szCs w:val="20"/>
+              </w:rPr>
+              <w:t xml:space="preserve">%</w:t>
+            </w:r>
+          </w:p>
+        </w:tc>
+        <w:tc>
+          <w:tcPr>
+            <w:tcW w:type="dxa" w:w="1077"/>
             <w:tcMar>
               <w:top w:type="dxa" w:w="90"/>
               <w:left w:type="dxa" w:w="120"/>
@@ -2920,110 +3712,7 @@
         </w:tc>
         <w:tc>
           <w:tcPr>
-            <w:tcW w:type="dxa" w:w="1094"/>
-            <w:tcMar>
-              <w:top w:type="dxa" w:w="90"/>
-              <w:left w:type="dxa" w:w="120"/>
-              <w:bottom w:type="dxa" w:w="90"/>
-              <w:right w:type="dxa" w:w="120"/>
-            </w:tcMar>
-            <w:vAlign w:val="center"/>
-          </w:tcPr>
-          <w:p>
-            <w:pPr>
-              <w:spacing w:after="0" w:line="280"/>
-            </w:pPr>
-            <w:r>
-              <w:rPr>
-                <w:rFonts w:ascii="Be Vietnam Pro" w:cs="Be Vietnam Pro" w:eastAsia="Be Vietnam Pro" w:hAnsi="Be Vietnam Pro"/>
-                <w:sz w:val="21"/>
-                <w:szCs w:val="21"/>
-              </w:rPr>
-              <w:t xml:space="preserve"/>
-            </w:r>
-          </w:p>
-        </w:tc>
-        <w:tc>
-          <w:tcPr>
-            <w:tcW w:type="dxa" w:w="1094"/>
-            <w:tcMar>
-              <w:top w:type="dxa" w:w="90"/>
-              <w:left w:type="dxa" w:w="120"/>
-              <w:bottom w:type="dxa" w:w="90"/>
-              <w:right w:type="dxa" w:w="120"/>
-            </w:tcMar>
-            <w:vAlign w:val="center"/>
-          </w:tcPr>
-          <w:p>
-            <w:pPr>
-              <w:spacing w:after="0" w:line="280"/>
-            </w:pPr>
-            <w:r>
-              <w:rPr>
-                <w:rFonts w:ascii="Be Vietnam Pro" w:cs="Be Vietnam Pro" w:eastAsia="Be Vietnam Pro" w:hAnsi="Be Vietnam Pro"/>
-                <w:color w:val="101814"/>
-                <w:sz w:val="20"/>
-                <w:szCs w:val="20"/>
-              </w:rPr>
-              <w:t xml:space="preserve">DA3</w:t>
-            </w:r>
-          </w:p>
-        </w:tc>
-        <w:tc>
-          <w:tcPr>
-            <w:tcW w:type="dxa" w:w="1823"/>
-            <w:tcMar>
-              <w:top w:type="dxa" w:w="90"/>
-              <w:left w:type="dxa" w:w="120"/>
-              <w:bottom w:type="dxa" w:w="90"/>
-              <w:right w:type="dxa" w:w="120"/>
-            </w:tcMar>
-            <w:vAlign w:val="center"/>
-          </w:tcPr>
-          <w:p>
-            <w:pPr>
-              <w:spacing w:after="0" w:line="280"/>
-              <w:jc w:val="center"/>
-            </w:pPr>
-            <w:r>
-              <w:rPr>
-                <w:rFonts w:ascii="Be Vietnam Pro" w:cs="Be Vietnam Pro" w:eastAsia="Be Vietnam Pro" w:hAnsi="Be Vietnam Pro"/>
-                <w:color w:val="101814"/>
-                <w:sz w:val="20"/>
-                <w:szCs w:val="20"/>
-              </w:rPr>
-              <w:t xml:space="preserve">%</w:t>
-            </w:r>
-          </w:p>
-        </w:tc>
-        <w:tc>
-          <w:tcPr>
-            <w:tcW w:type="dxa" w:w="1517"/>
-            <w:tcMar>
-              <w:top w:type="dxa" w:w="90"/>
-              <w:left w:type="dxa" w:w="120"/>
-              <w:bottom w:type="dxa" w:w="90"/>
-              <w:right w:type="dxa" w:w="120"/>
-            </w:tcMar>
-            <w:vAlign w:val="center"/>
-          </w:tcPr>
-          <w:p>
-            <w:pPr>
-              <w:spacing w:after="0" w:line="280"/>
-            </w:pPr>
-            <w:r>
-              <w:rPr>
-                <w:rFonts w:ascii="Be Vietnam Pro" w:cs="Be Vietnam Pro" w:eastAsia="Be Vietnam Pro" w:hAnsi="Be Vietnam Pro"/>
-                <w:sz w:val="21"/>
-                <w:szCs w:val="21"/>
-              </w:rPr>
-              <w:t xml:space="preserve"/>
-            </w:r>
-          </w:p>
-        </w:tc>
-        <w:tc>
-          <w:tcPr>
-            <w:tcW w:type="dxa" w:w="1823"/>
+            <w:tcW w:type="dxa" w:w="1633"/>
             <w:tcMar>
               <w:top w:type="dxa" w:w="90"/>
               <w:left w:type="dxa" w:w="120"/>
@@ -3073,13 +3762,118 @@
                 <w:sz w:val="20"/>
                 <w:szCs w:val="20"/>
               </w:rPr>
-              <w:t xml:space="preserve">04/2026</w:t>
-            </w:r>
-          </w:p>
-        </w:tc>
-        <w:tc>
-          <w:tcPr>
-            <w:tcW w:type="dxa" w:w="729"/>
+              <w:t xml:space="preserve">02/2026</w:t>
+            </w:r>
+          </w:p>
+        </w:tc>
+        <w:tc>
+          <w:tcPr>
+            <w:tcW w:type="dxa" w:w="1197"/>
+            <w:tcMar>
+              <w:top w:type="dxa" w:w="90"/>
+              <w:left w:type="dxa" w:w="120"/>
+              <w:bottom w:type="dxa" w:w="90"/>
+              <w:right w:type="dxa" w:w="120"/>
+            </w:tcMar>
+            <w:vAlign w:val="center"/>
+          </w:tcPr>
+          <w:p>
+            <w:pPr>
+              <w:spacing w:after="0" w:line="280"/>
+            </w:pPr>
+            <w:r>
+              <w:rPr>
+                <w:rFonts w:ascii="Be Vietnam Pro" w:cs="Be Vietnam Pro" w:eastAsia="Be Vietnam Pro" w:hAnsi="Be Vietnam Pro"/>
+                <w:color w:val="101814"/>
+                <w:sz w:val="20"/>
+                <w:szCs w:val="20"/>
+              </w:rPr>
+              <w:t xml:space="preserve">Duong Vu</w:t>
+            </w:r>
+          </w:p>
+        </w:tc>
+        <w:tc>
+          <w:tcPr>
+            <w:tcW w:type="dxa" w:w="1560"/>
+            <w:tcMar>
+              <w:top w:type="dxa" w:w="90"/>
+              <w:left w:type="dxa" w:w="120"/>
+              <w:bottom w:type="dxa" w:w="90"/>
+              <w:right w:type="dxa" w:w="120"/>
+            </w:tcMar>
+            <w:vAlign w:val="center"/>
+          </w:tcPr>
+          <w:p>
+            <w:pPr>
+              <w:spacing w:after="0" w:line="280"/>
+            </w:pPr>
+            <w:r>
+              <w:rPr>
+                <w:rFonts w:ascii="Be Vietnam Pro" w:cs="Be Vietnam Pro" w:eastAsia="Be Vietnam Pro" w:hAnsi="Be Vietnam Pro"/>
+                <w:color w:val="101814"/>
+                <w:sz w:val="20"/>
+                <w:szCs w:val="20"/>
+              </w:rPr>
+              <w:t xml:space="preserve">Developer</w:t>
+            </w:r>
+          </w:p>
+        </w:tc>
+        <w:tc>
+          <w:tcPr>
+            <w:tcW w:type="dxa" w:w="980"/>
+            <w:tcMar>
+              <w:top w:type="dxa" w:w="90"/>
+              <w:left w:type="dxa" w:w="120"/>
+              <w:bottom w:type="dxa" w:w="90"/>
+              <w:right w:type="dxa" w:w="120"/>
+            </w:tcMar>
+            <w:vAlign w:val="center"/>
+          </w:tcPr>
+          <w:p>
+            <w:pPr>
+              <w:spacing w:after="0" w:line="280"/>
+            </w:pPr>
+            <w:r>
+              <w:rPr>
+                <w:rFonts w:ascii="Be Vietnam Pro" w:cs="Be Vietnam Pro" w:eastAsia="Be Vietnam Pro" w:hAnsi="Be Vietnam Pro"/>
+                <w:color w:val="101814"/>
+                <w:sz w:val="20"/>
+                <w:szCs w:val="20"/>
+              </w:rPr>
+              <w:t xml:space="preserve">DA3</w:t>
+            </w:r>
+          </w:p>
+        </w:tc>
+        <w:tc>
+          <w:tcPr>
+            <w:tcW w:type="dxa" w:w="1633"/>
+            <w:tcMar>
+              <w:top w:type="dxa" w:w="90"/>
+              <w:left w:type="dxa" w:w="120"/>
+              <w:bottom w:type="dxa" w:w="90"/>
+              <w:right w:type="dxa" w:w="120"/>
+            </w:tcMar>
+            <w:vAlign w:val="center"/>
+          </w:tcPr>
+          <w:p>
+            <w:pPr>
+              <w:spacing w:after="0" w:line="280"/>
+              <w:jc w:val="center"/>
+            </w:pPr>
+            <w:r>
+              <w:rPr>
+                <w:rFonts w:ascii="Be Vietnam Pro" w:cs="Be Vietnam Pro" w:eastAsia="Be Vietnam Pro" w:hAnsi="Be Vietnam Pro"/>
+                <w:color w:val="101814"/>
+                <w:sz w:val="20"/>
+                <w:szCs w:val="20"/>
+              </w:rPr>
+              <w:t xml:space="preserve">%</w:t>
+            </w:r>
+          </w:p>
+        </w:tc>
+        <w:tc>
+          <w:tcPr>
+            <w:tcW w:type="dxa" w:w="1077"/>
             <w:tcMar>
               <w:top w:type="dxa" w:w="90"/>
               <w:left w:type="dxa" w:w="120"/>
@@ -3104,110 +3898,7 @@
         </w:tc>
         <w:tc>
           <w:tcPr>
-            <w:tcW w:type="dxa" w:w="1094"/>
-            <w:tcMar>
-              <w:top w:type="dxa" w:w="90"/>
-              <w:left w:type="dxa" w:w="120"/>
-              <w:bottom w:type="dxa" w:w="90"/>
-              <w:right w:type="dxa" w:w="120"/>
-            </w:tcMar>
-            <w:vAlign w:val="center"/>
-          </w:tcPr>
-          <w:p>
-            <w:pPr>
-              <w:spacing w:after="0" w:line="280"/>
-            </w:pPr>
-            <w:r>
-              <w:rPr>
-                <w:rFonts w:ascii="Be Vietnam Pro" w:cs="Be Vietnam Pro" w:eastAsia="Be Vietnam Pro" w:hAnsi="Be Vietnam Pro"/>
-                <w:sz w:val="21"/>
-                <w:szCs w:val="21"/>
-              </w:rPr>
-              <w:t xml:space="preserve"/>
-            </w:r>
-          </w:p>
-        </w:tc>
-        <w:tc>
-          <w:tcPr>
-            <w:tcW w:type="dxa" w:w="1094"/>
-            <w:tcMar>
-              <w:top w:type="dxa" w:w="90"/>
-              <w:left w:type="dxa" w:w="120"/>
-              <w:bottom w:type="dxa" w:w="90"/>
-              <w:right w:type="dxa" w:w="120"/>
-            </w:tcMar>
-            <w:vAlign w:val="center"/>
-          </w:tcPr>
-          <w:p>
-            <w:pPr>
-              <w:spacing w:after="0" w:line="280"/>
-            </w:pPr>
-            <w:r>
-              <w:rPr>
-                <w:rFonts w:ascii="Be Vietnam Pro" w:cs="Be Vietnam Pro" w:eastAsia="Be Vietnam Pro" w:hAnsi="Be Vietnam Pro"/>
-                <w:color w:val="101814"/>
-                <w:sz w:val="20"/>
-                <w:szCs w:val="20"/>
-              </w:rPr>
-              <w:t xml:space="preserve">DA3</w:t>
-            </w:r>
-          </w:p>
-        </w:tc>
-        <w:tc>
-          <w:tcPr>
-            <w:tcW w:type="dxa" w:w="1823"/>
-            <w:tcMar>
-              <w:top w:type="dxa" w:w="90"/>
-              <w:left w:type="dxa" w:w="120"/>
-              <w:bottom w:type="dxa" w:w="90"/>
-              <w:right w:type="dxa" w:w="120"/>
-            </w:tcMar>
-            <w:vAlign w:val="center"/>
-          </w:tcPr>
-          <w:p>
-            <w:pPr>
-              <w:spacing w:after="0" w:line="280"/>
-              <w:jc w:val="center"/>
-            </w:pPr>
-            <w:r>
-              <w:rPr>
-                <w:rFonts w:ascii="Be Vietnam Pro" w:cs="Be Vietnam Pro" w:eastAsia="Be Vietnam Pro" w:hAnsi="Be Vietnam Pro"/>
-                <w:color w:val="101814"/>
-                <w:sz w:val="20"/>
-                <w:szCs w:val="20"/>
-              </w:rPr>
-              <w:t xml:space="preserve">%</w:t>
-            </w:r>
-          </w:p>
-        </w:tc>
-        <w:tc>
-          <w:tcPr>
-            <w:tcW w:type="dxa" w:w="1517"/>
-            <w:tcMar>
-              <w:top w:type="dxa" w:w="90"/>
-              <w:left w:type="dxa" w:w="120"/>
-              <w:bottom w:type="dxa" w:w="90"/>
-              <w:right w:type="dxa" w:w="120"/>
-            </w:tcMar>
-            <w:vAlign w:val="center"/>
-          </w:tcPr>
-          <w:p>
-            <w:pPr>
-              <w:spacing w:after="0" w:line="280"/>
-            </w:pPr>
-            <w:r>
-              <w:rPr>
-                <w:rFonts w:ascii="Be Vietnam Pro" w:cs="Be Vietnam Pro" w:eastAsia="Be Vietnam Pro" w:hAnsi="Be Vietnam Pro"/>
-                <w:sz w:val="21"/>
-                <w:szCs w:val="21"/>
-              </w:rPr>
-              <w:t xml:space="preserve"/>
-            </w:r>
-          </w:p>
-        </w:tc>
-        <w:tc>
-          <w:tcPr>
-            <w:tcW w:type="dxa" w:w="1823"/>
+            <w:tcW w:type="dxa" w:w="1633"/>
             <w:tcMar>
               <w:top w:type="dxa" w:w="90"/>
               <w:left w:type="dxa" w:w="120"/>
@@ -3257,13 +3948,118 @@
                 <w:sz w:val="20"/>
                 <w:szCs w:val="20"/>
               </w:rPr>
-              <w:t xml:space="preserve">05/2026</w:t>
-            </w:r>
-          </w:p>
-        </w:tc>
-        <w:tc>
-          <w:tcPr>
-            <w:tcW w:type="dxa" w:w="729"/>
+              <w:t xml:space="preserve">02/2026</w:t>
+            </w:r>
+          </w:p>
+        </w:tc>
+        <w:tc>
+          <w:tcPr>
+            <w:tcW w:type="dxa" w:w="1197"/>
+            <w:tcMar>
+              <w:top w:type="dxa" w:w="90"/>
+              <w:left w:type="dxa" w:w="120"/>
+              <w:bottom w:type="dxa" w:w="90"/>
+              <w:right w:type="dxa" w:w="120"/>
+            </w:tcMar>
+            <w:vAlign w:val="center"/>
+          </w:tcPr>
+          <w:p>
+            <w:pPr>
+              <w:spacing w:after="0" w:line="280"/>
+            </w:pPr>
+            <w:r>
+              <w:rPr>
+                <w:rFonts w:ascii="Be Vietnam Pro" w:cs="Be Vietnam Pro" w:eastAsia="Be Vietnam Pro" w:hAnsi="Be Vietnam Pro"/>
+                <w:color w:val="101814"/>
+                <w:sz w:val="20"/>
+                <w:szCs w:val="20"/>
+              </w:rPr>
+              <w:t xml:space="preserve">Thu</w:t>
+            </w:r>
+          </w:p>
+        </w:tc>
+        <w:tc>
+          <w:tcPr>
+            <w:tcW w:type="dxa" w:w="1560"/>
+            <w:tcMar>
+              <w:top w:type="dxa" w:w="90"/>
+              <w:left w:type="dxa" w:w="120"/>
+              <w:bottom w:type="dxa" w:w="90"/>
+              <w:right w:type="dxa" w:w="120"/>
+            </w:tcMar>
+            <w:vAlign w:val="center"/>
+          </w:tcPr>
+          <w:p>
+            <w:pPr>
+              <w:spacing w:after="0" w:line="280"/>
+            </w:pPr>
+            <w:r>
+              <w:rPr>
+                <w:rFonts w:ascii="Be Vietnam Pro" w:cs="Be Vietnam Pro" w:eastAsia="Be Vietnam Pro" w:hAnsi="Be Vietnam Pro"/>
+                <w:color w:val="101814"/>
+                <w:sz w:val="20"/>
+                <w:szCs w:val="20"/>
+              </w:rPr>
+              <w:t xml:space="preserve">QA</w:t>
+            </w:r>
+          </w:p>
+        </w:tc>
+        <w:tc>
+          <w:tcPr>
+            <w:tcW w:type="dxa" w:w="980"/>
+            <w:tcMar>
+              <w:top w:type="dxa" w:w="90"/>
+              <w:left w:type="dxa" w:w="120"/>
+              <w:bottom w:type="dxa" w:w="90"/>
+              <w:right w:type="dxa" w:w="120"/>
+            </w:tcMar>
+            <w:vAlign w:val="center"/>
+          </w:tcPr>
+          <w:p>
+            <w:pPr>
+              <w:spacing w:after="0" w:line="280"/>
+            </w:pPr>
+            <w:r>
+              <w:rPr>
+                <w:rFonts w:ascii="Be Vietnam Pro" w:cs="Be Vietnam Pro" w:eastAsia="Be Vietnam Pro" w:hAnsi="Be Vietnam Pro"/>
+                <w:color w:val="101814"/>
+                <w:sz w:val="20"/>
+                <w:szCs w:val="20"/>
+              </w:rPr>
+              <w:t xml:space="preserve">DA3</w:t>
+            </w:r>
+          </w:p>
+        </w:tc>
+        <w:tc>
+          <w:tcPr>
+            <w:tcW w:type="dxa" w:w="1633"/>
+            <w:tcMar>
+              <w:top w:type="dxa" w:w="90"/>
+              <w:left w:type="dxa" w:w="120"/>
+              <w:bottom w:type="dxa" w:w="90"/>
+              <w:right w:type="dxa" w:w="120"/>
+            </w:tcMar>
+            <w:vAlign w:val="center"/>
+          </w:tcPr>
+          <w:p>
+            <w:pPr>
+              <w:spacing w:after="0" w:line="280"/>
+              <w:jc w:val="center"/>
+            </w:pPr>
+            <w:r>
+              <w:rPr>
+                <w:rFonts w:ascii="Be Vietnam Pro" w:cs="Be Vietnam Pro" w:eastAsia="Be Vietnam Pro" w:hAnsi="Be Vietnam Pro"/>
+                <w:color w:val="101814"/>
+                <w:sz w:val="20"/>
+                <w:szCs w:val="20"/>
+              </w:rPr>
+              <w:t xml:space="preserve">%</w:t>
+            </w:r>
+          </w:p>
+        </w:tc>
+        <w:tc>
+          <w:tcPr>
+            <w:tcW w:type="dxa" w:w="1077"/>
             <w:tcMar>
               <w:top w:type="dxa" w:w="90"/>
               <w:left w:type="dxa" w:w="120"/>
@@ -3288,110 +4084,7 @@
         </w:tc>
         <w:tc>
           <w:tcPr>
-            <w:tcW w:type="dxa" w:w="1094"/>
-            <w:tcMar>
-              <w:top w:type="dxa" w:w="90"/>
-              <w:left w:type="dxa" w:w="120"/>
-              <w:bottom w:type="dxa" w:w="90"/>
-              <w:right w:type="dxa" w:w="120"/>
-            </w:tcMar>
-            <w:vAlign w:val="center"/>
-          </w:tcPr>
-          <w:p>
-            <w:pPr>
-              <w:spacing w:after="0" w:line="280"/>
-            </w:pPr>
-            <w:r>
-              <w:rPr>
-                <w:rFonts w:ascii="Be Vietnam Pro" w:cs="Be Vietnam Pro" w:eastAsia="Be Vietnam Pro" w:hAnsi="Be Vietnam Pro"/>
-                <w:sz w:val="21"/>
-                <w:szCs w:val="21"/>
-              </w:rPr>
-              <w:t xml:space="preserve"/>
-            </w:r>
-          </w:p>
-        </w:tc>
-        <w:tc>
-          <w:tcPr>
-            <w:tcW w:type="dxa" w:w="1094"/>
-            <w:tcMar>
-              <w:top w:type="dxa" w:w="90"/>
-              <w:left w:type="dxa" w:w="120"/>
-              <w:bottom w:type="dxa" w:w="90"/>
-              <w:right w:type="dxa" w:w="120"/>
-            </w:tcMar>
-            <w:vAlign w:val="center"/>
-          </w:tcPr>
-          <w:p>
-            <w:pPr>
-              <w:spacing w:after="0" w:line="280"/>
-            </w:pPr>
-            <w:r>
-              <w:rPr>
-                <w:rFonts w:ascii="Be Vietnam Pro" w:cs="Be Vietnam Pro" w:eastAsia="Be Vietnam Pro" w:hAnsi="Be Vietnam Pro"/>
-                <w:color w:val="101814"/>
-                <w:sz w:val="20"/>
-                <w:szCs w:val="20"/>
-              </w:rPr>
-              <w:t xml:space="preserve">DA3</w:t>
-            </w:r>
-          </w:p>
-        </w:tc>
-        <w:tc>
-          <w:tcPr>
-            <w:tcW w:type="dxa" w:w="1823"/>
-            <w:tcMar>
-              <w:top w:type="dxa" w:w="90"/>
-              <w:left w:type="dxa" w:w="120"/>
-              <w:bottom w:type="dxa" w:w="90"/>
-              <w:right w:type="dxa" w:w="120"/>
-            </w:tcMar>
-            <w:vAlign w:val="center"/>
-          </w:tcPr>
-          <w:p>
-            <w:pPr>
-              <w:spacing w:after="0" w:line="280"/>
-              <w:jc w:val="center"/>
-            </w:pPr>
-            <w:r>
-              <w:rPr>
-                <w:rFonts w:ascii="Be Vietnam Pro" w:cs="Be Vietnam Pro" w:eastAsia="Be Vietnam Pro" w:hAnsi="Be Vietnam Pro"/>
-                <w:color w:val="101814"/>
-                <w:sz w:val="20"/>
-                <w:szCs w:val="20"/>
-              </w:rPr>
-              <w:t xml:space="preserve">%</w:t>
-            </w:r>
-          </w:p>
-        </w:tc>
-        <w:tc>
-          <w:tcPr>
-            <w:tcW w:type="dxa" w:w="1517"/>
-            <w:tcMar>
-              <w:top w:type="dxa" w:w="90"/>
-              <w:left w:type="dxa" w:w="120"/>
-              <w:bottom w:type="dxa" w:w="90"/>
-              <w:right w:type="dxa" w:w="120"/>
-            </w:tcMar>
-            <w:vAlign w:val="center"/>
-          </w:tcPr>
-          <w:p>
-            <w:pPr>
-              <w:spacing w:after="0" w:line="280"/>
-            </w:pPr>
-            <w:r>
-              <w:rPr>
-                <w:rFonts w:ascii="Be Vietnam Pro" w:cs="Be Vietnam Pro" w:eastAsia="Be Vietnam Pro" w:hAnsi="Be Vietnam Pro"/>
-                <w:sz w:val="21"/>
-                <w:szCs w:val="21"/>
-              </w:rPr>
-              <w:t xml:space="preserve"/>
-            </w:r>
-          </w:p>
-        </w:tc>
-        <w:tc>
-          <w:tcPr>
-            <w:tcW w:type="dxa" w:w="1823"/>
+            <w:tcW w:type="dxa" w:w="1633"/>
             <w:tcMar>
               <w:top w:type="dxa" w:w="90"/>
               <w:left w:type="dxa" w:w="120"/>
@@ -3441,13 +4134,41 @@
                 <w:sz w:val="20"/>
                 <w:szCs w:val="20"/>
               </w:rPr>
-              <w:t xml:space="preserve">06/2026</w:t>
-            </w:r>
-          </w:p>
-        </w:tc>
-        <w:tc>
-          <w:tcPr>
-            <w:tcW w:type="dxa" w:w="729"/>
+              <w:t xml:space="preserve">03/2026</w:t>
+            </w:r>
+          </w:p>
+        </w:tc>
+        <w:tc>
+          <w:tcPr>
+            <w:tcW w:type="dxa" w:w="1197"/>
+            <w:tcMar>
+              <w:top w:type="dxa" w:w="90"/>
+              <w:left w:type="dxa" w:w="120"/>
+              <w:bottom w:type="dxa" w:w="90"/>
+              <w:right w:type="dxa" w:w="120"/>
+            </w:tcMar>
+            <w:vAlign w:val="center"/>
+          </w:tcPr>
+          <w:p>
+            <w:pPr>
+              <w:spacing w:after="0" w:line="280"/>
+            </w:pPr>
+            <w:r>
+              <w:rPr>
+                <w:rFonts w:ascii="Be Vietnam Pro" w:cs="Be Vietnam Pro" w:eastAsia="Be Vietnam Pro" w:hAnsi="Be Vietnam Pro"/>
+                <w:i/>
+                <w:iCs/>
+                <w:color w:val="101814"/>
+                <w:sz w:val="20"/>
+                <w:szCs w:val="20"/>
+              </w:rPr>
+              <w:t xml:space="preserve">(bốn người)</w:t>
+            </w:r>
+          </w:p>
+        </w:tc>
+        <w:tc>
+          <w:tcPr>
+            <w:tcW w:type="dxa" w:w="1560"/>
             <w:tcMar>
               <w:top w:type="dxa" w:w="90"/>
               <w:left w:type="dxa" w:w="120"/>
@@ -3472,7 +4193,60 @@
         </w:tc>
         <w:tc>
           <w:tcPr>
-            <w:tcW w:type="dxa" w:w="1094"/>
+            <w:tcW w:type="dxa" w:w="980"/>
+            <w:tcMar>
+              <w:top w:type="dxa" w:w="90"/>
+              <w:left w:type="dxa" w:w="120"/>
+              <w:bottom w:type="dxa" w:w="90"/>
+              <w:right w:type="dxa" w:w="120"/>
+            </w:tcMar>
+            <w:vAlign w:val="center"/>
+          </w:tcPr>
+          <w:p>
+            <w:pPr>
+              <w:spacing w:after="0" w:line="280"/>
+            </w:pPr>
+            <w:r>
+              <w:rPr>
+                <w:rFonts w:ascii="Be Vietnam Pro" w:cs="Be Vietnam Pro" w:eastAsia="Be Vietnam Pro" w:hAnsi="Be Vietnam Pro"/>
+                <w:color w:val="101814"/>
+                <w:sz w:val="20"/>
+                <w:szCs w:val="20"/>
+              </w:rPr>
+              <w:t xml:space="preserve">DA3</w:t>
+            </w:r>
+          </w:p>
+        </w:tc>
+        <w:tc>
+          <w:tcPr>
+            <w:tcW w:type="dxa" w:w="1633"/>
+            <w:tcMar>
+              <w:top w:type="dxa" w:w="90"/>
+              <w:left w:type="dxa" w:w="120"/>
+              <w:bottom w:type="dxa" w:w="90"/>
+              <w:right w:type="dxa" w:w="120"/>
+            </w:tcMar>
+            <w:vAlign w:val="center"/>
+          </w:tcPr>
+          <w:p>
+            <w:pPr>
+              <w:spacing w:after="0" w:line="280"/>
+              <w:jc w:val="center"/>
+            </w:pPr>
+            <w:r>
+              <w:rPr>
+                <w:rFonts w:ascii="Be Vietnam Pro" w:cs="Be Vietnam Pro" w:eastAsia="Be Vietnam Pro" w:hAnsi="Be Vietnam Pro"/>
+                <w:color w:val="101814"/>
+                <w:sz w:val="20"/>
+                <w:szCs w:val="20"/>
+              </w:rPr>
+              <w:t xml:space="preserve">%</w:t>
+            </w:r>
+          </w:p>
+        </w:tc>
+        <w:tc>
+          <w:tcPr>
+            <w:tcW w:type="dxa" w:w="1077"/>
             <w:tcMar>
               <w:top w:type="dxa" w:w="90"/>
               <w:left w:type="dxa" w:w="120"/>
@@ -3497,85 +4271,7 @@
         </w:tc>
         <w:tc>
           <w:tcPr>
-            <w:tcW w:type="dxa" w:w="1094"/>
-            <w:tcMar>
-              <w:top w:type="dxa" w:w="90"/>
-              <w:left w:type="dxa" w:w="120"/>
-              <w:bottom w:type="dxa" w:w="90"/>
-              <w:right w:type="dxa" w:w="120"/>
-            </w:tcMar>
-            <w:vAlign w:val="center"/>
-          </w:tcPr>
-          <w:p>
-            <w:pPr>
-              <w:spacing w:after="0" w:line="280"/>
-            </w:pPr>
-            <w:r>
-              <w:rPr>
-                <w:rFonts w:ascii="Be Vietnam Pro" w:cs="Be Vietnam Pro" w:eastAsia="Be Vietnam Pro" w:hAnsi="Be Vietnam Pro"/>
-                <w:color w:val="101814"/>
-                <w:sz w:val="20"/>
-                <w:szCs w:val="20"/>
-              </w:rPr>
-              <w:t xml:space="preserve">DA3 + DA1</w:t>
-            </w:r>
-          </w:p>
-        </w:tc>
-        <w:tc>
-          <w:tcPr>
-            <w:tcW w:type="dxa" w:w="1823"/>
-            <w:tcMar>
-              <w:top w:type="dxa" w:w="90"/>
-              <w:left w:type="dxa" w:w="120"/>
-              <w:bottom w:type="dxa" w:w="90"/>
-              <w:right w:type="dxa" w:w="120"/>
-            </w:tcMar>
-            <w:vAlign w:val="center"/>
-          </w:tcPr>
-          <w:p>
-            <w:pPr>
-              <w:spacing w:after="0" w:line="280"/>
-              <w:jc w:val="center"/>
-            </w:pPr>
-            <w:r>
-              <w:rPr>
-                <w:rFonts w:ascii="Be Vietnam Pro" w:cs="Be Vietnam Pro" w:eastAsia="Be Vietnam Pro" w:hAnsi="Be Vietnam Pro"/>
-                <w:color w:val="101814"/>
-                <w:sz w:val="20"/>
-                <w:szCs w:val="20"/>
-              </w:rPr>
-              <w:t xml:space="preserve">%</w:t>
-            </w:r>
-          </w:p>
-        </w:tc>
-        <w:tc>
-          <w:tcPr>
-            <w:tcW w:type="dxa" w:w="1517"/>
-            <w:tcMar>
-              <w:top w:type="dxa" w:w="90"/>
-              <w:left w:type="dxa" w:w="120"/>
-              <w:bottom w:type="dxa" w:w="90"/>
-              <w:right w:type="dxa" w:w="120"/>
-            </w:tcMar>
-            <w:vAlign w:val="center"/>
-          </w:tcPr>
-          <w:p>
-            <w:pPr>
-              <w:spacing w:after="0" w:line="280"/>
-            </w:pPr>
-            <w:r>
-              <w:rPr>
-                <w:rFonts w:ascii="Be Vietnam Pro" w:cs="Be Vietnam Pro" w:eastAsia="Be Vietnam Pro" w:hAnsi="Be Vietnam Pro"/>
-                <w:sz w:val="21"/>
-                <w:szCs w:val="21"/>
-              </w:rPr>
-              <w:t xml:space="preserve"/>
-            </w:r>
-          </w:p>
-        </w:tc>
-        <w:tc>
-          <w:tcPr>
-            <w:tcW w:type="dxa" w:w="1823"/>
+            <w:tcW w:type="dxa" w:w="1633"/>
             <w:tcMar>
               <w:top w:type="dxa" w:w="90"/>
               <w:left w:type="dxa" w:w="120"/>
@@ -3625,13 +4321,41 @@
                 <w:sz w:val="20"/>
                 <w:szCs w:val="20"/>
               </w:rPr>
-              <w:t xml:space="preserve">07/2026</w:t>
-            </w:r>
-          </w:p>
-        </w:tc>
-        <w:tc>
-          <w:tcPr>
-            <w:tcW w:type="dxa" w:w="729"/>
+              <w:t xml:space="preserve">04/2026</w:t>
+            </w:r>
+          </w:p>
+        </w:tc>
+        <w:tc>
+          <w:tcPr>
+            <w:tcW w:type="dxa" w:w="1197"/>
+            <w:tcMar>
+              <w:top w:type="dxa" w:w="90"/>
+              <w:left w:type="dxa" w:w="120"/>
+              <w:bottom w:type="dxa" w:w="90"/>
+              <w:right w:type="dxa" w:w="120"/>
+            </w:tcMar>
+            <w:vAlign w:val="center"/>
+          </w:tcPr>
+          <w:p>
+            <w:pPr>
+              <w:spacing w:after="0" w:line="280"/>
+            </w:pPr>
+            <w:r>
+              <w:rPr>
+                <w:rFonts w:ascii="Be Vietnam Pro" w:cs="Be Vietnam Pro" w:eastAsia="Be Vietnam Pro" w:hAnsi="Be Vietnam Pro"/>
+                <w:i/>
+                <w:iCs/>
+                <w:color w:val="101814"/>
+                <w:sz w:val="20"/>
+                <w:szCs w:val="20"/>
+              </w:rPr>
+              <w:t xml:space="preserve">(bốn người)</w:t>
+            </w:r>
+          </w:p>
+        </w:tc>
+        <w:tc>
+          <w:tcPr>
+            <w:tcW w:type="dxa" w:w="1560"/>
             <w:tcMar>
               <w:top w:type="dxa" w:w="90"/>
               <w:left w:type="dxa" w:w="120"/>
@@ -3656,7 +4380,60 @@
         </w:tc>
         <w:tc>
           <w:tcPr>
-            <w:tcW w:type="dxa" w:w="1094"/>
+            <w:tcW w:type="dxa" w:w="980"/>
+            <w:tcMar>
+              <w:top w:type="dxa" w:w="90"/>
+              <w:left w:type="dxa" w:w="120"/>
+              <w:bottom w:type="dxa" w:w="90"/>
+              <w:right w:type="dxa" w:w="120"/>
+            </w:tcMar>
+            <w:vAlign w:val="center"/>
+          </w:tcPr>
+          <w:p>
+            <w:pPr>
+              <w:spacing w:after="0" w:line="280"/>
+            </w:pPr>
+            <w:r>
+              <w:rPr>
+                <w:rFonts w:ascii="Be Vietnam Pro" w:cs="Be Vietnam Pro" w:eastAsia="Be Vietnam Pro" w:hAnsi="Be Vietnam Pro"/>
+                <w:color w:val="101814"/>
+                <w:sz w:val="20"/>
+                <w:szCs w:val="20"/>
+              </w:rPr>
+              <w:t xml:space="preserve">DA3</w:t>
+            </w:r>
+          </w:p>
+        </w:tc>
+        <w:tc>
+          <w:tcPr>
+            <w:tcW w:type="dxa" w:w="1633"/>
+            <w:tcMar>
+              <w:top w:type="dxa" w:w="90"/>
+              <w:left w:type="dxa" w:w="120"/>
+              <w:bottom w:type="dxa" w:w="90"/>
+              <w:right w:type="dxa" w:w="120"/>
+            </w:tcMar>
+            <w:vAlign w:val="center"/>
+          </w:tcPr>
+          <w:p>
+            <w:pPr>
+              <w:spacing w:after="0" w:line="280"/>
+              <w:jc w:val="center"/>
+            </w:pPr>
+            <w:r>
+              <w:rPr>
+                <w:rFonts w:ascii="Be Vietnam Pro" w:cs="Be Vietnam Pro" w:eastAsia="Be Vietnam Pro" w:hAnsi="Be Vietnam Pro"/>
+                <w:color w:val="101814"/>
+                <w:sz w:val="20"/>
+                <w:szCs w:val="20"/>
+              </w:rPr>
+              <w:t xml:space="preserve">%</w:t>
+            </w:r>
+          </w:p>
+        </w:tc>
+        <w:tc>
+          <w:tcPr>
+            <w:tcW w:type="dxa" w:w="1077"/>
             <w:tcMar>
               <w:top w:type="dxa" w:w="90"/>
               <w:left w:type="dxa" w:w="120"/>
@@ -3681,85 +4458,7 @@
         </w:tc>
         <w:tc>
           <w:tcPr>
-            <w:tcW w:type="dxa" w:w="1094"/>
-            <w:tcMar>
-              <w:top w:type="dxa" w:w="90"/>
-              <w:left w:type="dxa" w:w="120"/>
-              <w:bottom w:type="dxa" w:w="90"/>
-              <w:right w:type="dxa" w:w="120"/>
-            </w:tcMar>
-            <w:vAlign w:val="center"/>
-          </w:tcPr>
-          <w:p>
-            <w:pPr>
-              <w:spacing w:after="0" w:line="280"/>
-            </w:pPr>
-            <w:r>
-              <w:rPr>
-                <w:rFonts w:ascii="Be Vietnam Pro" w:cs="Be Vietnam Pro" w:eastAsia="Be Vietnam Pro" w:hAnsi="Be Vietnam Pro"/>
-                <w:color w:val="101814"/>
-                <w:sz w:val="20"/>
-                <w:szCs w:val="20"/>
-              </w:rPr>
-              <w:t xml:space="preserve">DA1 + DA2</w:t>
-            </w:r>
-          </w:p>
-        </w:tc>
-        <w:tc>
-          <w:tcPr>
-            <w:tcW w:type="dxa" w:w="1823"/>
-            <w:tcMar>
-              <w:top w:type="dxa" w:w="90"/>
-              <w:left w:type="dxa" w:w="120"/>
-              <w:bottom w:type="dxa" w:w="90"/>
-              <w:right w:type="dxa" w:w="120"/>
-            </w:tcMar>
-            <w:vAlign w:val="center"/>
-          </w:tcPr>
-          <w:p>
-            <w:pPr>
-              <w:spacing w:after="0" w:line="280"/>
-              <w:jc w:val="center"/>
-            </w:pPr>
-            <w:r>
-              <w:rPr>
-                <w:rFonts w:ascii="Be Vietnam Pro" w:cs="Be Vietnam Pro" w:eastAsia="Be Vietnam Pro" w:hAnsi="Be Vietnam Pro"/>
-                <w:color w:val="101814"/>
-                <w:sz w:val="20"/>
-                <w:szCs w:val="20"/>
-              </w:rPr>
-              <w:t xml:space="preserve">%</w:t>
-            </w:r>
-          </w:p>
-        </w:tc>
-        <w:tc>
-          <w:tcPr>
-            <w:tcW w:type="dxa" w:w="1517"/>
-            <w:tcMar>
-              <w:top w:type="dxa" w:w="90"/>
-              <w:left w:type="dxa" w:w="120"/>
-              <w:bottom w:type="dxa" w:w="90"/>
-              <w:right w:type="dxa" w:w="120"/>
-            </w:tcMar>
-            <w:vAlign w:val="center"/>
-          </w:tcPr>
-          <w:p>
-            <w:pPr>
-              <w:spacing w:after="0" w:line="280"/>
-            </w:pPr>
-            <w:r>
-              <w:rPr>
-                <w:rFonts w:ascii="Be Vietnam Pro" w:cs="Be Vietnam Pro" w:eastAsia="Be Vietnam Pro" w:hAnsi="Be Vietnam Pro"/>
-                <w:sz w:val="21"/>
-                <w:szCs w:val="21"/>
-              </w:rPr>
-              <w:t xml:space="preserve"/>
-            </w:r>
-          </w:p>
-        </w:tc>
-        <w:tc>
-          <w:tcPr>
-            <w:tcW w:type="dxa" w:w="1823"/>
+            <w:tcW w:type="dxa" w:w="1633"/>
             <w:tcMar>
               <w:top w:type="dxa" w:w="90"/>
               <w:left w:type="dxa" w:w="120"/>
@@ -3809,13 +4508,41 @@
                 <w:sz w:val="20"/>
                 <w:szCs w:val="20"/>
               </w:rPr>
-              <w:t xml:space="preserve">08/2026</w:t>
-            </w:r>
-          </w:p>
-        </w:tc>
-        <w:tc>
-          <w:tcPr>
-            <w:tcW w:type="dxa" w:w="729"/>
+              <w:t xml:space="preserve">05/2026</w:t>
+            </w:r>
+          </w:p>
+        </w:tc>
+        <w:tc>
+          <w:tcPr>
+            <w:tcW w:type="dxa" w:w="1197"/>
+            <w:tcMar>
+              <w:top w:type="dxa" w:w="90"/>
+              <w:left w:type="dxa" w:w="120"/>
+              <w:bottom w:type="dxa" w:w="90"/>
+              <w:right w:type="dxa" w:w="120"/>
+            </w:tcMar>
+            <w:vAlign w:val="center"/>
+          </w:tcPr>
+          <w:p>
+            <w:pPr>
+              <w:spacing w:after="0" w:line="280"/>
+            </w:pPr>
+            <w:r>
+              <w:rPr>
+                <w:rFonts w:ascii="Be Vietnam Pro" w:cs="Be Vietnam Pro" w:eastAsia="Be Vietnam Pro" w:hAnsi="Be Vietnam Pro"/>
+                <w:i/>
+                <w:iCs/>
+                <w:color w:val="101814"/>
+                <w:sz w:val="20"/>
+                <w:szCs w:val="20"/>
+              </w:rPr>
+              <w:t xml:space="preserve">(bốn người)</w:t>
+            </w:r>
+          </w:p>
+        </w:tc>
+        <w:tc>
+          <w:tcPr>
+            <w:tcW w:type="dxa" w:w="1560"/>
             <w:tcMar>
               <w:top w:type="dxa" w:w="90"/>
               <w:left w:type="dxa" w:w="120"/>
@@ -3840,7 +4567,60 @@
         </w:tc>
         <w:tc>
           <w:tcPr>
-            <w:tcW w:type="dxa" w:w="1094"/>
+            <w:tcW w:type="dxa" w:w="980"/>
+            <w:tcMar>
+              <w:top w:type="dxa" w:w="90"/>
+              <w:left w:type="dxa" w:w="120"/>
+              <w:bottom w:type="dxa" w:w="90"/>
+              <w:right w:type="dxa" w:w="120"/>
+            </w:tcMar>
+            <w:vAlign w:val="center"/>
+          </w:tcPr>
+          <w:p>
+            <w:pPr>
+              <w:spacing w:after="0" w:line="280"/>
+            </w:pPr>
+            <w:r>
+              <w:rPr>
+                <w:rFonts w:ascii="Be Vietnam Pro" w:cs="Be Vietnam Pro" w:eastAsia="Be Vietnam Pro" w:hAnsi="Be Vietnam Pro"/>
+                <w:color w:val="101814"/>
+                <w:sz w:val="20"/>
+                <w:szCs w:val="20"/>
+              </w:rPr>
+              <w:t xml:space="preserve">DA3</w:t>
+            </w:r>
+          </w:p>
+        </w:tc>
+        <w:tc>
+          <w:tcPr>
+            <w:tcW w:type="dxa" w:w="1633"/>
+            <w:tcMar>
+              <w:top w:type="dxa" w:w="90"/>
+              <w:left w:type="dxa" w:w="120"/>
+              <w:bottom w:type="dxa" w:w="90"/>
+              <w:right w:type="dxa" w:w="120"/>
+            </w:tcMar>
+            <w:vAlign w:val="center"/>
+          </w:tcPr>
+          <w:p>
+            <w:pPr>
+              <w:spacing w:after="0" w:line="280"/>
+              <w:jc w:val="center"/>
+            </w:pPr>
+            <w:r>
+              <w:rPr>
+                <w:rFonts w:ascii="Be Vietnam Pro" w:cs="Be Vietnam Pro" w:eastAsia="Be Vietnam Pro" w:hAnsi="Be Vietnam Pro"/>
+                <w:color w:val="101814"/>
+                <w:sz w:val="20"/>
+                <w:szCs w:val="20"/>
+              </w:rPr>
+              <w:t xml:space="preserve">%</w:t>
+            </w:r>
+          </w:p>
+        </w:tc>
+        <w:tc>
+          <w:tcPr>
+            <w:tcW w:type="dxa" w:w="1077"/>
             <w:tcMar>
               <w:top w:type="dxa" w:w="90"/>
               <w:left w:type="dxa" w:w="120"/>
@@ -3865,85 +4645,7 @@
         </w:tc>
         <w:tc>
           <w:tcPr>
-            <w:tcW w:type="dxa" w:w="1094"/>
-            <w:tcMar>
-              <w:top w:type="dxa" w:w="90"/>
-              <w:left w:type="dxa" w:w="120"/>
-              <w:bottom w:type="dxa" w:w="90"/>
-              <w:right w:type="dxa" w:w="120"/>
-            </w:tcMar>
-            <w:vAlign w:val="center"/>
-          </w:tcPr>
-          <w:p>
-            <w:pPr>
-              <w:spacing w:after="0" w:line="280"/>
-            </w:pPr>
-            <w:r>
-              <w:rPr>
-                <w:rFonts w:ascii="Be Vietnam Pro" w:cs="Be Vietnam Pro" w:eastAsia="Be Vietnam Pro" w:hAnsi="Be Vietnam Pro"/>
-                <w:color w:val="101814"/>
-                <w:sz w:val="20"/>
-                <w:szCs w:val="20"/>
-              </w:rPr>
-              <w:t xml:space="preserve">DA1 + DA2</w:t>
-            </w:r>
-          </w:p>
-        </w:tc>
-        <w:tc>
-          <w:tcPr>
-            <w:tcW w:type="dxa" w:w="1823"/>
-            <w:tcMar>
-              <w:top w:type="dxa" w:w="90"/>
-              <w:left w:type="dxa" w:w="120"/>
-              <w:bottom w:type="dxa" w:w="90"/>
-              <w:right w:type="dxa" w:w="120"/>
-            </w:tcMar>
-            <w:vAlign w:val="center"/>
-          </w:tcPr>
-          <w:p>
-            <w:pPr>
-              <w:spacing w:after="0" w:line="280"/>
-              <w:jc w:val="center"/>
-            </w:pPr>
-            <w:r>
-              <w:rPr>
-                <w:rFonts w:ascii="Be Vietnam Pro" w:cs="Be Vietnam Pro" w:eastAsia="Be Vietnam Pro" w:hAnsi="Be Vietnam Pro"/>
-                <w:color w:val="101814"/>
-                <w:sz w:val="20"/>
-                <w:szCs w:val="20"/>
-              </w:rPr>
-              <w:t xml:space="preserve">%</w:t>
-            </w:r>
-          </w:p>
-        </w:tc>
-        <w:tc>
-          <w:tcPr>
-            <w:tcW w:type="dxa" w:w="1517"/>
-            <w:tcMar>
-              <w:top w:type="dxa" w:w="90"/>
-              <w:left w:type="dxa" w:w="120"/>
-              <w:bottom w:type="dxa" w:w="90"/>
-              <w:right w:type="dxa" w:w="120"/>
-            </w:tcMar>
-            <w:vAlign w:val="center"/>
-          </w:tcPr>
-          <w:p>
-            <w:pPr>
-              <w:spacing w:after="0" w:line="280"/>
-            </w:pPr>
-            <w:r>
-              <w:rPr>
-                <w:rFonts w:ascii="Be Vietnam Pro" w:cs="Be Vietnam Pro" w:eastAsia="Be Vietnam Pro" w:hAnsi="Be Vietnam Pro"/>
-                <w:sz w:val="21"/>
-                <w:szCs w:val="21"/>
-              </w:rPr>
-              <w:t xml:space="preserve"/>
-            </w:r>
-          </w:p>
-        </w:tc>
-        <w:tc>
-          <w:tcPr>
-            <w:tcW w:type="dxa" w:w="1823"/>
+            <w:tcW w:type="dxa" w:w="1633"/>
             <w:tcMar>
               <w:top w:type="dxa" w:w="90"/>
               <w:left w:type="dxa" w:w="120"/>
@@ -3993,13 +4695,41 @@
                 <w:sz w:val="20"/>
                 <w:szCs w:val="20"/>
               </w:rPr>
-              <w:t xml:space="preserve">…</w:t>
-            </w:r>
-          </w:p>
-        </w:tc>
-        <w:tc>
-          <w:tcPr>
-            <w:tcW w:type="dxa" w:w="729"/>
+              <w:t xml:space="preserve">06/2026</w:t>
+            </w:r>
+          </w:p>
+        </w:tc>
+        <w:tc>
+          <w:tcPr>
+            <w:tcW w:type="dxa" w:w="1197"/>
+            <w:tcMar>
+              <w:top w:type="dxa" w:w="90"/>
+              <w:left w:type="dxa" w:w="120"/>
+              <w:bottom w:type="dxa" w:w="90"/>
+              <w:right w:type="dxa" w:w="120"/>
+            </w:tcMar>
+            <w:vAlign w:val="center"/>
+          </w:tcPr>
+          <w:p>
+            <w:pPr>
+              <w:spacing w:after="0" w:line="280"/>
+            </w:pPr>
+            <w:r>
+              <w:rPr>
+                <w:rFonts w:ascii="Be Vietnam Pro" w:cs="Be Vietnam Pro" w:eastAsia="Be Vietnam Pro" w:hAnsi="Be Vietnam Pro"/>
+                <w:i/>
+                <w:iCs/>
+                <w:color w:val="101814"/>
+                <w:sz w:val="20"/>
+                <w:szCs w:val="20"/>
+              </w:rPr>
+              <w:t xml:space="preserve">(bốn người)</w:t>
+            </w:r>
+          </w:p>
+        </w:tc>
+        <w:tc>
+          <w:tcPr>
+            <w:tcW w:type="dxa" w:w="1560"/>
             <w:tcMar>
               <w:top w:type="dxa" w:w="90"/>
               <w:left w:type="dxa" w:w="120"/>
@@ -4024,7 +4754,60 @@
         </w:tc>
         <w:tc>
           <w:tcPr>
-            <w:tcW w:type="dxa" w:w="1094"/>
+            <w:tcW w:type="dxa" w:w="980"/>
+            <w:tcMar>
+              <w:top w:type="dxa" w:w="90"/>
+              <w:left w:type="dxa" w:w="120"/>
+              <w:bottom w:type="dxa" w:w="90"/>
+              <w:right w:type="dxa" w:w="120"/>
+            </w:tcMar>
+            <w:vAlign w:val="center"/>
+          </w:tcPr>
+          <w:p>
+            <w:pPr>
+              <w:spacing w:after="0" w:line="280"/>
+            </w:pPr>
+            <w:r>
+              <w:rPr>
+                <w:rFonts w:ascii="Be Vietnam Pro" w:cs="Be Vietnam Pro" w:eastAsia="Be Vietnam Pro" w:hAnsi="Be Vietnam Pro"/>
+                <w:color w:val="101814"/>
+                <w:sz w:val="20"/>
+                <w:szCs w:val="20"/>
+              </w:rPr>
+              <w:t xml:space="preserve">DA3 + DA1</w:t>
+            </w:r>
+          </w:p>
+        </w:tc>
+        <w:tc>
+          <w:tcPr>
+            <w:tcW w:type="dxa" w:w="1633"/>
+            <w:tcMar>
+              <w:top w:type="dxa" w:w="90"/>
+              <w:left w:type="dxa" w:w="120"/>
+              <w:bottom w:type="dxa" w:w="90"/>
+              <w:right w:type="dxa" w:w="120"/>
+            </w:tcMar>
+            <w:vAlign w:val="center"/>
+          </w:tcPr>
+          <w:p>
+            <w:pPr>
+              <w:spacing w:after="0" w:line="280"/>
+              <w:jc w:val="center"/>
+            </w:pPr>
+            <w:r>
+              <w:rPr>
+                <w:rFonts w:ascii="Be Vietnam Pro" w:cs="Be Vietnam Pro" w:eastAsia="Be Vietnam Pro" w:hAnsi="Be Vietnam Pro"/>
+                <w:color w:val="101814"/>
+                <w:sz w:val="20"/>
+                <w:szCs w:val="20"/>
+              </w:rPr>
+              <w:t xml:space="preserve">%</w:t>
+            </w:r>
+          </w:p>
+        </w:tc>
+        <w:tc>
+          <w:tcPr>
+            <w:tcW w:type="dxa" w:w="1077"/>
             <w:tcMar>
               <w:top w:type="dxa" w:w="90"/>
               <w:left w:type="dxa" w:w="120"/>
@@ -4049,83 +4832,7 @@
         </w:tc>
         <w:tc>
           <w:tcPr>
-            <w:tcW w:type="dxa" w:w="1094"/>
-            <w:tcMar>
-              <w:top w:type="dxa" w:w="90"/>
-              <w:left w:type="dxa" w:w="120"/>
-              <w:bottom w:type="dxa" w:w="90"/>
-              <w:right w:type="dxa" w:w="120"/>
-            </w:tcMar>
-            <w:vAlign w:val="center"/>
-          </w:tcPr>
-          <w:p>
-            <w:pPr>
-              <w:spacing w:after="0" w:line="280"/>
-            </w:pPr>
-            <w:r>
-              <w:rPr>
-                <w:rFonts w:ascii="Be Vietnam Pro" w:cs="Be Vietnam Pro" w:eastAsia="Be Vietnam Pro" w:hAnsi="Be Vietnam Pro"/>
-                <w:sz w:val="21"/>
-                <w:szCs w:val="21"/>
-              </w:rPr>
-              <w:t xml:space="preserve"/>
-            </w:r>
-          </w:p>
-        </w:tc>
-        <w:tc>
-          <w:tcPr>
-            <w:tcW w:type="dxa" w:w="1823"/>
-            <w:tcMar>
-              <w:top w:type="dxa" w:w="90"/>
-              <w:left w:type="dxa" w:w="120"/>
-              <w:bottom w:type="dxa" w:w="90"/>
-              <w:right w:type="dxa" w:w="120"/>
-            </w:tcMar>
-            <w:vAlign w:val="center"/>
-          </w:tcPr>
-          <w:p>
-            <w:pPr>
-              <w:spacing w:after="0" w:line="280"/>
-              <w:jc w:val="center"/>
-            </w:pPr>
-            <w:r>
-              <w:rPr>
-                <w:rFonts w:ascii="Be Vietnam Pro" w:cs="Be Vietnam Pro" w:eastAsia="Be Vietnam Pro" w:hAnsi="Be Vietnam Pro"/>
-                <w:sz w:val="21"/>
-                <w:szCs w:val="21"/>
-              </w:rPr>
-              <w:t xml:space="preserve"/>
-            </w:r>
-          </w:p>
-        </w:tc>
-        <w:tc>
-          <w:tcPr>
-            <w:tcW w:type="dxa" w:w="1517"/>
-            <w:tcMar>
-              <w:top w:type="dxa" w:w="90"/>
-              <w:left w:type="dxa" w:w="120"/>
-              <w:bottom w:type="dxa" w:w="90"/>
-              <w:right w:type="dxa" w:w="120"/>
-            </w:tcMar>
-            <w:vAlign w:val="center"/>
-          </w:tcPr>
-          <w:p>
-            <w:pPr>
-              <w:spacing w:after="0" w:line="280"/>
-            </w:pPr>
-            <w:r>
-              <w:rPr>
-                <w:rFonts w:ascii="Be Vietnam Pro" w:cs="Be Vietnam Pro" w:eastAsia="Be Vietnam Pro" w:hAnsi="Be Vietnam Pro"/>
-                <w:sz w:val="21"/>
-                <w:szCs w:val="21"/>
-              </w:rPr>
-              <w:t xml:space="preserve"/>
-            </w:r>
-          </w:p>
-        </w:tc>
-        <w:tc>
-          <w:tcPr>
-            <w:tcW w:type="dxa" w:w="1823"/>
+            <w:tcW w:type="dxa" w:w="1633"/>
             <w:tcMar>
               <w:top w:type="dxa" w:w="90"/>
               <w:left w:type="dxa" w:w="120"/>
@@ -4171,6 +4878,380 @@
             <w:r>
               <w:rPr>
                 <w:rFonts w:ascii="Be Vietnam Pro" w:cs="Be Vietnam Pro" w:eastAsia="Be Vietnam Pro" w:hAnsi="Be Vietnam Pro"/>
+                <w:color w:val="101814"/>
+                <w:sz w:val="20"/>
+                <w:szCs w:val="20"/>
+              </w:rPr>
+              <w:t xml:space="preserve">07/2026</w:t>
+            </w:r>
+          </w:p>
+        </w:tc>
+        <w:tc>
+          <w:tcPr>
+            <w:tcW w:type="dxa" w:w="1197"/>
+            <w:tcMar>
+              <w:top w:type="dxa" w:w="90"/>
+              <w:left w:type="dxa" w:w="120"/>
+              <w:bottom w:type="dxa" w:w="90"/>
+              <w:right w:type="dxa" w:w="120"/>
+            </w:tcMar>
+            <w:vAlign w:val="center"/>
+          </w:tcPr>
+          <w:p>
+            <w:pPr>
+              <w:spacing w:after="0" w:line="280"/>
+            </w:pPr>
+            <w:r>
+              <w:rPr>
+                <w:rFonts w:ascii="Be Vietnam Pro" w:cs="Be Vietnam Pro" w:eastAsia="Be Vietnam Pro" w:hAnsi="Be Vietnam Pro"/>
+                <w:i/>
+                <w:iCs/>
+                <w:color w:val="101814"/>
+                <w:sz w:val="20"/>
+                <w:szCs w:val="20"/>
+              </w:rPr>
+              <w:t xml:space="preserve">(bốn người)</w:t>
+            </w:r>
+          </w:p>
+        </w:tc>
+        <w:tc>
+          <w:tcPr>
+            <w:tcW w:type="dxa" w:w="1560"/>
+            <w:tcMar>
+              <w:top w:type="dxa" w:w="90"/>
+              <w:left w:type="dxa" w:w="120"/>
+              <w:bottom w:type="dxa" w:w="90"/>
+              <w:right w:type="dxa" w:w="120"/>
+            </w:tcMar>
+            <w:vAlign w:val="center"/>
+          </w:tcPr>
+          <w:p>
+            <w:pPr>
+              <w:spacing w:after="0" w:line="280"/>
+            </w:pPr>
+            <w:r>
+              <w:rPr>
+                <w:rFonts w:ascii="Be Vietnam Pro" w:cs="Be Vietnam Pro" w:eastAsia="Be Vietnam Pro" w:hAnsi="Be Vietnam Pro"/>
+                <w:sz w:val="21"/>
+                <w:szCs w:val="21"/>
+              </w:rPr>
+              <w:t xml:space="preserve"/>
+            </w:r>
+          </w:p>
+        </w:tc>
+        <w:tc>
+          <w:tcPr>
+            <w:tcW w:type="dxa" w:w="980"/>
+            <w:tcMar>
+              <w:top w:type="dxa" w:w="90"/>
+              <w:left w:type="dxa" w:w="120"/>
+              <w:bottom w:type="dxa" w:w="90"/>
+              <w:right w:type="dxa" w:w="120"/>
+            </w:tcMar>
+            <w:vAlign w:val="center"/>
+          </w:tcPr>
+          <w:p>
+            <w:pPr>
+              <w:spacing w:after="0" w:line="280"/>
+            </w:pPr>
+            <w:r>
+              <w:rPr>
+                <w:rFonts w:ascii="Be Vietnam Pro" w:cs="Be Vietnam Pro" w:eastAsia="Be Vietnam Pro" w:hAnsi="Be Vietnam Pro"/>
+                <w:color w:val="101814"/>
+                <w:sz w:val="20"/>
+                <w:szCs w:val="20"/>
+              </w:rPr>
+              <w:t xml:space="preserve">DA1 + DA2</w:t>
+            </w:r>
+          </w:p>
+        </w:tc>
+        <w:tc>
+          <w:tcPr>
+            <w:tcW w:type="dxa" w:w="1633"/>
+            <w:tcMar>
+              <w:top w:type="dxa" w:w="90"/>
+              <w:left w:type="dxa" w:w="120"/>
+              <w:bottom w:type="dxa" w:w="90"/>
+              <w:right w:type="dxa" w:w="120"/>
+            </w:tcMar>
+            <w:vAlign w:val="center"/>
+          </w:tcPr>
+          <w:p>
+            <w:pPr>
+              <w:spacing w:after="0" w:line="280"/>
+              <w:jc w:val="center"/>
+            </w:pPr>
+            <w:r>
+              <w:rPr>
+                <w:rFonts w:ascii="Be Vietnam Pro" w:cs="Be Vietnam Pro" w:eastAsia="Be Vietnam Pro" w:hAnsi="Be Vietnam Pro"/>
+                <w:color w:val="101814"/>
+                <w:sz w:val="20"/>
+                <w:szCs w:val="20"/>
+              </w:rPr>
+              <w:t xml:space="preserve">%</w:t>
+            </w:r>
+          </w:p>
+        </w:tc>
+        <w:tc>
+          <w:tcPr>
+            <w:tcW w:type="dxa" w:w="1077"/>
+            <w:tcMar>
+              <w:top w:type="dxa" w:w="90"/>
+              <w:left w:type="dxa" w:w="120"/>
+              <w:bottom w:type="dxa" w:w="90"/>
+              <w:right w:type="dxa" w:w="120"/>
+            </w:tcMar>
+            <w:vAlign w:val="center"/>
+          </w:tcPr>
+          <w:p>
+            <w:pPr>
+              <w:spacing w:after="0" w:line="280"/>
+            </w:pPr>
+            <w:r>
+              <w:rPr>
+                <w:rFonts w:ascii="Be Vietnam Pro" w:cs="Be Vietnam Pro" w:eastAsia="Be Vietnam Pro" w:hAnsi="Be Vietnam Pro"/>
+                <w:sz w:val="21"/>
+                <w:szCs w:val="21"/>
+              </w:rPr>
+              <w:t xml:space="preserve"/>
+            </w:r>
+          </w:p>
+        </w:tc>
+        <w:tc>
+          <w:tcPr>
+            <w:tcW w:type="dxa" w:w="1633"/>
+            <w:tcMar>
+              <w:top w:type="dxa" w:w="90"/>
+              <w:left w:type="dxa" w:w="120"/>
+              <w:bottom w:type="dxa" w:w="90"/>
+              <w:right w:type="dxa" w:w="120"/>
+            </w:tcMar>
+            <w:vAlign w:val="center"/>
+          </w:tcPr>
+          <w:p>
+            <w:pPr>
+              <w:spacing w:after="0" w:line="280"/>
+            </w:pPr>
+            <w:r>
+              <w:rPr>
+                <w:rFonts w:ascii="Be Vietnam Pro" w:cs="Be Vietnam Pro" w:eastAsia="Be Vietnam Pro" w:hAnsi="Be Vietnam Pro"/>
+                <w:sz w:val="21"/>
+                <w:szCs w:val="21"/>
+              </w:rPr>
+              <w:t xml:space="preserve"/>
+            </w:r>
+          </w:p>
+        </w:tc>
+      </w:tr>
+      <w:tr>
+        <w:trPr>
+          <w:tblHeader w:val="false"/>
+        </w:trPr>
+        <w:tc>
+          <w:tcPr>
+            <w:tcW w:type="dxa" w:w="1280"/>
+            <w:tcMar>
+              <w:top w:type="dxa" w:w="90"/>
+              <w:left w:type="dxa" w:w="120"/>
+              <w:bottom w:type="dxa" w:w="90"/>
+              <w:right w:type="dxa" w:w="120"/>
+            </w:tcMar>
+            <w:vAlign w:val="center"/>
+          </w:tcPr>
+          <w:p>
+            <w:pPr>
+              <w:spacing w:after="0" w:line="280"/>
+            </w:pPr>
+            <w:r>
+              <w:rPr>
+                <w:rFonts w:ascii="Be Vietnam Pro" w:cs="Be Vietnam Pro" w:eastAsia="Be Vietnam Pro" w:hAnsi="Be Vietnam Pro"/>
+                <w:color w:val="101814"/>
+                <w:sz w:val="20"/>
+                <w:szCs w:val="20"/>
+              </w:rPr>
+              <w:t xml:space="preserve">08/2026</w:t>
+            </w:r>
+          </w:p>
+        </w:tc>
+        <w:tc>
+          <w:tcPr>
+            <w:tcW w:type="dxa" w:w="1197"/>
+            <w:tcMar>
+              <w:top w:type="dxa" w:w="90"/>
+              <w:left w:type="dxa" w:w="120"/>
+              <w:bottom w:type="dxa" w:w="90"/>
+              <w:right w:type="dxa" w:w="120"/>
+            </w:tcMar>
+            <w:vAlign w:val="center"/>
+          </w:tcPr>
+          <w:p>
+            <w:pPr>
+              <w:spacing w:after="0" w:line="280"/>
+            </w:pPr>
+            <w:r>
+              <w:rPr>
+                <w:rFonts w:ascii="Be Vietnam Pro" w:cs="Be Vietnam Pro" w:eastAsia="Be Vietnam Pro" w:hAnsi="Be Vietnam Pro"/>
+                <w:i/>
+                <w:iCs/>
+                <w:color w:val="101814"/>
+                <w:sz w:val="20"/>
+                <w:szCs w:val="20"/>
+              </w:rPr>
+              <w:t xml:space="preserve">(bốn người)</w:t>
+            </w:r>
+          </w:p>
+        </w:tc>
+        <w:tc>
+          <w:tcPr>
+            <w:tcW w:type="dxa" w:w="1560"/>
+            <w:tcMar>
+              <w:top w:type="dxa" w:w="90"/>
+              <w:left w:type="dxa" w:w="120"/>
+              <w:bottom w:type="dxa" w:w="90"/>
+              <w:right w:type="dxa" w:w="120"/>
+            </w:tcMar>
+            <w:vAlign w:val="center"/>
+          </w:tcPr>
+          <w:p>
+            <w:pPr>
+              <w:spacing w:after="0" w:line="280"/>
+            </w:pPr>
+            <w:r>
+              <w:rPr>
+                <w:rFonts w:ascii="Be Vietnam Pro" w:cs="Be Vietnam Pro" w:eastAsia="Be Vietnam Pro" w:hAnsi="Be Vietnam Pro"/>
+                <w:sz w:val="21"/>
+                <w:szCs w:val="21"/>
+              </w:rPr>
+              <w:t xml:space="preserve"/>
+            </w:r>
+          </w:p>
+        </w:tc>
+        <w:tc>
+          <w:tcPr>
+            <w:tcW w:type="dxa" w:w="980"/>
+            <w:tcMar>
+              <w:top w:type="dxa" w:w="90"/>
+              <w:left w:type="dxa" w:w="120"/>
+              <w:bottom w:type="dxa" w:w="90"/>
+              <w:right w:type="dxa" w:w="120"/>
+            </w:tcMar>
+            <w:vAlign w:val="center"/>
+          </w:tcPr>
+          <w:p>
+            <w:pPr>
+              <w:spacing w:after="0" w:line="280"/>
+            </w:pPr>
+            <w:r>
+              <w:rPr>
+                <w:rFonts w:ascii="Be Vietnam Pro" w:cs="Be Vietnam Pro" w:eastAsia="Be Vietnam Pro" w:hAnsi="Be Vietnam Pro"/>
+                <w:color w:val="101814"/>
+                <w:sz w:val="20"/>
+                <w:szCs w:val="20"/>
+              </w:rPr>
+              <w:t xml:space="preserve">DA1 + DA2</w:t>
+            </w:r>
+          </w:p>
+        </w:tc>
+        <w:tc>
+          <w:tcPr>
+            <w:tcW w:type="dxa" w:w="1633"/>
+            <w:tcMar>
+              <w:top w:type="dxa" w:w="90"/>
+              <w:left w:type="dxa" w:w="120"/>
+              <w:bottom w:type="dxa" w:w="90"/>
+              <w:right w:type="dxa" w:w="120"/>
+            </w:tcMar>
+            <w:vAlign w:val="center"/>
+          </w:tcPr>
+          <w:p>
+            <w:pPr>
+              <w:spacing w:after="0" w:line="280"/>
+              <w:jc w:val="center"/>
+            </w:pPr>
+            <w:r>
+              <w:rPr>
+                <w:rFonts w:ascii="Be Vietnam Pro" w:cs="Be Vietnam Pro" w:eastAsia="Be Vietnam Pro" w:hAnsi="Be Vietnam Pro"/>
+                <w:color w:val="101814"/>
+                <w:sz w:val="20"/>
+                <w:szCs w:val="20"/>
+              </w:rPr>
+              <w:t xml:space="preserve">%</w:t>
+            </w:r>
+          </w:p>
+        </w:tc>
+        <w:tc>
+          <w:tcPr>
+            <w:tcW w:type="dxa" w:w="1077"/>
+            <w:tcMar>
+              <w:top w:type="dxa" w:w="90"/>
+              <w:left w:type="dxa" w:w="120"/>
+              <w:bottom w:type="dxa" w:w="90"/>
+              <w:right w:type="dxa" w:w="120"/>
+            </w:tcMar>
+            <w:vAlign w:val="center"/>
+          </w:tcPr>
+          <w:p>
+            <w:pPr>
+              <w:spacing w:after="0" w:line="280"/>
+            </w:pPr>
+            <w:r>
+              <w:rPr>
+                <w:rFonts w:ascii="Be Vietnam Pro" w:cs="Be Vietnam Pro" w:eastAsia="Be Vietnam Pro" w:hAnsi="Be Vietnam Pro"/>
+                <w:sz w:val="21"/>
+                <w:szCs w:val="21"/>
+              </w:rPr>
+              <w:t xml:space="preserve"/>
+            </w:r>
+          </w:p>
+        </w:tc>
+        <w:tc>
+          <w:tcPr>
+            <w:tcW w:type="dxa" w:w="1633"/>
+            <w:tcMar>
+              <w:top w:type="dxa" w:w="90"/>
+              <w:left w:type="dxa" w:w="120"/>
+              <w:bottom w:type="dxa" w:w="90"/>
+              <w:right w:type="dxa" w:w="120"/>
+            </w:tcMar>
+            <w:vAlign w:val="center"/>
+          </w:tcPr>
+          <w:p>
+            <w:pPr>
+              <w:spacing w:after="0" w:line="280"/>
+            </w:pPr>
+            <w:r>
+              <w:rPr>
+                <w:rFonts w:ascii="Be Vietnam Pro" w:cs="Be Vietnam Pro" w:eastAsia="Be Vietnam Pro" w:hAnsi="Be Vietnam Pro"/>
+                <w:sz w:val="21"/>
+                <w:szCs w:val="21"/>
+              </w:rPr>
+              <w:t xml:space="preserve"/>
+            </w:r>
+          </w:p>
+        </w:tc>
+      </w:tr>
+      <w:tr>
+        <w:trPr>
+          <w:tblHeader w:val="false"/>
+        </w:trPr>
+        <w:tc>
+          <w:tcPr>
+            <w:tcW w:type="dxa" w:w="1280"/>
+            <w:tcMar>
+              <w:top w:type="dxa" w:w="90"/>
+              <w:left w:type="dxa" w:w="120"/>
+              <w:bottom w:type="dxa" w:w="90"/>
+              <w:right w:type="dxa" w:w="120"/>
+            </w:tcMar>
+            <w:vAlign w:val="center"/>
+          </w:tcPr>
+          <w:p>
+            <w:pPr>
+              <w:spacing w:after="0" w:line="280"/>
+            </w:pPr>
+            <w:r>
+              <w:rPr>
+                <w:rFonts w:ascii="Be Vietnam Pro" w:cs="Be Vietnam Pro" w:eastAsia="Be Vietnam Pro" w:hAnsi="Be Vietnam Pro"/>
                 <w:b/>
                 <w:bCs/>
                 <w:color w:val="101814"/>
@@ -4183,7 +5264,7 @@
         </w:tc>
         <w:tc>
           <w:tcPr>
-            <w:tcW w:type="dxa" w:w="729"/>
+            <w:tcW w:type="dxa" w:w="1197"/>
             <w:tcMar>
               <w:top w:type="dxa" w:w="90"/>
               <w:left w:type="dxa" w:w="120"/>
@@ -4208,7 +5289,7 @@
         </w:tc>
         <w:tc>
           <w:tcPr>
-            <w:tcW w:type="dxa" w:w="1094"/>
+            <w:tcW w:type="dxa" w:w="1560"/>
             <w:tcMar>
               <w:top w:type="dxa" w:w="90"/>
               <w:left w:type="dxa" w:w="120"/>
@@ -4233,7 +5314,7 @@
         </w:tc>
         <w:tc>
           <w:tcPr>
-            <w:tcW w:type="dxa" w:w="1094"/>
+            <w:tcW w:type="dxa" w:w="980"/>
             <w:tcMar>
               <w:top w:type="dxa" w:w="90"/>
               <w:left w:type="dxa" w:w="120"/>
@@ -4258,7 +5339,7 @@
         </w:tc>
         <w:tc>
           <w:tcPr>
-            <w:tcW w:type="dxa" w:w="1823"/>
+            <w:tcW w:type="dxa" w:w="1633"/>
             <w:tcMar>
               <w:top w:type="dxa" w:w="90"/>
               <w:left w:type="dxa" w:w="120"/>
@@ -4284,7 +5365,7 @@
         </w:tc>
         <w:tc>
           <w:tcPr>
-            <w:tcW w:type="dxa" w:w="1517"/>
+            <w:tcW w:type="dxa" w:w="1077"/>
             <w:tcMar>
               <w:top w:type="dxa" w:w="90"/>
               <w:left w:type="dxa" w:w="120"/>
@@ -4309,7 +5390,7 @@
         </w:tc>
         <w:tc>
           <w:tcPr>
-            <w:tcW w:type="dxa" w:w="1823"/>
+            <w:tcW w:type="dxa" w:w="1633"/>
             <w:tcMar>
               <w:top w:type="dxa" w:w="90"/>
               <w:left w:type="dxa" w:w="120"/>
@@ -4337,6 +5418,67 @@
     <w:p>
       <w:pPr>
         <w:spacing w:after="180"/>
+      </w:pPr>
+    </w:p>
+    <w:tbl>
+      <w:tblPr>
+        <w:tblW w:type="dxa" w:w="9360"/>
+        <w:tblBorders>
+          <w:top w:val="none" w:color="auto" w:sz="0"/>
+          <w:left w:val="single" w:color="008E4D" w:sz="18"/>
+          <w:bottom w:val="none" w:color="auto" w:sz="0"/>
+          <w:right w:val="none" w:color="auto" w:sz="0"/>
+          <w:insideH w:val="none" w:color="auto" w:sz="0"/>
+          <w:insideV w:val="none" w:color="auto" w:sz="0"/>
+        </w:tblBorders>
+        <w:tblLayout w:type="fixed"/>
+      </w:tblPr>
+      <w:tblGrid>
+        <w:gridCol w:w="9360"/>
+      </w:tblGrid>
+      <w:tr>
+        <w:tc>
+          <w:tcPr>
+            <w:tcW w:type="dxa" w:w="9360"/>
+            <w:shd w:fill="EEF6F1" w:color="auto" w:val="clear"/>
+            <w:tcMar>
+              <w:top w:type="dxa" w:w="150"/>
+              <w:left w:type="dxa" w:w="190"/>
+              <w:bottom w:type="dxa" w:w="150"/>
+              <w:right w:type="dxa" w:w="160"/>
+            </w:tcMar>
+          </w:tcPr>
+          <w:p>
+            <w:pPr>
+              <w:spacing w:after="0" w:line="290"/>
+            </w:pPr>
+            <w:r>
+              <w:rPr>
+                <w:rFonts w:ascii="Be Vietnam Pro" w:cs="Be Vietnam Pro" w:eastAsia="Be Vietnam Pro" w:hAnsi="Be Vietnam Pro"/>
+                <w:b/>
+                <w:bCs/>
+                <w:color w:val="101814"/>
+                <w:sz w:val="20"/>
+                <w:szCs w:val="20"/>
+              </w:rPr>
+              <w:t xml:space="preserve">Tỉ lệ thời gian phải khớp với vai trò.</w:t>
+            </w:r>
+            <w:r>
+              <w:rPr>
+                <w:rFonts w:ascii="Be Vietnam Pro" w:cs="Be Vietnam Pro" w:eastAsia="Be Vietnam Pro" w:hAnsi="Be Vietnam Pro"/>
+                <w:color w:val="101814"/>
+                <w:sz w:val="20"/>
+                <w:szCs w:val="20"/>
+              </w:rPr>
+              <w:t xml:space="preserve"> Ví dụ QA chỉ tham gia nặng ở công đoạn 4, nên tỉ lệ tháng dựng nền thấp hơn tháng kiểm thử. Điền tỉ lệ đều nhau cho cả bốn người ở mọi tháng là dấu hiệu số liệu không dựa trên thực tế.</w:t>
+            </w:r>
+          </w:p>
+        </w:tc>
+      </w:tr>
+    </w:tbl>
+    <w:p>
+      <w:pPr>
+        <w:spacing w:after="160"/>
       </w:pPr>
     </w:p>
     <w:p>
@@ -4858,8 +6000,8 @@
       </w:tblPr>
       <w:tblGrid>
         <w:gridCol w:w="731"/>
-        <w:gridCol w:w="5383"/>
-        <w:gridCol w:w="2515"/>
+        <w:gridCol w:w="4966"/>
+        <w:gridCol w:w="2932"/>
         <w:gridCol w:w="731"/>
       </w:tblGrid>
       <w:tr>
@@ -4897,7 +6039,7 @@
         </w:tc>
         <w:tc>
           <w:tcPr>
-            <w:tcW w:type="dxa" w:w="5383"/>
+            <w:tcW w:type="dxa" w:w="4966"/>
             <w:shd w:fill="EEF6F1" w:color="auto" w:val="clear"/>
             <w:tcMar>
               <w:top w:type="dxa" w:w="90"/>
@@ -4926,7 +6068,7 @@
         </w:tc>
         <w:tc>
           <w:tcPr>
-            <w:tcW w:type="dxa" w:w="2515"/>
+            <w:tcW w:type="dxa" w:w="2932"/>
             <w:shd w:fill="EEF6F1" w:color="auto" w:val="clear"/>
             <w:tcMar>
               <w:top w:type="dxa" w:w="90"/>
@@ -5016,53 +6158,53 @@
         </w:tc>
         <w:tc>
           <w:tcPr>
-            <w:tcW w:type="dxa" w:w="5383"/>
-            <w:tcMar>
-              <w:top w:type="dxa" w:w="90"/>
-              <w:left w:type="dxa" w:w="120"/>
-              <w:bottom w:type="dxa" w:w="90"/>
-              <w:right w:type="dxa" w:w="120"/>
-            </w:tcMar>
-            <w:vAlign w:val="center"/>
-          </w:tcPr>
-          <w:p>
-            <w:pPr>
-              <w:spacing w:after="0" w:line="280"/>
-            </w:pPr>
-            <w:r>
-              <w:rPr>
-                <w:rFonts w:ascii="Be Vietnam Pro" w:cs="Be Vietnam Pro" w:eastAsia="Be Vietnam Pro" w:hAnsi="Be Vietnam Pro"/>
-                <w:color w:val="101814"/>
-                <w:sz w:val="20"/>
-                <w:szCs w:val="20"/>
-              </w:rPr>
-              <w:t xml:space="preserve">Hợp đồng lao động của từng người có tên</w:t>
-            </w:r>
-          </w:p>
-        </w:tc>
-        <w:tc>
-          <w:tcPr>
-            <w:tcW w:type="dxa" w:w="2515"/>
-            <w:tcMar>
-              <w:top w:type="dxa" w:w="90"/>
-              <w:left w:type="dxa" w:w="120"/>
-              <w:bottom w:type="dxa" w:w="90"/>
-              <w:right w:type="dxa" w:w="120"/>
-            </w:tcMar>
-            <w:vAlign w:val="center"/>
-          </w:tcPr>
-          <w:p>
-            <w:pPr>
-              <w:spacing w:after="0" w:line="280"/>
-            </w:pPr>
-            <w:r>
-              <w:rPr>
-                <w:rFonts w:ascii="Be Vietnam Pro" w:cs="Be Vietnam Pro" w:eastAsia="Be Vietnam Pro" w:hAnsi="Be Vietnam Pro"/>
-                <w:color w:val="101814"/>
-                <w:sz w:val="20"/>
-                <w:szCs w:val="20"/>
-              </w:rPr>
-              <w:t xml:space="preserve">Nhân sự</w:t>
+            <w:tcW w:type="dxa" w:w="4966"/>
+            <w:tcMar>
+              <w:top w:type="dxa" w:w="90"/>
+              <w:left w:type="dxa" w:w="120"/>
+              <w:bottom w:type="dxa" w:w="90"/>
+              <w:right w:type="dxa" w:w="120"/>
+            </w:tcMar>
+            <w:vAlign w:val="center"/>
+          </w:tcPr>
+          <w:p>
+            <w:pPr>
+              <w:spacing w:after="0" w:line="280"/>
+            </w:pPr>
+            <w:r>
+              <w:rPr>
+                <w:rFonts w:ascii="Be Vietnam Pro" w:cs="Be Vietnam Pro" w:eastAsia="Be Vietnam Pro" w:hAnsi="Be Vietnam Pro"/>
+                <w:color w:val="101814"/>
+                <w:sz w:val="20"/>
+                <w:szCs w:val="20"/>
+              </w:rPr>
+              <w:t xml:space="preserve">Hợp đồng lao động của bốn nhân sự</w:t>
+            </w:r>
+          </w:p>
+        </w:tc>
+        <w:tc>
+          <w:tcPr>
+            <w:tcW w:type="dxa" w:w="2932"/>
+            <w:tcMar>
+              <w:top w:type="dxa" w:w="90"/>
+              <w:left w:type="dxa" w:w="120"/>
+              <w:bottom w:type="dxa" w:w="90"/>
+              <w:right w:type="dxa" w:w="120"/>
+            </w:tcMar>
+            <w:vAlign w:val="center"/>
+          </w:tcPr>
+          <w:p>
+            <w:pPr>
+              <w:spacing w:after="0" w:line="280"/>
+            </w:pPr>
+            <w:r>
+              <w:rPr>
+                <w:rFonts w:ascii="Be Vietnam Pro" w:cs="Be Vietnam Pro" w:eastAsia="Be Vietnam Pro" w:hAnsi="Be Vietnam Pro"/>
+                <w:color w:val="101814"/>
+                <w:sz w:val="20"/>
+                <w:szCs w:val="20"/>
+              </w:rPr>
+              <w:t xml:space="preserve">Nhân sự OPTIMAI</w:t>
             </w:r>
           </w:p>
         </w:tc>
@@ -5126,53 +6268,53 @@
         </w:tc>
         <w:tc>
           <w:tcPr>
-            <w:tcW w:type="dxa" w:w="5383"/>
-            <w:tcMar>
-              <w:top w:type="dxa" w:w="90"/>
-              <w:left w:type="dxa" w:w="120"/>
-              <w:bottom w:type="dxa" w:w="90"/>
-              <w:right w:type="dxa" w:w="120"/>
-            </w:tcMar>
-            <w:vAlign w:val="center"/>
-          </w:tcPr>
-          <w:p>
-            <w:pPr>
-              <w:spacing w:after="0" w:line="280"/>
-            </w:pPr>
-            <w:r>
-              <w:rPr>
-                <w:rFonts w:ascii="Be Vietnam Pro" w:cs="Be Vietnam Pro" w:eastAsia="Be Vietnam Pro" w:hAnsi="Be Vietnam Pro"/>
-                <w:color w:val="101814"/>
-                <w:sz w:val="20"/>
-                <w:szCs w:val="20"/>
-              </w:rPr>
-              <w:t xml:space="preserve">Quyết định phân công tham gia dự án</w:t>
-            </w:r>
-          </w:p>
-        </w:tc>
-        <w:tc>
-          <w:tcPr>
-            <w:tcW w:type="dxa" w:w="2515"/>
-            <w:tcMar>
-              <w:top w:type="dxa" w:w="90"/>
-              <w:left w:type="dxa" w:w="120"/>
-              <w:bottom w:type="dxa" w:w="90"/>
-              <w:right w:type="dxa" w:w="120"/>
-            </w:tcMar>
-            <w:vAlign w:val="center"/>
-          </w:tcPr>
-          <w:p>
-            <w:pPr>
-              <w:spacing w:after="0" w:line="280"/>
-            </w:pPr>
-            <w:r>
-              <w:rPr>
-                <w:rFonts w:ascii="Be Vietnam Pro" w:cs="Be Vietnam Pro" w:eastAsia="Be Vietnam Pro" w:hAnsi="Be Vietnam Pro"/>
-                <w:color w:val="101814"/>
-                <w:sz w:val="20"/>
-                <w:szCs w:val="20"/>
-              </w:rPr>
-              <w:t xml:space="preserve">Nhân sự</w:t>
+            <w:tcW w:type="dxa" w:w="4966"/>
+            <w:tcMar>
+              <w:top w:type="dxa" w:w="90"/>
+              <w:left w:type="dxa" w:w="120"/>
+              <w:bottom w:type="dxa" w:w="90"/>
+              <w:right w:type="dxa" w:w="120"/>
+            </w:tcMar>
+            <w:vAlign w:val="center"/>
+          </w:tcPr>
+          <w:p>
+            <w:pPr>
+              <w:spacing w:after="0" w:line="280"/>
+            </w:pPr>
+            <w:r>
+              <w:rPr>
+                <w:rFonts w:ascii="Be Vietnam Pro" w:cs="Be Vietnam Pro" w:eastAsia="Be Vietnam Pro" w:hAnsi="Be Vietnam Pro"/>
+                <w:color w:val="101814"/>
+                <w:sz w:val="20"/>
+                <w:szCs w:val="20"/>
+              </w:rPr>
+              <w:t xml:space="preserve">Quyết định phân công tham gia dự án, ghi rõ vai trò</w:t>
+            </w:r>
+          </w:p>
+        </w:tc>
+        <w:tc>
+          <w:tcPr>
+            <w:tcW w:type="dxa" w:w="2932"/>
+            <w:tcMar>
+              <w:top w:type="dxa" w:w="90"/>
+              <w:left w:type="dxa" w:w="120"/>
+              <w:bottom w:type="dxa" w:w="90"/>
+              <w:right w:type="dxa" w:w="120"/>
+            </w:tcMar>
+            <w:vAlign w:val="center"/>
+          </w:tcPr>
+          <w:p>
+            <w:pPr>
+              <w:spacing w:after="0" w:line="280"/>
+            </w:pPr>
+            <w:r>
+              <w:rPr>
+                <w:rFonts w:ascii="Be Vietnam Pro" w:cs="Be Vietnam Pro" w:eastAsia="Be Vietnam Pro" w:hAnsi="Be Vietnam Pro"/>
+                <w:color w:val="101814"/>
+                <w:sz w:val="20"/>
+                <w:szCs w:val="20"/>
+              </w:rPr>
+              <w:t xml:space="preserve">Nhân sự OPTIMAI</w:t>
             </w:r>
           </w:p>
         </w:tc>
@@ -5236,7 +6378,7 @@
         </w:tc>
         <w:tc>
           <w:tcPr>
-            <w:tcW w:type="dxa" w:w="5383"/>
+            <w:tcW w:type="dxa" w:w="4966"/>
             <w:tcMar>
               <w:top w:type="dxa" w:w="90"/>
               <w:left w:type="dxa" w:w="120"/>
@@ -5262,27 +6404,27 @@
         </w:tc>
         <w:tc>
           <w:tcPr>
-            <w:tcW w:type="dxa" w:w="2515"/>
-            <w:tcMar>
-              <w:top w:type="dxa" w:w="90"/>
-              <w:left w:type="dxa" w:w="120"/>
-              <w:bottom w:type="dxa" w:w="90"/>
-              <w:right w:type="dxa" w:w="120"/>
-            </w:tcMar>
-            <w:vAlign w:val="center"/>
-          </w:tcPr>
-          <w:p>
-            <w:pPr>
-              <w:spacing w:after="0" w:line="280"/>
-            </w:pPr>
-            <w:r>
-              <w:rPr>
-                <w:rFonts w:ascii="Be Vietnam Pro" w:cs="Be Vietnam Pro" w:eastAsia="Be Vietnam Pro" w:hAnsi="Be Vietnam Pro"/>
-                <w:color w:val="101814"/>
-                <w:sz w:val="20"/>
-                <w:szCs w:val="20"/>
-              </w:rPr>
-              <w:t xml:space="preserve">Kế toán</w:t>
+            <w:tcW w:type="dxa" w:w="2932"/>
+            <w:tcMar>
+              <w:top w:type="dxa" w:w="90"/>
+              <w:left w:type="dxa" w:w="120"/>
+              <w:bottom w:type="dxa" w:w="90"/>
+              <w:right w:type="dxa" w:w="120"/>
+            </w:tcMar>
+            <w:vAlign w:val="center"/>
+          </w:tcPr>
+          <w:p>
+            <w:pPr>
+              <w:spacing w:after="0" w:line="280"/>
+            </w:pPr>
+            <w:r>
+              <w:rPr>
+                <w:rFonts w:ascii="Be Vietnam Pro" w:cs="Be Vietnam Pro" w:eastAsia="Be Vietnam Pro" w:hAnsi="Be Vietnam Pro"/>
+                <w:color w:val="101814"/>
+                <w:sz w:val="20"/>
+                <w:szCs w:val="20"/>
+              </w:rPr>
+              <w:t xml:space="preserve">Kế toán OPTIMAI</w:t>
             </w:r>
           </w:p>
         </w:tc>
@@ -5346,7 +6488,7 @@
         </w:tc>
         <w:tc>
           <w:tcPr>
-            <w:tcW w:type="dxa" w:w="5383"/>
+            <w:tcW w:type="dxa" w:w="4966"/>
             <w:tcMar>
               <w:top w:type="dxa" w:w="90"/>
               <w:left w:type="dxa" w:w="120"/>
@@ -5372,27 +6514,27 @@
         </w:tc>
         <w:tc>
           <w:tcPr>
-            <w:tcW w:type="dxa" w:w="2515"/>
-            <w:tcMar>
-              <w:top w:type="dxa" w:w="90"/>
-              <w:left w:type="dxa" w:w="120"/>
-              <w:bottom w:type="dxa" w:w="90"/>
-              <w:right w:type="dxa" w:w="120"/>
-            </w:tcMar>
-            <w:vAlign w:val="center"/>
-          </w:tcPr>
-          <w:p>
-            <w:pPr>
-              <w:spacing w:after="0" w:line="280"/>
-            </w:pPr>
-            <w:r>
-              <w:rPr>
-                <w:rFonts w:ascii="Be Vietnam Pro" w:cs="Be Vietnam Pro" w:eastAsia="Be Vietnam Pro" w:hAnsi="Be Vietnam Pro"/>
-                <w:color w:val="101814"/>
-                <w:sz w:val="20"/>
-                <w:szCs w:val="20"/>
-              </w:rPr>
-              <w:t xml:space="preserve">Kế toán</w:t>
+            <w:tcW w:type="dxa" w:w="2932"/>
+            <w:tcMar>
+              <w:top w:type="dxa" w:w="90"/>
+              <w:left w:type="dxa" w:w="120"/>
+              <w:bottom w:type="dxa" w:w="90"/>
+              <w:right w:type="dxa" w:w="120"/>
+            </w:tcMar>
+            <w:vAlign w:val="center"/>
+          </w:tcPr>
+          <w:p>
+            <w:pPr>
+              <w:spacing w:after="0" w:line="280"/>
+            </w:pPr>
+            <w:r>
+              <w:rPr>
+                <w:rFonts w:ascii="Be Vietnam Pro" w:cs="Be Vietnam Pro" w:eastAsia="Be Vietnam Pro" w:hAnsi="Be Vietnam Pro"/>
+                <w:color w:val="101814"/>
+                <w:sz w:val="20"/>
+                <w:szCs w:val="20"/>
+              </w:rPr>
+              <w:t xml:space="preserve">Kế toán OPTIMAI</w:t>
             </w:r>
           </w:p>
         </w:tc>
@@ -5456,7 +6598,7 @@
         </w:tc>
         <w:tc>
           <w:tcPr>
-            <w:tcW w:type="dxa" w:w="5383"/>
+            <w:tcW w:type="dxa" w:w="4966"/>
             <w:tcMar>
               <w:top w:type="dxa" w:w="90"/>
               <w:left w:type="dxa" w:w="120"/>
@@ -5482,27 +6624,27 @@
         </w:tc>
         <w:tc>
           <w:tcPr>
-            <w:tcW w:type="dxa" w:w="2515"/>
-            <w:tcMar>
-              <w:top w:type="dxa" w:w="90"/>
-              <w:left w:type="dxa" w:w="120"/>
-              <w:bottom w:type="dxa" w:w="90"/>
-              <w:right w:type="dxa" w:w="120"/>
-            </w:tcMar>
-            <w:vAlign w:val="center"/>
-          </w:tcPr>
-          <w:p>
-            <w:pPr>
-              <w:spacing w:after="0" w:line="280"/>
-            </w:pPr>
-            <w:r>
-              <w:rPr>
-                <w:rFonts w:ascii="Be Vietnam Pro" w:cs="Be Vietnam Pro" w:eastAsia="Be Vietnam Pro" w:hAnsi="Be Vietnam Pro"/>
-                <w:color w:val="101814"/>
-                <w:sz w:val="20"/>
-                <w:szCs w:val="20"/>
-              </w:rPr>
-              <w:t xml:space="preserve">Nhân sự</w:t>
+            <w:tcW w:type="dxa" w:w="2932"/>
+            <w:tcMar>
+              <w:top w:type="dxa" w:w="90"/>
+              <w:left w:type="dxa" w:w="120"/>
+              <w:bottom w:type="dxa" w:w="90"/>
+              <w:right w:type="dxa" w:w="120"/>
+            </w:tcMar>
+            <w:vAlign w:val="center"/>
+          </w:tcPr>
+          <w:p>
+            <w:pPr>
+              <w:spacing w:after="0" w:line="280"/>
+            </w:pPr>
+            <w:r>
+              <w:rPr>
+                <w:rFonts w:ascii="Be Vietnam Pro" w:cs="Be Vietnam Pro" w:eastAsia="Be Vietnam Pro" w:hAnsi="Be Vietnam Pro"/>
+                <w:color w:val="101814"/>
+                <w:sz w:val="20"/>
+                <w:szCs w:val="20"/>
+              </w:rPr>
+              <w:t xml:space="preserve">Nhân sự OPTIMAI</w:t>
             </w:r>
           </w:p>
         </w:tc>
@@ -5566,7 +6708,7 @@
         </w:tc>
         <w:tc>
           <w:tcPr>
-            <w:tcW w:type="dxa" w:w="5383"/>
+            <w:tcW w:type="dxa" w:w="4966"/>
             <w:tcMar>
               <w:top w:type="dxa" w:w="90"/>
               <w:left w:type="dxa" w:w="120"/>
@@ -5592,27 +6734,27 @@
         </w:tc>
         <w:tc>
           <w:tcPr>
-            <w:tcW w:type="dxa" w:w="2515"/>
-            <w:tcMar>
-              <w:top w:type="dxa" w:w="90"/>
-              <w:left w:type="dxa" w:w="120"/>
-              <w:bottom w:type="dxa" w:w="90"/>
-              <w:right w:type="dxa" w:w="120"/>
-            </w:tcMar>
-            <w:vAlign w:val="center"/>
-          </w:tcPr>
-          <w:p>
-            <w:pPr>
-              <w:spacing w:after="0" w:line="280"/>
-            </w:pPr>
-            <w:r>
-              <w:rPr>
-                <w:rFonts w:ascii="Be Vietnam Pro" w:cs="Be Vietnam Pro" w:eastAsia="Be Vietnam Pro" w:hAnsi="Be Vietnam Pro"/>
-                <w:color w:val="101814"/>
-                <w:sz w:val="20"/>
-                <w:szCs w:val="20"/>
-              </w:rPr>
-              <w:t xml:space="preserve">Nhân sự</w:t>
+            <w:tcW w:type="dxa" w:w="2932"/>
+            <w:tcMar>
+              <w:top w:type="dxa" w:w="90"/>
+              <w:left w:type="dxa" w:w="120"/>
+              <w:bottom w:type="dxa" w:w="90"/>
+              <w:right w:type="dxa" w:w="120"/>
+            </w:tcMar>
+            <w:vAlign w:val="center"/>
+          </w:tcPr>
+          <w:p>
+            <w:pPr>
+              <w:spacing w:after="0" w:line="280"/>
+            </w:pPr>
+            <w:r>
+              <w:rPr>
+                <w:rFonts w:ascii="Be Vietnam Pro" w:cs="Be Vietnam Pro" w:eastAsia="Be Vietnam Pro" w:hAnsi="Be Vietnam Pro"/>
+                <w:color w:val="101814"/>
+                <w:sz w:val="20"/>
+                <w:szCs w:val="20"/>
+              </w:rPr>
+              <w:t xml:space="preserve">Nhân sự OPTIMAI</w:t>
             </w:r>
           </w:p>
         </w:tc>
@@ -5676,7 +6818,7 @@
         </w:tc>
         <w:tc>
           <w:tcPr>
-            <w:tcW w:type="dxa" w:w="5383"/>
+            <w:tcW w:type="dxa" w:w="4966"/>
             <w:tcMar>
               <w:top w:type="dxa" w:w="90"/>
               <w:left w:type="dxa" w:w="120"/>
@@ -5704,27 +6846,27 @@
         </w:tc>
         <w:tc>
           <w:tcPr>
-            <w:tcW w:type="dxa" w:w="2515"/>
-            <w:tcMar>
-              <w:top w:type="dxa" w:w="90"/>
-              <w:left w:type="dxa" w:w="120"/>
-              <w:bottom w:type="dxa" w:w="90"/>
-              <w:right w:type="dxa" w:w="120"/>
-            </w:tcMar>
-            <w:vAlign w:val="center"/>
-          </w:tcPr>
-          <w:p>
-            <w:pPr>
-              <w:spacing w:after="0" w:line="280"/>
-            </w:pPr>
-            <w:r>
-              <w:rPr>
-                <w:rFonts w:ascii="Be Vietnam Pro" w:cs="Be Vietnam Pro" w:eastAsia="Be Vietnam Pro" w:hAnsi="Be Vietnam Pro"/>
-                <w:color w:val="101814"/>
-                <w:sz w:val="20"/>
-                <w:szCs w:val="20"/>
-              </w:rPr>
-              <w:t xml:space="preserve">Kỹ thuật + Nhân sự</w:t>
+            <w:tcW w:type="dxa" w:w="2932"/>
+            <w:tcMar>
+              <w:top w:type="dxa" w:w="90"/>
+              <w:left w:type="dxa" w:w="120"/>
+              <w:bottom w:type="dxa" w:w="90"/>
+              <w:right w:type="dxa" w:w="120"/>
+            </w:tcMar>
+            <w:vAlign w:val="center"/>
+          </w:tcPr>
+          <w:p>
+            <w:pPr>
+              <w:spacing w:after="0" w:line="280"/>
+            </w:pPr>
+            <w:r>
+              <w:rPr>
+                <w:rFonts w:ascii="Be Vietnam Pro" w:cs="Be Vietnam Pro" w:eastAsia="Be Vietnam Pro" w:hAnsi="Be Vietnam Pro"/>
+                <w:color w:val="101814"/>
+                <w:sz w:val="20"/>
+                <w:szCs w:val="20"/>
+              </w:rPr>
+              <w:t xml:space="preserve">Kỹ thuật + Nhân sự OPTIMAI</w:t>
             </w:r>
           </w:p>
         </w:tc>
@@ -9802,7 +10944,7 @@
           <w:sz w:val="21"/>
           <w:szCs w:val="21"/>
         </w:rPr>
-        <w:t xml:space="preserve"> dấu hiệu công ty không tự phát triển, mà là đặc điểm của việc dùng nền tảng mã nguồn mở.</w:t>
+        <w:t xml:space="preserve"> dấu hiệu OPTIMAI không tự sản xuất, mà là đặc điểm của việc dùng nền tảng mã nguồn mở.</w:t>
       </w:r>
     </w:p>
     <w:p>
@@ -11668,7 +12810,7 @@
                 <w:sz w:val="20"/>
                 <w:szCs w:val="20"/>
               </w:rPr>
-              <w:t xml:space="preserve">Chi phí</w:t>
+              <w:t xml:space="preserve">Chi phí của OPTIMAI</w:t>
             </w:r>
           </w:p>
         </w:tc>
@@ -11777,6 +12919,222 @@
                 <w:szCs w:val="20"/>
               </w:rPr>
               <w:t xml:space="preserve">Chi phí / 1.000 dòng mã</w:t>
+            </w:r>
+          </w:p>
+        </w:tc>
+        <w:tc>
+          <w:tcPr>
+            <w:tcW w:type="dxa" w:w="2695"/>
+            <w:tcMar>
+              <w:top w:type="dxa" w:w="90"/>
+              <w:left w:type="dxa" w:w="120"/>
+              <w:bottom w:type="dxa" w:w="90"/>
+              <w:right w:type="dxa" w:w="120"/>
+            </w:tcMar>
+            <w:vAlign w:val="center"/>
+          </w:tcPr>
+          <w:p>
+            <w:pPr>
+              <w:spacing w:after="0" w:line="280"/>
+            </w:pPr>
+            <w:r>
+              <w:rPr>
+                <w:rFonts w:ascii="Be Vietnam Pro" w:cs="Be Vietnam Pro" w:eastAsia="Be Vietnam Pro" w:hAnsi="Be Vietnam Pro"/>
+                <w:sz w:val="21"/>
+                <w:szCs w:val="21"/>
+              </w:rPr>
+              <w:t xml:space="preserve"/>
+            </w:r>
+          </w:p>
+        </w:tc>
+        <w:tc>
+          <w:tcPr>
+            <w:tcW w:type="dxa" w:w="1560"/>
+            <w:tcMar>
+              <w:top w:type="dxa" w:w="90"/>
+              <w:left w:type="dxa" w:w="120"/>
+              <w:bottom w:type="dxa" w:w="90"/>
+              <w:right w:type="dxa" w:w="120"/>
+            </w:tcMar>
+            <w:vAlign w:val="center"/>
+          </w:tcPr>
+          <w:p>
+            <w:pPr>
+              <w:spacing w:after="0" w:line="280"/>
+            </w:pPr>
+            <w:r>
+              <w:rPr>
+                <w:rFonts w:ascii="Be Vietnam Pro" w:cs="Be Vietnam Pro" w:eastAsia="Be Vietnam Pro" w:hAnsi="Be Vietnam Pro"/>
+                <w:sz w:val="21"/>
+                <w:szCs w:val="21"/>
+              </w:rPr>
+              <w:t xml:space="preserve"/>
+            </w:r>
+          </w:p>
+        </w:tc>
+        <w:tc>
+          <w:tcPr>
+            <w:tcW w:type="dxa" w:w="1418"/>
+            <w:tcMar>
+              <w:top w:type="dxa" w:w="90"/>
+              <w:left w:type="dxa" w:w="120"/>
+              <w:bottom w:type="dxa" w:w="90"/>
+              <w:right w:type="dxa" w:w="120"/>
+            </w:tcMar>
+            <w:vAlign w:val="center"/>
+          </w:tcPr>
+          <w:p>
+            <w:pPr>
+              <w:spacing w:after="0" w:line="280"/>
+            </w:pPr>
+            <w:r>
+              <w:rPr>
+                <w:rFonts w:ascii="Be Vietnam Pro" w:cs="Be Vietnam Pro" w:eastAsia="Be Vietnam Pro" w:hAnsi="Be Vietnam Pro"/>
+                <w:sz w:val="21"/>
+                <w:szCs w:val="21"/>
+              </w:rPr>
+              <w:t xml:space="preserve"/>
+            </w:r>
+          </w:p>
+        </w:tc>
+      </w:tr>
+      <w:tr>
+        <w:trPr>
+          <w:tblHeader w:val="false"/>
+        </w:trPr>
+        <w:tc>
+          <w:tcPr>
+            <w:tcW w:type="dxa" w:w="3687"/>
+            <w:tcMar>
+              <w:top w:type="dxa" w:w="90"/>
+              <w:left w:type="dxa" w:w="120"/>
+              <w:bottom w:type="dxa" w:w="90"/>
+              <w:right w:type="dxa" w:w="120"/>
+            </w:tcMar>
+            <w:vAlign w:val="center"/>
+          </w:tcPr>
+          <w:p>
+            <w:pPr>
+              <w:spacing w:after="0" w:line="280"/>
+            </w:pPr>
+            <w:r>
+              <w:rPr>
+                <w:rFonts w:ascii="Be Vietnam Pro" w:cs="Be Vietnam Pro" w:eastAsia="Be Vietnam Pro" w:hAnsi="Be Vietnam Pro"/>
+                <w:b/>
+                <w:bCs/>
+                <w:color w:val="101814"/>
+                <w:sz w:val="20"/>
+                <w:szCs w:val="20"/>
+              </w:rPr>
+              <w:t xml:space="preserve">Giá bán cho Bioscope</w:t>
+            </w:r>
+          </w:p>
+        </w:tc>
+        <w:tc>
+          <w:tcPr>
+            <w:tcW w:type="dxa" w:w="2695"/>
+            <w:tcMar>
+              <w:top w:type="dxa" w:w="90"/>
+              <w:left w:type="dxa" w:w="120"/>
+              <w:bottom w:type="dxa" w:w="90"/>
+              <w:right w:type="dxa" w:w="120"/>
+            </w:tcMar>
+            <w:vAlign w:val="center"/>
+          </w:tcPr>
+          <w:p>
+            <w:pPr>
+              <w:spacing w:after="0" w:line="280"/>
+            </w:pPr>
+            <w:r>
+              <w:rPr>
+                <w:rFonts w:ascii="Be Vietnam Pro" w:cs="Be Vietnam Pro" w:eastAsia="Be Vietnam Pro" w:hAnsi="Be Vietnam Pro"/>
+                <w:sz w:val="21"/>
+                <w:szCs w:val="21"/>
+              </w:rPr>
+              <w:t xml:space="preserve"/>
+            </w:r>
+          </w:p>
+        </w:tc>
+        <w:tc>
+          <w:tcPr>
+            <w:tcW w:type="dxa" w:w="1560"/>
+            <w:tcMar>
+              <w:top w:type="dxa" w:w="90"/>
+              <w:left w:type="dxa" w:w="120"/>
+              <w:bottom w:type="dxa" w:w="90"/>
+              <w:right w:type="dxa" w:w="120"/>
+            </w:tcMar>
+            <w:vAlign w:val="center"/>
+          </w:tcPr>
+          <w:p>
+            <w:pPr>
+              <w:spacing w:after="0" w:line="280"/>
+            </w:pPr>
+            <w:r>
+              <w:rPr>
+                <w:rFonts w:ascii="Be Vietnam Pro" w:cs="Be Vietnam Pro" w:eastAsia="Be Vietnam Pro" w:hAnsi="Be Vietnam Pro"/>
+                <w:sz w:val="21"/>
+                <w:szCs w:val="21"/>
+              </w:rPr>
+              <w:t xml:space="preserve"/>
+            </w:r>
+          </w:p>
+        </w:tc>
+        <w:tc>
+          <w:tcPr>
+            <w:tcW w:type="dxa" w:w="1418"/>
+            <w:tcMar>
+              <w:top w:type="dxa" w:w="90"/>
+              <w:left w:type="dxa" w:w="120"/>
+              <w:bottom w:type="dxa" w:w="90"/>
+              <w:right w:type="dxa" w:w="120"/>
+            </w:tcMar>
+            <w:vAlign w:val="center"/>
+          </w:tcPr>
+          <w:p>
+            <w:pPr>
+              <w:spacing w:after="0" w:line="280"/>
+            </w:pPr>
+            <w:r>
+              <w:rPr>
+                <w:rFonts w:ascii="Be Vietnam Pro" w:cs="Be Vietnam Pro" w:eastAsia="Be Vietnam Pro" w:hAnsi="Be Vietnam Pro"/>
+                <w:sz w:val="21"/>
+                <w:szCs w:val="21"/>
+              </w:rPr>
+              <w:t xml:space="preserve"/>
+            </w:r>
+          </w:p>
+        </w:tc>
+      </w:tr>
+      <w:tr>
+        <w:trPr>
+          <w:tblHeader w:val="false"/>
+        </w:trPr>
+        <w:tc>
+          <w:tcPr>
+            <w:tcW w:type="dxa" w:w="3687"/>
+            <w:tcMar>
+              <w:top w:type="dxa" w:w="90"/>
+              <w:left w:type="dxa" w:w="120"/>
+              <w:bottom w:type="dxa" w:w="90"/>
+              <w:right w:type="dxa" w:w="120"/>
+            </w:tcMar>
+            <w:vAlign w:val="center"/>
+          </w:tcPr>
+          <w:p>
+            <w:pPr>
+              <w:spacing w:after="0" w:line="280"/>
+            </w:pPr>
+            <w:r>
+              <w:rPr>
+                <w:rFonts w:ascii="Be Vietnam Pro" w:cs="Be Vietnam Pro" w:eastAsia="Be Vietnam Pro" w:hAnsi="Be Vietnam Pro"/>
+                <w:b/>
+                <w:bCs/>
+                <w:color w:val="101814"/>
+                <w:sz w:val="20"/>
+                <w:szCs w:val="20"/>
+              </w:rPr>
+              <w:t xml:space="preserve">Chênh lệch</w:t>
             </w:r>
           </w:p>
         </w:tc>
@@ -11873,7 +13231,60 @@
           <w:sz w:val="21"/>
           <w:szCs w:val="21"/>
         </w:rPr>
-        <w:t xml:space="preserve">Dòng cuối là chỉ số dễ đối chiếu nhất với mặt bằng chung của ngành.</w:t>
+        <w:t xml:space="preserve">Hai dòng cuối là phần cơ quan thuế quan tâm nhất trong giao dịch liên kết. Chênh lệch giữa chi phí và giá bán phải giải trình được — xem </w:t>
+      </w:r>
+      <w:r>
+        <w:rPr>
+          <w:rFonts w:ascii="Menlo" w:cs="Menlo" w:eastAsia="Menlo" w:hAnsi="Menlo"/>
+          <w:color w:val="036F3D"/>
+          <w:sz w:val="19"/>
+          <w:szCs w:val="19"/>
+          <w:shd w:fill="F1F5F3" w:color="auto" w:val="clear"/>
+        </w:rPr>
+        <w:t xml:space="preserve">00-7</w:t>
+      </w:r>
+      <w:r>
+        <w:rPr>
+          <w:rFonts w:ascii="Be Vietnam Pro" w:cs="Be Vietnam Pro" w:eastAsia="Be Vietnam Pro" w:hAnsi="Be Vietnam Pro"/>
+          <w:color w:val="101814"/>
+          <w:sz w:val="21"/>
+          <w:szCs w:val="21"/>
+        </w:rPr>
+        <w:t xml:space="preserve"> mục 5.</w:t>
+      </w:r>
+    </w:p>
+    <w:p>
+      <w:pPr>
+        <w:spacing w:after="130" w:line="300"/>
+      </w:pPr>
+      <w:r>
+        <w:rPr>
+          <w:rFonts w:ascii="Be Vietnam Pro" w:cs="Be Vietnam Pro" w:eastAsia="Be Vietnam Pro" w:hAnsi="Be Vietnam Pro"/>
+          <w:color w:val="101814"/>
+          <w:sz w:val="21"/>
+          <w:szCs w:val="21"/>
+        </w:rPr>
+        <w:t xml:space="preserve">Dòng </w:t>
+      </w:r>
+      <w:r>
+        <w:rPr>
+          <w:rFonts w:ascii="Be Vietnam Pro" w:cs="Be Vietnam Pro" w:eastAsia="Be Vietnam Pro" w:hAnsi="Be Vietnam Pro"/>
+          <w:i/>
+          <w:iCs/>
+          <w:color w:val="101814"/>
+          <w:sz w:val="21"/>
+          <w:szCs w:val="21"/>
+        </w:rPr>
+        <w:t xml:space="preserve">chi phí / 1.000 dòng mã</w:t>
+      </w:r>
+      <w:r>
+        <w:rPr>
+          <w:rFonts w:ascii="Be Vietnam Pro" w:cs="Be Vietnam Pro" w:eastAsia="Be Vietnam Pro" w:hAnsi="Be Vietnam Pro"/>
+          <w:color w:val="101814"/>
+          <w:sz w:val="21"/>
+          <w:szCs w:val="21"/>
+        </w:rPr>
+        <w:t xml:space="preserve"> là chỉ số dễ đối chiếu nhất với mặt bằng chung của ngành.</w:t>
       </w:r>
     </w:p>
     <w:p>
@@ -11927,8 +13338,8 @@
       </w:tblPr>
       <w:tblGrid>
         <w:gridCol w:w="731"/>
-        <w:gridCol w:w="5636"/>
-        <w:gridCol w:w="2133"/>
+        <w:gridCol w:w="5514"/>
+        <w:gridCol w:w="2255"/>
         <w:gridCol w:w="860"/>
       </w:tblGrid>
       <w:tr>
@@ -11966,7 +13377,7 @@
         </w:tc>
         <w:tc>
           <w:tcPr>
-            <w:tcW w:type="dxa" w:w="5636"/>
+            <w:tcW w:type="dxa" w:w="5514"/>
             <w:shd w:fill="EEF6F1" w:color="auto" w:val="clear"/>
             <w:tcMar>
               <w:top w:type="dxa" w:w="90"/>
@@ -11995,7 +13406,7 @@
         </w:tc>
         <w:tc>
           <w:tcPr>
-            <w:tcW w:type="dxa" w:w="2133"/>
+            <w:tcW w:type="dxa" w:w="2255"/>
             <w:shd w:fill="EEF6F1" w:color="auto" w:val="clear"/>
             <w:tcMar>
               <w:top w:type="dxa" w:w="90"/>
@@ -12085,7 +13496,7 @@
         </w:tc>
         <w:tc>
           <w:tcPr>
-            <w:tcW w:type="dxa" w:w="5636"/>
+            <w:tcW w:type="dxa" w:w="5514"/>
             <w:tcMar>
               <w:top w:type="dxa" w:w="90"/>
               <w:left w:type="dxa" w:w="120"/>
@@ -12121,7 +13532,7 @@
         </w:tc>
         <w:tc>
           <w:tcPr>
-            <w:tcW w:type="dxa" w:w="2133"/>
+            <w:tcW w:type="dxa" w:w="2255"/>
             <w:tcMar>
               <w:top w:type="dxa" w:w="90"/>
               <w:left w:type="dxa" w:w="120"/>
@@ -12205,7 +13616,7 @@
         </w:tc>
         <w:tc>
           <w:tcPr>
-            <w:tcW w:type="dxa" w:w="5636"/>
+            <w:tcW w:type="dxa" w:w="5514"/>
             <w:tcMar>
               <w:top w:type="dxa" w:w="90"/>
               <w:left w:type="dxa" w:w="120"/>
@@ -12231,7 +13642,7 @@
         </w:tc>
         <w:tc>
           <w:tcPr>
-            <w:tcW w:type="dxa" w:w="2133"/>
+            <w:tcW w:type="dxa" w:w="2255"/>
             <w:tcMar>
               <w:top w:type="dxa" w:w="90"/>
               <w:left w:type="dxa" w:w="120"/>
@@ -12315,7 +13726,7 @@
         </w:tc>
         <w:tc>
           <w:tcPr>
-            <w:tcW w:type="dxa" w:w="5636"/>
+            <w:tcW w:type="dxa" w:w="5514"/>
             <w:tcMar>
               <w:top w:type="dxa" w:w="90"/>
               <w:left w:type="dxa" w:w="120"/>
@@ -12341,7 +13752,7 @@
         </w:tc>
         <w:tc>
           <w:tcPr>
-            <w:tcW w:type="dxa" w:w="2133"/>
+            <w:tcW w:type="dxa" w:w="2255"/>
             <w:tcMar>
               <w:top w:type="dxa" w:w="90"/>
               <w:left w:type="dxa" w:w="120"/>
@@ -12425,7 +13836,7 @@
         </w:tc>
         <w:tc>
           <w:tcPr>
-            <w:tcW w:type="dxa" w:w="5636"/>
+            <w:tcW w:type="dxa" w:w="5514"/>
             <w:tcMar>
               <w:top w:type="dxa" w:w="90"/>
               <w:left w:type="dxa" w:w="120"/>
@@ -12451,7 +13862,7 @@
         </w:tc>
         <w:tc>
           <w:tcPr>
-            <w:tcW w:type="dxa" w:w="2133"/>
+            <w:tcW w:type="dxa" w:w="2255"/>
             <w:tcMar>
               <w:top w:type="dxa" w:w="90"/>
               <w:left w:type="dxa" w:w="120"/>
@@ -12535,7 +13946,7 @@
         </w:tc>
         <w:tc>
           <w:tcPr>
-            <w:tcW w:type="dxa" w:w="5636"/>
+            <w:tcW w:type="dxa" w:w="5514"/>
             <w:tcMar>
               <w:top w:type="dxa" w:w="90"/>
               <w:left w:type="dxa" w:w="120"/>
@@ -12561,7 +13972,7 @@
         </w:tc>
         <w:tc>
           <w:tcPr>
-            <w:tcW w:type="dxa" w:w="2133"/>
+            <w:tcW w:type="dxa" w:w="2255"/>
             <w:tcMar>
               <w:top w:type="dxa" w:w="90"/>
               <w:left w:type="dxa" w:w="120"/>
@@ -12645,7 +14056,7 @@
         </w:tc>
         <w:tc>
           <w:tcPr>
-            <w:tcW w:type="dxa" w:w="5636"/>
+            <w:tcW w:type="dxa" w:w="5514"/>
             <w:tcMar>
               <w:top w:type="dxa" w:w="90"/>
               <w:left w:type="dxa" w:w="120"/>
@@ -12671,7 +14082,7 @@
         </w:tc>
         <w:tc>
           <w:tcPr>
-            <w:tcW w:type="dxa" w:w="2133"/>
+            <w:tcW w:type="dxa" w:w="2255"/>
             <w:tcMar>
               <w:top w:type="dxa" w:w="90"/>
               <w:left w:type="dxa" w:w="120"/>
@@ -12755,7 +14166,7 @@
         </w:tc>
         <w:tc>
           <w:tcPr>
-            <w:tcW w:type="dxa" w:w="5636"/>
+            <w:tcW w:type="dxa" w:w="5514"/>
             <w:tcMar>
               <w:top w:type="dxa" w:w="90"/>
               <w:left w:type="dxa" w:w="120"/>
@@ -12781,7 +14192,7 @@
         </w:tc>
         <w:tc>
           <w:tcPr>
-            <w:tcW w:type="dxa" w:w="2133"/>
+            <w:tcW w:type="dxa" w:w="2255"/>
             <w:tcMar>
               <w:top w:type="dxa" w:w="90"/>
               <w:left w:type="dxa" w:w="120"/>
@@ -12865,7 +14276,7 @@
         </w:tc>
         <w:tc>
           <w:tcPr>
-            <w:tcW w:type="dxa" w:w="5636"/>
+            <w:tcW w:type="dxa" w:w="5514"/>
             <w:tcMar>
               <w:top w:type="dxa" w:w="90"/>
               <w:left w:type="dxa" w:w="120"/>
@@ -12891,7 +14302,7 @@
         </w:tc>
         <w:tc>
           <w:tcPr>
-            <w:tcW w:type="dxa" w:w="2133"/>
+            <w:tcW w:type="dxa" w:w="2255"/>
             <w:tcMar>
               <w:top w:type="dxa" w:w="90"/>
               <w:left w:type="dxa" w:w="120"/>
@@ -12975,7 +14386,7 @@
         </w:tc>
         <w:tc>
           <w:tcPr>
-            <w:tcW w:type="dxa" w:w="5636"/>
+            <w:tcW w:type="dxa" w:w="5514"/>
             <w:tcMar>
               <w:top w:type="dxa" w:w="90"/>
               <w:left w:type="dxa" w:w="120"/>
@@ -13003,7 +14414,7 @@
         </w:tc>
         <w:tc>
           <w:tcPr>
-            <w:tcW w:type="dxa" w:w="2133"/>
+            <w:tcW w:type="dxa" w:w="2255"/>
             <w:tcMar>
               <w:top w:type="dxa" w:w="90"/>
               <w:left w:type="dxa" w:w="120"/>
@@ -13087,7 +14498,7 @@
         </w:tc>
         <w:tc>
           <w:tcPr>
-            <w:tcW w:type="dxa" w:w="5636"/>
+            <w:tcW w:type="dxa" w:w="5514"/>
             <w:tcMar>
               <w:top w:type="dxa" w:w="90"/>
               <w:left w:type="dxa" w:w="120"/>
@@ -13113,7 +14524,7 @@
         </w:tc>
         <w:tc>
           <w:tcPr>
-            <w:tcW w:type="dxa" w:w="2133"/>
+            <w:tcW w:type="dxa" w:w="2255"/>
             <w:tcMar>
               <w:top w:type="dxa" w:w="90"/>
               <w:left w:type="dxa" w:w="120"/>
@@ -13197,7 +14608,367 @@
         </w:tc>
         <w:tc>
           <w:tcPr>
-            <w:tcW w:type="dxa" w:w="5636"/>
+            <w:tcW w:type="dxa" w:w="5514"/>
+            <w:tcMar>
+              <w:top w:type="dxa" w:w="90"/>
+              <w:left w:type="dxa" w:w="120"/>
+              <w:bottom w:type="dxa" w:w="90"/>
+              <w:right w:type="dxa" w:w="120"/>
+            </w:tcMar>
+            <w:vAlign w:val="center"/>
+          </w:tcPr>
+          <w:p>
+            <w:pPr>
+              <w:spacing w:after="0" w:line="280"/>
+            </w:pPr>
+            <w:r>
+              <w:rPr>
+                <w:rFonts w:ascii="Be Vietnam Pro" w:cs="Be Vietnam Pro" w:eastAsia="Be Vietnam Pro" w:hAnsi="Be Vietnam Pro"/>
+                <w:color w:val="101814"/>
+                <w:sz w:val="20"/>
+                <w:szCs w:val="20"/>
+              </w:rPr>
+              <w:t xml:space="preserve">Đối chiếu tổng chi phí với giá bán, giải trình chênh lệch</w:t>
+            </w:r>
+          </w:p>
+        </w:tc>
+        <w:tc>
+          <w:tcPr>
+            <w:tcW w:type="dxa" w:w="2255"/>
+            <w:tcMar>
+              <w:top w:type="dxa" w:w="90"/>
+              <w:left w:type="dxa" w:w="120"/>
+              <w:bottom w:type="dxa" w:w="90"/>
+              <w:right w:type="dxa" w:w="120"/>
+            </w:tcMar>
+            <w:vAlign w:val="center"/>
+          </w:tcPr>
+          <w:p>
+            <w:pPr>
+              <w:spacing w:after="0" w:line="280"/>
+            </w:pPr>
+            <w:r>
+              <w:rPr>
+                <w:rFonts w:ascii="Be Vietnam Pro" w:cs="Be Vietnam Pro" w:eastAsia="Be Vietnam Pro" w:hAnsi="Be Vietnam Pro"/>
+                <w:color w:val="101814"/>
+                <w:sz w:val="20"/>
+                <w:szCs w:val="20"/>
+              </w:rPr>
+              <w:t xml:space="preserve">Kế toán OPTIMAI</w:t>
+            </w:r>
+          </w:p>
+        </w:tc>
+        <w:tc>
+          <w:tcPr>
+            <w:tcW w:type="dxa" w:w="860"/>
+            <w:tcMar>
+              <w:top w:type="dxa" w:w="90"/>
+              <w:left w:type="dxa" w:w="120"/>
+              <w:bottom w:type="dxa" w:w="90"/>
+              <w:right w:type="dxa" w:w="120"/>
+            </w:tcMar>
+            <w:vAlign w:val="center"/>
+          </w:tcPr>
+          <w:p>
+            <w:pPr>
+              <w:spacing w:after="0" w:line="280"/>
+              <w:jc w:val="center"/>
+            </w:pPr>
+            <w:r>
+              <w:rPr>
+                <w:rFonts w:ascii="Be Vietnam Pro" w:cs="Be Vietnam Pro" w:eastAsia="Be Vietnam Pro" w:hAnsi="Be Vietnam Pro"/>
+                <w:color w:val="101814"/>
+                <w:sz w:val="20"/>
+                <w:szCs w:val="20"/>
+              </w:rPr>
+              <w:t xml:space="preserve">☐</w:t>
+            </w:r>
+          </w:p>
+        </w:tc>
+      </w:tr>
+      <w:tr>
+        <w:trPr>
+          <w:tblHeader w:val="false"/>
+        </w:trPr>
+        <w:tc>
+          <w:tcPr>
+            <w:tcW w:type="dxa" w:w="731"/>
+            <w:tcMar>
+              <w:top w:type="dxa" w:w="90"/>
+              <w:left w:type="dxa" w:w="120"/>
+              <w:bottom w:type="dxa" w:w="90"/>
+              <w:right w:type="dxa" w:w="120"/>
+            </w:tcMar>
+            <w:vAlign w:val="center"/>
+          </w:tcPr>
+          <w:p>
+            <w:pPr>
+              <w:spacing w:after="0" w:line="280"/>
+            </w:pPr>
+            <w:r>
+              <w:rPr>
+                <w:rFonts w:ascii="Be Vietnam Pro" w:cs="Be Vietnam Pro" w:eastAsia="Be Vietnam Pro" w:hAnsi="Be Vietnam Pro"/>
+                <w:color w:val="101814"/>
+                <w:sz w:val="20"/>
+                <w:szCs w:val="20"/>
+              </w:rPr>
+              <w:t xml:space="preserve">12</w:t>
+            </w:r>
+          </w:p>
+        </w:tc>
+        <w:tc>
+          <w:tcPr>
+            <w:tcW w:type="dxa" w:w="5514"/>
+            <w:tcMar>
+              <w:top w:type="dxa" w:w="90"/>
+              <w:left w:type="dxa" w:w="120"/>
+              <w:bottom w:type="dxa" w:w="90"/>
+              <w:right w:type="dxa" w:w="120"/>
+            </w:tcMar>
+            <w:vAlign w:val="center"/>
+          </w:tcPr>
+          <w:p>
+            <w:pPr>
+              <w:spacing w:after="0" w:line="280"/>
+            </w:pPr>
+            <w:r>
+              <w:rPr>
+                <w:rFonts w:ascii="Be Vietnam Pro" w:cs="Be Vietnam Pro" w:eastAsia="Be Vietnam Pro" w:hAnsi="Be Vietnam Pro"/>
+                <w:b/>
+                <w:bCs/>
+                <w:color w:val="101814"/>
+                <w:sz w:val="20"/>
+                <w:szCs w:val="20"/>
+              </w:rPr>
+              <w:t xml:space="preserve">Lập hồ sơ giao dịch liên kết</w:t>
+            </w:r>
+            <w:r>
+              <w:rPr>
+                <w:rFonts w:ascii="Be Vietnam Pro" w:cs="Be Vietnam Pro" w:eastAsia="Be Vietnam Pro" w:hAnsi="Be Vietnam Pro"/>
+                <w:color w:val="101814"/>
+                <w:sz w:val="20"/>
+                <w:szCs w:val="20"/>
+              </w:rPr>
+              <w:t xml:space="preserve"> — xem </w:t>
+            </w:r>
+            <w:r>
+              <w:rPr>
+                <w:rFonts w:ascii="Menlo" w:cs="Menlo" w:eastAsia="Menlo" w:hAnsi="Menlo"/>
+                <w:color w:val="036F3D"/>
+                <w:sz w:val="20"/>
+                <w:szCs w:val="20"/>
+                <w:shd w:fill="F1F5F3" w:color="auto" w:val="clear"/>
+              </w:rPr>
+              <w:t xml:space="preserve">00-7</w:t>
+            </w:r>
+            <w:r>
+              <w:rPr>
+                <w:rFonts w:ascii="Be Vietnam Pro" w:cs="Be Vietnam Pro" w:eastAsia="Be Vietnam Pro" w:hAnsi="Be Vietnam Pro"/>
+                <w:color w:val="101814"/>
+                <w:sz w:val="20"/>
+                <w:szCs w:val="20"/>
+              </w:rPr>
+              <w:t xml:space="preserve"> mục 5</w:t>
+            </w:r>
+          </w:p>
+        </w:tc>
+        <w:tc>
+          <w:tcPr>
+            <w:tcW w:type="dxa" w:w="2255"/>
+            <w:tcMar>
+              <w:top w:type="dxa" w:w="90"/>
+              <w:left w:type="dxa" w:w="120"/>
+              <w:bottom w:type="dxa" w:w="90"/>
+              <w:right w:type="dxa" w:w="120"/>
+            </w:tcMar>
+            <w:vAlign w:val="center"/>
+          </w:tcPr>
+          <w:p>
+            <w:pPr>
+              <w:spacing w:after="0" w:line="280"/>
+            </w:pPr>
+            <w:r>
+              <w:rPr>
+                <w:rFonts w:ascii="Be Vietnam Pro" w:cs="Be Vietnam Pro" w:eastAsia="Be Vietnam Pro" w:hAnsi="Be Vietnam Pro"/>
+                <w:color w:val="101814"/>
+                <w:sz w:val="20"/>
+                <w:szCs w:val="20"/>
+              </w:rPr>
+              <w:t xml:space="preserve">Kế toán hai bên</w:t>
+            </w:r>
+          </w:p>
+        </w:tc>
+        <w:tc>
+          <w:tcPr>
+            <w:tcW w:type="dxa" w:w="860"/>
+            <w:tcMar>
+              <w:top w:type="dxa" w:w="90"/>
+              <w:left w:type="dxa" w:w="120"/>
+              <w:bottom w:type="dxa" w:w="90"/>
+              <w:right w:type="dxa" w:w="120"/>
+            </w:tcMar>
+            <w:vAlign w:val="center"/>
+          </w:tcPr>
+          <w:p>
+            <w:pPr>
+              <w:spacing w:after="0" w:line="280"/>
+              <w:jc w:val="center"/>
+            </w:pPr>
+            <w:r>
+              <w:rPr>
+                <w:rFonts w:ascii="Be Vietnam Pro" w:cs="Be Vietnam Pro" w:eastAsia="Be Vietnam Pro" w:hAnsi="Be Vietnam Pro"/>
+                <w:color w:val="101814"/>
+                <w:sz w:val="20"/>
+                <w:szCs w:val="20"/>
+              </w:rPr>
+              <w:t xml:space="preserve">☐</w:t>
+            </w:r>
+          </w:p>
+        </w:tc>
+      </w:tr>
+      <w:tr>
+        <w:trPr>
+          <w:tblHeader w:val="false"/>
+        </w:trPr>
+        <w:tc>
+          <w:tcPr>
+            <w:tcW w:type="dxa" w:w="731"/>
+            <w:tcMar>
+              <w:top w:type="dxa" w:w="90"/>
+              <w:left w:type="dxa" w:w="120"/>
+              <w:bottom w:type="dxa" w:w="90"/>
+              <w:right w:type="dxa" w:w="120"/>
+            </w:tcMar>
+            <w:vAlign w:val="center"/>
+          </w:tcPr>
+          <w:p>
+            <w:pPr>
+              <w:spacing w:after="0" w:line="280"/>
+            </w:pPr>
+            <w:r>
+              <w:rPr>
+                <w:rFonts w:ascii="Be Vietnam Pro" w:cs="Be Vietnam Pro" w:eastAsia="Be Vietnam Pro" w:hAnsi="Be Vietnam Pro"/>
+                <w:color w:val="101814"/>
+                <w:sz w:val="20"/>
+                <w:szCs w:val="20"/>
+              </w:rPr>
+              <w:t xml:space="preserve">13</w:t>
+            </w:r>
+          </w:p>
+        </w:tc>
+        <w:tc>
+          <w:tcPr>
+            <w:tcW w:type="dxa" w:w="5514"/>
+            <w:tcMar>
+              <w:top w:type="dxa" w:w="90"/>
+              <w:left w:type="dxa" w:w="120"/>
+              <w:bottom w:type="dxa" w:w="90"/>
+              <w:right w:type="dxa" w:w="120"/>
+            </w:tcMar>
+            <w:vAlign w:val="center"/>
+          </w:tcPr>
+          <w:p>
+            <w:pPr>
+              <w:spacing w:after="0" w:line="280"/>
+            </w:pPr>
+            <w:r>
+              <w:rPr>
+                <w:rFonts w:ascii="Be Vietnam Pro" w:cs="Be Vietnam Pro" w:eastAsia="Be Vietnam Pro" w:hAnsi="Be Vietnam Pro"/>
+                <w:color w:val="101814"/>
+                <w:sz w:val="20"/>
+                <w:szCs w:val="20"/>
+              </w:rPr>
+              <w:t xml:space="preserve">Ghi nhận tài sản hoặc chi phí phần mềm đã mua</w:t>
+            </w:r>
+          </w:p>
+        </w:tc>
+        <w:tc>
+          <w:tcPr>
+            <w:tcW w:type="dxa" w:w="2255"/>
+            <w:tcMar>
+              <w:top w:type="dxa" w:w="90"/>
+              <w:left w:type="dxa" w:w="120"/>
+              <w:bottom w:type="dxa" w:w="90"/>
+              <w:right w:type="dxa" w:w="120"/>
+            </w:tcMar>
+            <w:vAlign w:val="center"/>
+          </w:tcPr>
+          <w:p>
+            <w:pPr>
+              <w:spacing w:after="0" w:line="280"/>
+            </w:pPr>
+            <w:r>
+              <w:rPr>
+                <w:rFonts w:ascii="Be Vietnam Pro" w:cs="Be Vietnam Pro" w:eastAsia="Be Vietnam Pro" w:hAnsi="Be Vietnam Pro"/>
+                <w:color w:val="101814"/>
+                <w:sz w:val="20"/>
+                <w:szCs w:val="20"/>
+              </w:rPr>
+              <w:t xml:space="preserve">Kế toán Bioscope</w:t>
+            </w:r>
+          </w:p>
+        </w:tc>
+        <w:tc>
+          <w:tcPr>
+            <w:tcW w:type="dxa" w:w="860"/>
+            <w:tcMar>
+              <w:top w:type="dxa" w:w="90"/>
+              <w:left w:type="dxa" w:w="120"/>
+              <w:bottom w:type="dxa" w:w="90"/>
+              <w:right w:type="dxa" w:w="120"/>
+            </w:tcMar>
+            <w:vAlign w:val="center"/>
+          </w:tcPr>
+          <w:p>
+            <w:pPr>
+              <w:spacing w:after="0" w:line="280"/>
+              <w:jc w:val="center"/>
+            </w:pPr>
+            <w:r>
+              <w:rPr>
+                <w:rFonts w:ascii="Be Vietnam Pro" w:cs="Be Vietnam Pro" w:eastAsia="Be Vietnam Pro" w:hAnsi="Be Vietnam Pro"/>
+                <w:color w:val="101814"/>
+                <w:sz w:val="20"/>
+                <w:szCs w:val="20"/>
+              </w:rPr>
+              <w:t xml:space="preserve">☐</w:t>
+            </w:r>
+          </w:p>
+        </w:tc>
+      </w:tr>
+      <w:tr>
+        <w:trPr>
+          <w:tblHeader w:val="false"/>
+        </w:trPr>
+        <w:tc>
+          <w:tcPr>
+            <w:tcW w:type="dxa" w:w="731"/>
+            <w:tcMar>
+              <w:top w:type="dxa" w:w="90"/>
+              <w:left w:type="dxa" w:w="120"/>
+              <w:bottom w:type="dxa" w:w="90"/>
+              <w:right w:type="dxa" w:w="120"/>
+            </w:tcMar>
+            <w:vAlign w:val="center"/>
+          </w:tcPr>
+          <w:p>
+            <w:pPr>
+              <w:spacing w:after="0" w:line="280"/>
+            </w:pPr>
+            <w:r>
+              <w:rPr>
+                <w:rFonts w:ascii="Be Vietnam Pro" w:cs="Be Vietnam Pro" w:eastAsia="Be Vietnam Pro" w:hAnsi="Be Vietnam Pro"/>
+                <w:color w:val="101814"/>
+                <w:sz w:val="20"/>
+                <w:szCs w:val="20"/>
+              </w:rPr>
+              <w:t xml:space="preserve">14</w:t>
+            </w:r>
+          </w:p>
+        </w:tc>
+        <w:tc>
+          <w:tcPr>
+            <w:tcW w:type="dxa" w:w="5514"/>
             <w:tcMar>
               <w:top w:type="dxa" w:w="90"/>
               <w:left w:type="dxa" w:w="120"/>
@@ -13223,27 +14994,27 @@
         </w:tc>
         <w:tc>
           <w:tcPr>
-            <w:tcW w:type="dxa" w:w="2133"/>
-            <w:tcMar>
-              <w:top w:type="dxa" w:w="90"/>
-              <w:left w:type="dxa" w:w="120"/>
-              <w:bottom w:type="dxa" w:w="90"/>
-              <w:right w:type="dxa" w:w="120"/>
-            </w:tcMar>
-            <w:vAlign w:val="center"/>
-          </w:tcPr>
-          <w:p>
-            <w:pPr>
-              <w:spacing w:after="0" w:line="280"/>
-            </w:pPr>
-            <w:r>
-              <w:rPr>
-                <w:rFonts w:ascii="Be Vietnam Pro" w:cs="Be Vietnam Pro" w:eastAsia="Be Vietnam Pro" w:hAnsi="Be Vietnam Pro"/>
-                <w:color w:val="101814"/>
-                <w:sz w:val="20"/>
-                <w:szCs w:val="20"/>
-              </w:rPr>
-              <w:t xml:space="preserve">Ban Giám đốc</w:t>
+            <w:tcW w:type="dxa" w:w="2255"/>
+            <w:tcMar>
+              <w:top w:type="dxa" w:w="90"/>
+              <w:left w:type="dxa" w:w="120"/>
+              <w:bottom w:type="dxa" w:w="90"/>
+              <w:right w:type="dxa" w:w="120"/>
+            </w:tcMar>
+            <w:vAlign w:val="center"/>
+          </w:tcPr>
+          <w:p>
+            <w:pPr>
+              <w:spacing w:after="0" w:line="280"/>
+            </w:pPr>
+            <w:r>
+              <w:rPr>
+                <w:rFonts w:ascii="Be Vietnam Pro" w:cs="Be Vietnam Pro" w:eastAsia="Be Vietnam Pro" w:hAnsi="Be Vietnam Pro"/>
+                <w:color w:val="101814"/>
+                <w:sz w:val="20"/>
+                <w:szCs w:val="20"/>
+              </w:rPr>
+              <w:t xml:space="preserve">Ban Giám đốc OPTIMAI</w:t>
             </w:r>
           </w:p>
         </w:tc>
@@ -13328,7 +15099,7 @@
           <w:sz w:val="21"/>
           <w:szCs w:val="21"/>
         </w:rPr>
-        <w:t xml:space="preserve">Bộ phận Kế toán xác nhận các số liệu trong tài liệu này được lập trên cơ sở chứng từ gốc hiện có tại công ty, và phù hợp với sổ sách kế toán.</w:t>
+        <w:t xml:space="preserve">Bộ phận Kế toán Công ty OPTIMAI xác nhận các số liệu trong tài liệu này được lập trên cơ sở chứng từ gốc hiện có tại công ty, và phù hợp với sổ sách kế toán.</w:t>
       </w:r>
     </w:p>
     <w:p>
@@ -13434,7 +15205,7 @@
           <w:sz w:val="21"/>
           <w:szCs w:val="21"/>
         </w:rPr>
-        <w:t xml:space="preserve">Người đại diện theo pháp luật ký, đóng dấu:</w:t>
+        <w:t xml:space="preserve">Người đại diện theo pháp luật Công ty OPTIMAI ký, đóng dấu:</w:t>
       </w:r>
     </w:p>
     <w:sectPr>
@@ -13507,7 +15278,7 @@
         <w:sz w:val="16"/>
         <w:szCs w:val="16"/>
       </w:rPr>
-      <w:t xml:space="preserve">Hồ sơ chung — sản xuất phần mềm nội bộ  ·  Trang </w:t>
+      <w:t xml:space="preserve">Hồ sơ chung — OPTIMAI thực hiện cho Bioscope  ·  Trang </w:t>
     </w:r>
     <w:r>
       <w:rPr>
@@ -13685,7 +15456,7 @@
               <w:sz w:val="17"/>
               <w:szCs w:val="17"/>
             </w:rPr>
-            <w:t xml:space="preserve">00-6 · HỒ SƠ CHI PHÍ PHÁT TRIỂN PHẦN MỀM NỘI BỘ</w:t>
+            <w:t xml:space="preserve">00-6 · HỒ SƠ CHI PHÍ PHÁT TRIỂN</w:t>
           </w:r>
         </w:p>
       </w:tc>

--- a/docs/00-ho-so-chung/00-6-ho-so-chi-phi-phat-trien.docx
+++ b/docs/00-ho-so-chung/00-6-ho-so-chi-phi-phat-trien.docx
@@ -9,48 +9,39 @@
     </w:p>
     <w:p>
       <w:pPr>
-        <w:spacing w:after="350"/>
+        <w:spacing w:after="40"/>
         <w:jc w:val="center"/>
       </w:pPr>
       <w:r>
-        <w:drawing>
-          <wp:inline distT="0" distB="0" distL="0" distR="0">
-            <wp:extent cx="2476500" cy="723900"/>
-            <wp:effectExtent t="0" r="0" b="0" l="0"/>
-            <wp:docPr id="1" name="" descr="" title=""/>
-            <wp:cNvGraphicFramePr>
-              <a:graphicFrameLocks xmlns:a="http://schemas.openxmlformats.org/drawingml/2006/main" noChangeAspect="1"/>
-            </wp:cNvGraphicFramePr>
-            <a:graphic xmlns:a="http://schemas.openxmlformats.org/drawingml/2006/main">
-              <a:graphicData uri="http://schemas.openxmlformats.org/drawingml/2006/picture">
-                <pic:pic xmlns:pic="http://schemas.openxmlformats.org/drawingml/2006/picture">
-                  <pic:nvPicPr>
-                    <pic:cNvPr id="0" name="" descr=""/>
-                    <pic:cNvPicPr>
-                      <a:picLocks noChangeAspect="1" noChangeArrowheads="1"/>
-                    </pic:cNvPicPr>
-                  </pic:nvPicPr>
-                  <pic:blipFill>
-                    <a:blip r:embed="rId9" cstate="none"/>
-                    <a:srcRect/>
-                    <a:stretch>
-                      <a:fillRect/>
-                    </a:stretch>
-                  </pic:blipFill>
-                  <pic:spPr bwMode="auto">
-                    <a:xfrm>
-                      <a:off x="0" y="0"/>
-                      <a:ext cx="2476500" cy="723900"/>
-                    </a:xfrm>
-                    <a:prstGeom prst="rect">
-                      <a:avLst/>
-                    </a:prstGeom>
-                  </pic:spPr>
-                </pic:pic>
-              </a:graphicData>
-            </a:graphic>
-          </wp:inline>
-        </w:drawing>
+        <w:rPr>
+          <w:rFonts w:ascii="Be Vietnam Pro" w:cs="Be Vietnam Pro" w:eastAsia="Be Vietnam Pro" w:hAnsi="Be Vietnam Pro"/>
+          <w:b/>
+          <w:bCs/>
+          <w:color w:val="036F3D"/>
+          <w:spacing w:val="160"/>
+          <w:sz w:val="64"/>
+          <w:szCs w:val="64"/>
+        </w:rPr>
+        <w:t xml:space="preserve">OPTIMAI</w:t>
+      </w:r>
+    </w:p>
+    <w:p>
+      <w:pPr>
+        <w:pBdr>
+          <w:top w:val="single" w:color="F58E33" w:sz="8" w:space="10"/>
+        </w:pBdr>
+        <w:spacing w:after="320"/>
+        <w:jc w:val="center"/>
+      </w:pPr>
+      <w:r>
+        <w:rPr>
+          <w:rFonts w:ascii="Be Vietnam Pro" w:cs="Be Vietnam Pro" w:eastAsia="Be Vietnam Pro" w:hAnsi="Be Vietnam Pro"/>
+          <w:color w:val="8A4B12"/>
+          <w:spacing w:val="70"/>
+          <w:sz w:val="16"/>
+          <w:szCs w:val="16"/>
+        </w:rPr>
+        <w:t xml:space="preserve">CÔNG TY PHÁT TRIỂN PHẦN MỀM</w:t>
       </w:r>
     </w:p>
     <w:p>
@@ -1201,6 +1192,132 @@
                 <w:szCs w:val="20"/>
               </w:rPr>
               <w:t xml:space="preserve">.</w:t>
+            </w:r>
+          </w:p>
+        </w:tc>
+      </w:tr>
+    </w:tbl>
+    <w:p>
+      <w:pPr>
+        <w:spacing w:after="160"/>
+      </w:pPr>
+    </w:p>
+    <w:tbl>
+      <w:tblPr>
+        <w:tblW w:type="dxa" w:w="9360"/>
+        <w:tblBorders>
+          <w:top w:val="none" w:color="auto" w:sz="0"/>
+          <w:left w:val="single" w:color="008E4D" w:sz="18"/>
+          <w:bottom w:val="none" w:color="auto" w:sz="0"/>
+          <w:right w:val="none" w:color="auto" w:sz="0"/>
+          <w:insideH w:val="none" w:color="auto" w:sz="0"/>
+          <w:insideV w:val="none" w:color="auto" w:sz="0"/>
+        </w:tblBorders>
+        <w:tblLayout w:type="fixed"/>
+      </w:tblPr>
+      <w:tblGrid>
+        <w:gridCol w:w="9360"/>
+      </w:tblGrid>
+      <w:tr>
+        <w:tc>
+          <w:tcPr>
+            <w:tcW w:type="dxa" w:w="9360"/>
+            <w:shd w:fill="EEF6F1" w:color="auto" w:val="clear"/>
+            <w:tcMar>
+              <w:top w:type="dxa" w:w="150"/>
+              <w:left w:type="dxa" w:w="190"/>
+              <w:bottom w:type="dxa" w:w="150"/>
+              <w:right w:type="dxa" w:w="160"/>
+            </w:tcMar>
+          </w:tcPr>
+          <w:p>
+            <w:pPr>
+              <w:spacing w:after="140" w:before="0" w:line="290"/>
+            </w:pPr>
+            <w:r>
+              <w:rPr>
+                <w:rFonts w:ascii="Be Vietnam Pro" w:cs="Be Vietnam Pro" w:eastAsia="Be Vietnam Pro" w:hAnsi="Be Vietnam Pro"/>
+                <w:b/>
+                <w:bCs/>
+                <w:color w:val="036F3D"/>
+                <w:sz w:val="23"/>
+                <w:szCs w:val="23"/>
+              </w:rPr>
+              <w:t xml:space="preserve">⚠ Mọi ô số trong tài liệu này để trống — công ty tự điền</w:t>
+            </w:r>
+          </w:p>
+          <w:p>
+            <w:pPr>
+              <w:spacing w:after="100" w:line="290"/>
+            </w:pPr>
+            <w:r>
+              <w:rPr>
+                <w:rFonts w:ascii="Be Vietnam Pro" w:cs="Be Vietnam Pro" w:eastAsia="Be Vietnam Pro" w:hAnsi="Be Vietnam Pro"/>
+                <w:sz w:val="21"/>
+                <w:szCs w:val="21"/>
+              </w:rPr>
+              <w:t xml:space="preserve"/>
+            </w:r>
+          </w:p>
+          <w:p>
+            <w:pPr>
+              <w:spacing w:after="100" w:line="290"/>
+            </w:pPr>
+            <w:r>
+              <w:rPr>
+                <w:rFonts w:ascii="Be Vietnam Pro" w:cs="Be Vietnam Pro" w:eastAsia="Be Vietnam Pro" w:hAnsi="Be Vietnam Pro"/>
+                <w:color w:val="101814"/>
+                <w:sz w:val="20"/>
+                <w:szCs w:val="20"/>
+              </w:rPr>
+              <w:t xml:space="preserve">Tài liệu cung cấp </w:t>
+            </w:r>
+            <w:r>
+              <w:rPr>
+                <w:rFonts w:ascii="Be Vietnam Pro" w:cs="Be Vietnam Pro" w:eastAsia="Be Vietnam Pro" w:hAnsi="Be Vietnam Pro"/>
+                <w:b/>
+                <w:bCs/>
+                <w:color w:val="101814"/>
+                <w:sz w:val="20"/>
+                <w:szCs w:val="20"/>
+              </w:rPr>
+              <w:t xml:space="preserve">khung bảng, cách phân loại và căn cứ phân bổ</w:t>
+            </w:r>
+            <w:r>
+              <w:rPr>
+                <w:rFonts w:ascii="Be Vietnam Pro" w:cs="Be Vietnam Pro" w:eastAsia="Be Vietnam Pro" w:hAnsi="Be Vietnam Pro"/>
+                <w:color w:val="101814"/>
+                <w:sz w:val="20"/>
+                <w:szCs w:val="20"/>
+              </w:rPr>
+              <w:t xml:space="preserve">. Số liệu chi phí phải lấy từ chứng từ gốc và sổ sách kế toán của OPTIMAI.</w:t>
+            </w:r>
+          </w:p>
+          <w:p>
+            <w:pPr>
+              <w:spacing w:after="100" w:line="290"/>
+            </w:pPr>
+            <w:r>
+              <w:rPr>
+                <w:rFonts w:ascii="Be Vietnam Pro" w:cs="Be Vietnam Pro" w:eastAsia="Be Vietnam Pro" w:hAnsi="Be Vietnam Pro"/>
+                <w:sz w:val="21"/>
+                <w:szCs w:val="21"/>
+              </w:rPr>
+              <w:t xml:space="preserve"/>
+            </w:r>
+          </w:p>
+          <w:p>
+            <w:pPr>
+              <w:spacing w:after="0" w:line="290"/>
+            </w:pPr>
+            <w:r>
+              <w:rPr>
+                <w:rFonts w:ascii="Be Vietnam Pro" w:cs="Be Vietnam Pro" w:eastAsia="Be Vietnam Pro" w:hAnsi="Be Vietnam Pro"/>
+                <w:color w:val="101814"/>
+                <w:sz w:val="20"/>
+                <w:szCs w:val="20"/>
+              </w:rPr>
+              <w:t xml:space="preserve">Không điền số ước lượng vào đây. Con số không có chứng từ đối chiếu thì làm yếu cả hồ sơ, vì người kiểm tra sẽ hỏi nguồn gốc của nó.</w:t>
             </w:r>
           </w:p>
         </w:tc>
@@ -5546,9 +5663,9 @@
         <w:tblLayout w:type="fixed"/>
       </w:tblPr>
       <w:tblGrid>
-        <w:gridCol w:w="6404"/>
-        <w:gridCol w:w="1724"/>
-        <w:gridCol w:w="1232"/>
+        <w:gridCol w:w="2863"/>
+        <w:gridCol w:w="3414"/>
+        <w:gridCol w:w="3083"/>
       </w:tblGrid>
       <w:tr>
         <w:trPr>
@@ -5556,7 +5673,7 @@
         </w:trPr>
         <w:tc>
           <w:tcPr>
-            <w:tcW w:type="dxa" w:w="6404"/>
+            <w:tcW w:type="dxa" w:w="2863"/>
             <w:shd w:fill="EEF6F1" w:color="auto" w:val="clear"/>
             <w:tcMar>
               <w:top w:type="dxa" w:w="90"/>
@@ -5585,7 +5702,7 @@
         </w:tc>
         <w:tc>
           <w:tcPr>
-            <w:tcW w:type="dxa" w:w="1724"/>
+            <w:tcW w:type="dxa" w:w="3414"/>
             <w:shd w:fill="EEF6F1" w:color="auto" w:val="clear"/>
             <w:tcMar>
               <w:top w:type="dxa" w:w="90"/>
@@ -5598,6 +5715,7 @@
           <w:p>
             <w:pPr>
               <w:spacing w:after="0" w:line="280"/>
+              <w:jc w:val="center"/>
             </w:pPr>
             <w:r>
               <w:rPr>
@@ -5608,13 +5726,26 @@
                 <w:sz w:val="20"/>
                 <w:szCs w:val="20"/>
               </w:rPr>
-              <w:t xml:space="preserve">Dòng mã</w:t>
-            </w:r>
-          </w:p>
-        </w:tc>
-        <w:tc>
-          <w:tcPr>
-            <w:tcW w:type="dxa" w:w="1232"/>
+              <w:t xml:space="preserve">Dòng mã </w:t>
+            </w:r>
+            <w:r>
+              <w:rPr>
+                <w:rFonts w:ascii="Be Vietnam Pro" w:cs="Be Vietnam Pro" w:eastAsia="Be Vietnam Pro" w:hAnsi="Be Vietnam Pro"/>
+                <w:b/>
+                <w:bCs/>
+                <w:i/>
+                <w:iCs/>
+                <w:color w:val="036F3D"/>
+                <w:sz w:val="20"/>
+                <w:szCs w:val="20"/>
+              </w:rPr>
+              <w:t xml:space="preserve">(số đo từ kho mã nguồn)</w:t>
+            </w:r>
+          </w:p>
+        </w:tc>
+        <w:tc>
+          <w:tcPr>
+            <w:tcW w:type="dxa" w:w="3083"/>
             <w:shd w:fill="EEF6F1" w:color="auto" w:val="clear"/>
             <w:tcMar>
               <w:top w:type="dxa" w:w="90"/>
@@ -5627,6 +5758,7 @@
           <w:p>
             <w:pPr>
               <w:spacing w:after="0" w:line="280"/>
+              <w:jc w:val="center"/>
             </w:pPr>
             <w:r>
               <w:rPr>
@@ -5637,7 +5769,20 @@
                 <w:sz w:val="20"/>
                 <w:szCs w:val="20"/>
               </w:rPr>
-              <w:t xml:space="preserve">Tỉ lệ</w:t>
+              <w:t xml:space="preserve">Tỉ lệ phân bổ </w:t>
+            </w:r>
+            <w:r>
+              <w:rPr>
+                <w:rFonts w:ascii="Be Vietnam Pro" w:cs="Be Vietnam Pro" w:eastAsia="Be Vietnam Pro" w:hAnsi="Be Vietnam Pro"/>
+                <w:b/>
+                <w:bCs/>
+                <w:i/>
+                <w:iCs/>
+                <w:color w:val="036F3D"/>
+                <w:sz w:val="20"/>
+                <w:szCs w:val="20"/>
+              </w:rPr>
+              <w:t xml:space="preserve">(công ty chốt)</w:t>
             </w:r>
           </w:p>
         </w:tc>
@@ -5648,7 +5793,7 @@
         </w:trPr>
         <w:tc>
           <w:tcPr>
-            <w:tcW w:type="dxa" w:w="6404"/>
+            <w:tcW w:type="dxa" w:w="2863"/>
             <w:tcMar>
               <w:top w:type="dxa" w:w="90"/>
               <w:left w:type="dxa" w:w="120"/>
@@ -5674,18 +5819,19 @@
         </w:tc>
         <w:tc>
           <w:tcPr>
-            <w:tcW w:type="dxa" w:w="1724"/>
-            <w:tcMar>
-              <w:top w:type="dxa" w:w="90"/>
-              <w:left w:type="dxa" w:w="120"/>
-              <w:bottom w:type="dxa" w:w="90"/>
-              <w:right w:type="dxa" w:w="120"/>
-            </w:tcMar>
-            <w:vAlign w:val="center"/>
-          </w:tcPr>
-          <w:p>
-            <w:pPr>
-              <w:spacing w:after="0" w:line="280"/>
+            <w:tcW w:type="dxa" w:w="3414"/>
+            <w:tcMar>
+              <w:top w:type="dxa" w:w="90"/>
+              <w:left w:type="dxa" w:w="120"/>
+              <w:bottom w:type="dxa" w:w="90"/>
+              <w:right w:type="dxa" w:w="120"/>
+            </w:tcMar>
+            <w:vAlign w:val="center"/>
+          </w:tcPr>
+          <w:p>
+            <w:pPr>
+              <w:spacing w:after="0" w:line="280"/>
+              <w:jc w:val="center"/>
             </w:pPr>
             <w:r>
               <w:rPr>
@@ -5700,29 +5846,28 @@
         </w:tc>
         <w:tc>
           <w:tcPr>
-            <w:tcW w:type="dxa" w:w="1232"/>
-            <w:tcMar>
-              <w:top w:type="dxa" w:w="90"/>
-              <w:left w:type="dxa" w:w="120"/>
-              <w:bottom w:type="dxa" w:w="90"/>
-              <w:right w:type="dxa" w:w="120"/>
-            </w:tcMar>
-            <w:vAlign w:val="center"/>
-          </w:tcPr>
-          <w:p>
-            <w:pPr>
-              <w:spacing w:after="0" w:line="280"/>
-            </w:pPr>
-            <w:r>
-              <w:rPr>
-                <w:rFonts w:ascii="Be Vietnam Pro" w:cs="Be Vietnam Pro" w:eastAsia="Be Vietnam Pro" w:hAnsi="Be Vietnam Pro"/>
-                <w:b/>
-                <w:bCs/>
-                <w:color w:val="101814"/>
-                <w:sz w:val="20"/>
-                <w:szCs w:val="20"/>
-              </w:rPr>
-              <w:t xml:space="preserve">92,4%</w:t>
+            <w:tcW w:type="dxa" w:w="3083"/>
+            <w:tcMar>
+              <w:top w:type="dxa" w:w="90"/>
+              <w:left w:type="dxa" w:w="120"/>
+              <w:bottom w:type="dxa" w:w="90"/>
+              <w:right w:type="dxa" w:w="120"/>
+            </w:tcMar>
+            <w:vAlign w:val="center"/>
+          </w:tcPr>
+          <w:p>
+            <w:pPr>
+              <w:spacing w:after="0" w:line="280"/>
+              <w:jc w:val="center"/>
+            </w:pPr>
+            <w:r>
+              <w:rPr>
+                <w:rFonts w:ascii="Be Vietnam Pro" w:cs="Be Vietnam Pro" w:eastAsia="Be Vietnam Pro" w:hAnsi="Be Vietnam Pro"/>
+                <w:color w:val="101814"/>
+                <w:sz w:val="20"/>
+                <w:szCs w:val="20"/>
+              </w:rPr>
+              <w:t xml:space="preserve">............ %</w:t>
             </w:r>
           </w:p>
         </w:tc>
@@ -5733,7 +5878,7 @@
         </w:trPr>
         <w:tc>
           <w:tcPr>
-            <w:tcW w:type="dxa" w:w="6404"/>
+            <w:tcW w:type="dxa" w:w="2863"/>
             <w:tcMar>
               <w:top w:type="dxa" w:w="90"/>
               <w:left w:type="dxa" w:w="120"/>
@@ -5759,18 +5904,19 @@
         </w:tc>
         <w:tc>
           <w:tcPr>
-            <w:tcW w:type="dxa" w:w="1724"/>
-            <w:tcMar>
-              <w:top w:type="dxa" w:w="90"/>
-              <w:left w:type="dxa" w:w="120"/>
-              <w:bottom w:type="dxa" w:w="90"/>
-              <w:right w:type="dxa" w:w="120"/>
-            </w:tcMar>
-            <w:vAlign w:val="center"/>
-          </w:tcPr>
-          <w:p>
-            <w:pPr>
-              <w:spacing w:after="0" w:line="280"/>
+            <w:tcW w:type="dxa" w:w="3414"/>
+            <w:tcMar>
+              <w:top w:type="dxa" w:w="90"/>
+              <w:left w:type="dxa" w:w="120"/>
+              <w:bottom w:type="dxa" w:w="90"/>
+              <w:right w:type="dxa" w:w="120"/>
+            </w:tcMar>
+            <w:vAlign w:val="center"/>
+          </w:tcPr>
+          <w:p>
+            <w:pPr>
+              <w:spacing w:after="0" w:line="280"/>
+              <w:jc w:val="center"/>
             </w:pPr>
             <w:r>
               <w:rPr>
@@ -5785,29 +5931,28 @@
         </w:tc>
         <w:tc>
           <w:tcPr>
-            <w:tcW w:type="dxa" w:w="1232"/>
-            <w:tcMar>
-              <w:top w:type="dxa" w:w="90"/>
-              <w:left w:type="dxa" w:w="120"/>
-              <w:bottom w:type="dxa" w:w="90"/>
-              <w:right w:type="dxa" w:w="120"/>
-            </w:tcMar>
-            <w:vAlign w:val="center"/>
-          </w:tcPr>
-          <w:p>
-            <w:pPr>
-              <w:spacing w:after="0" w:line="280"/>
-            </w:pPr>
-            <w:r>
-              <w:rPr>
-                <w:rFonts w:ascii="Be Vietnam Pro" w:cs="Be Vietnam Pro" w:eastAsia="Be Vietnam Pro" w:hAnsi="Be Vietnam Pro"/>
-                <w:b/>
-                <w:bCs/>
-                <w:color w:val="101814"/>
-                <w:sz w:val="20"/>
-                <w:szCs w:val="20"/>
-              </w:rPr>
-              <w:t xml:space="preserve">7,6%</w:t>
+            <w:tcW w:type="dxa" w:w="3083"/>
+            <w:tcMar>
+              <w:top w:type="dxa" w:w="90"/>
+              <w:left w:type="dxa" w:w="120"/>
+              <w:bottom w:type="dxa" w:w="90"/>
+              <w:right w:type="dxa" w:w="120"/>
+            </w:tcMar>
+            <w:vAlign w:val="center"/>
+          </w:tcPr>
+          <w:p>
+            <w:pPr>
+              <w:spacing w:after="0" w:line="280"/>
+              <w:jc w:val="center"/>
+            </w:pPr>
+            <w:r>
+              <w:rPr>
+                <w:rFonts w:ascii="Be Vietnam Pro" w:cs="Be Vietnam Pro" w:eastAsia="Be Vietnam Pro" w:hAnsi="Be Vietnam Pro"/>
+                <w:color w:val="101814"/>
+                <w:sz w:val="20"/>
+                <w:szCs w:val="20"/>
+              </w:rPr>
+              <w:t xml:space="preserve">............ %</w:t>
             </w:r>
           </w:p>
         </w:tc>
@@ -5818,22 +5963,24 @@
         </w:trPr>
         <w:tc>
           <w:tcPr>
-            <w:tcW w:type="dxa" w:w="6404"/>
-            <w:tcMar>
-              <w:top w:type="dxa" w:w="90"/>
-              <w:left w:type="dxa" w:w="120"/>
-              <w:bottom w:type="dxa" w:w="90"/>
-              <w:right w:type="dxa" w:w="120"/>
-            </w:tcMar>
-            <w:vAlign w:val="center"/>
-          </w:tcPr>
-          <w:p>
-            <w:pPr>
-              <w:spacing w:after="0" w:line="280"/>
-            </w:pPr>
-            <w:r>
-              <w:rPr>
-                <w:rFonts w:ascii="Be Vietnam Pro" w:cs="Be Vietnam Pro" w:eastAsia="Be Vietnam Pro" w:hAnsi="Be Vietnam Pro"/>
+            <w:tcW w:type="dxa" w:w="2863"/>
+            <w:tcMar>
+              <w:top w:type="dxa" w:w="90"/>
+              <w:left w:type="dxa" w:w="120"/>
+              <w:bottom w:type="dxa" w:w="90"/>
+              <w:right w:type="dxa" w:w="120"/>
+            </w:tcMar>
+            <w:vAlign w:val="center"/>
+          </w:tcPr>
+          <w:p>
+            <w:pPr>
+              <w:spacing w:after="0" w:line="280"/>
+            </w:pPr>
+            <w:r>
+              <w:rPr>
+                <w:rFonts w:ascii="Be Vietnam Pro" w:cs="Be Vietnam Pro" w:eastAsia="Be Vietnam Pro" w:hAnsi="Be Vietnam Pro"/>
+                <w:b/>
+                <w:bCs/>
                 <w:color w:val="101814"/>
                 <w:sz w:val="20"/>
                 <w:szCs w:val="20"/>
@@ -5844,22 +5991,25 @@
         </w:tc>
         <w:tc>
           <w:tcPr>
-            <w:tcW w:type="dxa" w:w="1724"/>
-            <w:tcMar>
-              <w:top w:type="dxa" w:w="90"/>
-              <w:left w:type="dxa" w:w="120"/>
-              <w:bottom w:type="dxa" w:w="90"/>
-              <w:right w:type="dxa" w:w="120"/>
-            </w:tcMar>
-            <w:vAlign w:val="center"/>
-          </w:tcPr>
-          <w:p>
-            <w:pPr>
-              <w:spacing w:after="0" w:line="280"/>
-            </w:pPr>
-            <w:r>
-              <w:rPr>
-                <w:rFonts w:ascii="Be Vietnam Pro" w:cs="Be Vietnam Pro" w:eastAsia="Be Vietnam Pro" w:hAnsi="Be Vietnam Pro"/>
+            <w:tcW w:type="dxa" w:w="3414"/>
+            <w:tcMar>
+              <w:top w:type="dxa" w:w="90"/>
+              <w:left w:type="dxa" w:w="120"/>
+              <w:bottom w:type="dxa" w:w="90"/>
+              <w:right w:type="dxa" w:w="120"/>
+            </w:tcMar>
+            <w:vAlign w:val="center"/>
+          </w:tcPr>
+          <w:p>
+            <w:pPr>
+              <w:spacing w:after="0" w:line="280"/>
+              <w:jc w:val="center"/>
+            </w:pPr>
+            <w:r>
+              <w:rPr>
+                <w:rFonts w:ascii="Be Vietnam Pro" w:cs="Be Vietnam Pro" w:eastAsia="Be Vietnam Pro" w:hAnsi="Be Vietnam Pro"/>
+                <w:b/>
+                <w:bCs/>
                 <w:color w:val="101814"/>
                 <w:sz w:val="20"/>
                 <w:szCs w:val="20"/>
@@ -5870,22 +6020,25 @@
         </w:tc>
         <w:tc>
           <w:tcPr>
-            <w:tcW w:type="dxa" w:w="1232"/>
-            <w:tcMar>
-              <w:top w:type="dxa" w:w="90"/>
-              <w:left w:type="dxa" w:w="120"/>
-              <w:bottom w:type="dxa" w:w="90"/>
-              <w:right w:type="dxa" w:w="120"/>
-            </w:tcMar>
-            <w:vAlign w:val="center"/>
-          </w:tcPr>
-          <w:p>
-            <w:pPr>
-              <w:spacing w:after="0" w:line="280"/>
-            </w:pPr>
-            <w:r>
-              <w:rPr>
-                <w:rFonts w:ascii="Be Vietnam Pro" w:cs="Be Vietnam Pro" w:eastAsia="Be Vietnam Pro" w:hAnsi="Be Vietnam Pro"/>
+            <w:tcW w:type="dxa" w:w="3083"/>
+            <w:tcMar>
+              <w:top w:type="dxa" w:w="90"/>
+              <w:left w:type="dxa" w:w="120"/>
+              <w:bottom w:type="dxa" w:w="90"/>
+              <w:right w:type="dxa" w:w="120"/>
+            </w:tcMar>
+            <w:vAlign w:val="center"/>
+          </w:tcPr>
+          <w:p>
+            <w:pPr>
+              <w:spacing w:after="0" w:line="280"/>
+              <w:jc w:val="center"/>
+            </w:pPr>
+            <w:r>
+              <w:rPr>
+                <w:rFonts w:ascii="Be Vietnam Pro" w:cs="Be Vietnam Pro" w:eastAsia="Be Vietnam Pro" w:hAnsi="Be Vietnam Pro"/>
+                <w:b/>
+                <w:bCs/>
                 <w:color w:val="101814"/>
                 <w:sz w:val="20"/>
                 <w:szCs w:val="20"/>
@@ -5900,6 +6053,60 @@
       <w:pPr>
         <w:spacing w:after="180"/>
       </w:pPr>
+    </w:p>
+    <w:p>
+      <w:pPr>
+        <w:spacing w:after="130" w:line="300"/>
+      </w:pPr>
+      <w:r>
+        <w:rPr>
+          <w:rFonts w:ascii="Be Vietnam Pro" w:cs="Be Vietnam Pro" w:eastAsia="Be Vietnam Pro" w:hAnsi="Be Vietnam Pro"/>
+          <w:color w:val="101814"/>
+          <w:sz w:val="21"/>
+          <w:szCs w:val="21"/>
+        </w:rPr>
+        <w:t xml:space="preserve">Cột </w:t>
+      </w:r>
+      <w:r>
+        <w:rPr>
+          <w:rFonts w:ascii="Be Vietnam Pro" w:cs="Be Vietnam Pro" w:eastAsia="Be Vietnam Pro" w:hAnsi="Be Vietnam Pro"/>
+          <w:i/>
+          <w:iCs/>
+          <w:color w:val="101814"/>
+          <w:sz w:val="21"/>
+          <w:szCs w:val="21"/>
+        </w:rPr>
+        <w:t xml:space="preserve">dòng mã</w:t>
+      </w:r>
+      <w:r>
+        <w:rPr>
+          <w:rFonts w:ascii="Be Vietnam Pro" w:cs="Be Vietnam Pro" w:eastAsia="Be Vietnam Pro" w:hAnsi="Be Vietnam Pro"/>
+          <w:color w:val="101814"/>
+          <w:sz w:val="21"/>
+          <w:szCs w:val="21"/>
+        </w:rPr>
+        <w:t xml:space="preserve"> là số đo khách quan, đếm lại được từ kho mã nguồn. Cột </w:t>
+      </w:r>
+      <w:r>
+        <w:rPr>
+          <w:rFonts w:ascii="Be Vietnam Pro" w:cs="Be Vietnam Pro" w:eastAsia="Be Vietnam Pro" w:hAnsi="Be Vietnam Pro"/>
+          <w:i/>
+          <w:iCs/>
+          <w:color w:val="101814"/>
+          <w:sz w:val="21"/>
+          <w:szCs w:val="21"/>
+        </w:rPr>
+        <w:t xml:space="preserve">tỉ lệ</w:t>
+      </w:r>
+      <w:r>
+        <w:rPr>
+          <w:rFonts w:ascii="Be Vietnam Pro" w:cs="Be Vietnam Pro" w:eastAsia="Be Vietnam Pro" w:hAnsi="Be Vietnam Pro"/>
+          <w:color w:val="101814"/>
+          <w:sz w:val="21"/>
+          <w:szCs w:val="21"/>
+        </w:rPr>
+        <w:t xml:space="preserve"> do công ty chốt — có thể lấy theo tỉ lệ dòng mã, hoặc theo căn cứ khác nếu phù hợp hơn với cách hạch toán.</w:t>
+      </w:r>
     </w:p>
     <w:p>
       <w:pPr>
@@ -5945,7 +6152,7 @@
           <w:sz w:val="21"/>
           <w:szCs w:val="21"/>
         </w:rPr>
-        <w:t xml:space="preserve">Bộ phận Kế toán có thể chọn căn cứ khác (số ngày công ghi nhận, số lần ghi nhận thay đổi) nếu phù hợp hơn với cách hạch toán của công ty — miễn là </w:t>
+        <w:t xml:space="preserve">Căn cứ khác có thể dùng: số ngày công ghi nhận, số lần ghi nhận thay đổi, hoặc khối lượng chức năng. Yêu cầu duy nhất: </w:t>
       </w:r>
       <w:r>
         <w:rPr>
@@ -5956,7 +6163,7 @@
           <w:sz w:val="21"/>
           <w:szCs w:val="21"/>
         </w:rPr>
-        <w:t xml:space="preserve">căn cứ nhất quán và kiểm chứng được</w:t>
+        <w:t xml:space="preserve">căn cứ phải nhất quán giữa các kỳ và kiểm chứng lại được</w:t>
       </w:r>
       <w:r>
         <w:rPr>
@@ -6000,8 +6207,8 @@
       </w:tblPr>
       <w:tblGrid>
         <w:gridCol w:w="731"/>
-        <w:gridCol w:w="4966"/>
-        <w:gridCol w:w="2932"/>
+        <w:gridCol w:w="5467"/>
+        <w:gridCol w:w="2431"/>
         <w:gridCol w:w="731"/>
       </w:tblGrid>
       <w:tr>
@@ -6039,7 +6246,7 @@
         </w:tc>
         <w:tc>
           <w:tcPr>
-            <w:tcW w:type="dxa" w:w="4966"/>
+            <w:tcW w:type="dxa" w:w="5467"/>
             <w:shd w:fill="EEF6F1" w:color="auto" w:val="clear"/>
             <w:tcMar>
               <w:top w:type="dxa" w:w="90"/>
@@ -6068,7 +6275,7 @@
         </w:tc>
         <w:tc>
           <w:tcPr>
-            <w:tcW w:type="dxa" w:w="2932"/>
+            <w:tcW w:type="dxa" w:w="2431"/>
             <w:shd w:fill="EEF6F1" w:color="auto" w:val="clear"/>
             <w:tcMar>
               <w:top w:type="dxa" w:w="90"/>
@@ -6158,7 +6365,7 @@
         </w:tc>
         <w:tc>
           <w:tcPr>
-            <w:tcW w:type="dxa" w:w="4966"/>
+            <w:tcW w:type="dxa" w:w="5467"/>
             <w:tcMar>
               <w:top w:type="dxa" w:w="90"/>
               <w:left w:type="dxa" w:w="120"/>
@@ -6184,7 +6391,7 @@
         </w:tc>
         <w:tc>
           <w:tcPr>
-            <w:tcW w:type="dxa" w:w="2932"/>
+            <w:tcW w:type="dxa" w:w="2431"/>
             <w:tcMar>
               <w:top w:type="dxa" w:w="90"/>
               <w:left w:type="dxa" w:w="120"/>
@@ -6268,7 +6475,7 @@
         </w:tc>
         <w:tc>
           <w:tcPr>
-            <w:tcW w:type="dxa" w:w="4966"/>
+            <w:tcW w:type="dxa" w:w="5467"/>
             <w:tcMar>
               <w:top w:type="dxa" w:w="90"/>
               <w:left w:type="dxa" w:w="120"/>
@@ -6294,7 +6501,7 @@
         </w:tc>
         <w:tc>
           <w:tcPr>
-            <w:tcW w:type="dxa" w:w="2932"/>
+            <w:tcW w:type="dxa" w:w="2431"/>
             <w:tcMar>
               <w:top w:type="dxa" w:w="90"/>
               <w:left w:type="dxa" w:w="120"/>
@@ -6378,7 +6585,7 @@
         </w:tc>
         <w:tc>
           <w:tcPr>
-            <w:tcW w:type="dxa" w:w="4966"/>
+            <w:tcW w:type="dxa" w:w="5467"/>
             <w:tcMar>
               <w:top w:type="dxa" w:w="90"/>
               <w:left w:type="dxa" w:w="120"/>
@@ -6404,7 +6611,7 @@
         </w:tc>
         <w:tc>
           <w:tcPr>
-            <w:tcW w:type="dxa" w:w="2932"/>
+            <w:tcW w:type="dxa" w:w="2431"/>
             <w:tcMar>
               <w:top w:type="dxa" w:w="90"/>
               <w:left w:type="dxa" w:w="120"/>
@@ -6488,7 +6695,7 @@
         </w:tc>
         <w:tc>
           <w:tcPr>
-            <w:tcW w:type="dxa" w:w="4966"/>
+            <w:tcW w:type="dxa" w:w="5467"/>
             <w:tcMar>
               <w:top w:type="dxa" w:w="90"/>
               <w:left w:type="dxa" w:w="120"/>
@@ -6514,7 +6721,7 @@
         </w:tc>
         <w:tc>
           <w:tcPr>
-            <w:tcW w:type="dxa" w:w="2932"/>
+            <w:tcW w:type="dxa" w:w="2431"/>
             <w:tcMar>
               <w:top w:type="dxa" w:w="90"/>
               <w:left w:type="dxa" w:w="120"/>
@@ -6598,7 +6805,7 @@
         </w:tc>
         <w:tc>
           <w:tcPr>
-            <w:tcW w:type="dxa" w:w="4966"/>
+            <w:tcW w:type="dxa" w:w="5467"/>
             <w:tcMar>
               <w:top w:type="dxa" w:w="90"/>
               <w:left w:type="dxa" w:w="120"/>
@@ -6624,7 +6831,7 @@
         </w:tc>
         <w:tc>
           <w:tcPr>
-            <w:tcW w:type="dxa" w:w="2932"/>
+            <w:tcW w:type="dxa" w:w="2431"/>
             <w:tcMar>
               <w:top w:type="dxa" w:w="90"/>
               <w:left w:type="dxa" w:w="120"/>
@@ -6708,7 +6915,7 @@
         </w:tc>
         <w:tc>
           <w:tcPr>
-            <w:tcW w:type="dxa" w:w="4966"/>
+            <w:tcW w:type="dxa" w:w="5467"/>
             <w:tcMar>
               <w:top w:type="dxa" w:w="90"/>
               <w:left w:type="dxa" w:w="120"/>
@@ -6734,7 +6941,7 @@
         </w:tc>
         <w:tc>
           <w:tcPr>
-            <w:tcW w:type="dxa" w:w="2932"/>
+            <w:tcW w:type="dxa" w:w="2431"/>
             <w:tcMar>
               <w:top w:type="dxa" w:w="90"/>
               <w:left w:type="dxa" w:w="120"/>
@@ -6818,7 +7025,7 @@
         </w:tc>
         <w:tc>
           <w:tcPr>
-            <w:tcW w:type="dxa" w:w="4966"/>
+            <w:tcW w:type="dxa" w:w="5467"/>
             <w:tcMar>
               <w:top w:type="dxa" w:w="90"/>
               <w:left w:type="dxa" w:w="120"/>
@@ -6840,33 +7047,33 @@
                 <w:sz w:val="20"/>
                 <w:szCs w:val="20"/>
               </w:rPr>
-              <w:t xml:space="preserve">Bảng đối chiếu danh tính kỹ thuật ↔ nhân sự</w:t>
-            </w:r>
-          </w:p>
-        </w:tc>
-        <w:tc>
-          <w:tcPr>
-            <w:tcW w:type="dxa" w:w="2932"/>
-            <w:tcMar>
-              <w:top w:type="dxa" w:w="90"/>
-              <w:left w:type="dxa" w:w="120"/>
-              <w:bottom w:type="dxa" w:w="90"/>
-              <w:right w:type="dxa" w:w="120"/>
-            </w:tcMar>
-            <w:vAlign w:val="center"/>
-          </w:tcPr>
-          <w:p>
-            <w:pPr>
-              <w:spacing w:after="0" w:line="280"/>
-            </w:pPr>
-            <w:r>
-              <w:rPr>
-                <w:rFonts w:ascii="Be Vietnam Pro" w:cs="Be Vietnam Pro" w:eastAsia="Be Vietnam Pro" w:hAnsi="Be Vietnam Pro"/>
-                <w:color w:val="101814"/>
-                <w:sz w:val="20"/>
-                <w:szCs w:val="20"/>
-              </w:rPr>
-              <w:t xml:space="preserve">Kỹ thuật + Nhân sự OPTIMAI</w:t>
+              <w:t xml:space="preserve">Ma trận phân công công việc theo vai trò</w:t>
+            </w:r>
+          </w:p>
+        </w:tc>
+        <w:tc>
+          <w:tcPr>
+            <w:tcW w:type="dxa" w:w="2431"/>
+            <w:tcMar>
+              <w:top w:type="dxa" w:w="90"/>
+              <w:left w:type="dxa" w:w="120"/>
+              <w:bottom w:type="dxa" w:w="90"/>
+              <w:right w:type="dxa" w:w="120"/>
+            </w:tcMar>
+            <w:vAlign w:val="center"/>
+          </w:tcPr>
+          <w:p>
+            <w:pPr>
+              <w:spacing w:after="0" w:line="280"/>
+            </w:pPr>
+            <w:r>
+              <w:rPr>
+                <w:rFonts w:ascii="Be Vietnam Pro" w:cs="Be Vietnam Pro" w:eastAsia="Be Vietnam Pro" w:hAnsi="Be Vietnam Pro"/>
+                <w:color w:val="101814"/>
+                <w:sz w:val="20"/>
+                <w:szCs w:val="20"/>
+              </w:rPr>
+              <w:t xml:space="preserve">Ban Giám đốc OPTIMAI</w:t>
             </w:r>
           </w:p>
         </w:tc>
@@ -13516,7 +13723,7 @@
                 <w:sz w:val="20"/>
                 <w:szCs w:val="20"/>
               </w:rPr>
-              <w:t xml:space="preserve">Điền bảng đối chiếu danh tính kỹ thuật ↔ nhân sự ở </w:t>
+              <w:t xml:space="preserve">Xác nhận ma trận phân công ở </w:t>
             </w:r>
             <w:r>
               <w:rPr>
@@ -13528,6 +13735,15 @@
               </w:rPr>
               <w:t xml:space="preserve">00-1</w:t>
             </w:r>
+            <w:r>
+              <w:rPr>
+                <w:rFonts w:ascii="Be Vietnam Pro" w:cs="Be Vietnam Pro" w:eastAsia="Be Vietnam Pro" w:hAnsi="Be Vietnam Pro"/>
+                <w:color w:val="101814"/>
+                <w:sz w:val="20"/>
+                <w:szCs w:val="20"/>
+              </w:rPr>
+              <w:t xml:space="preserve"> mục 4.1</w:t>
+            </w:r>
           </w:p>
         </w:tc>
         <w:tc>
@@ -13552,7 +13768,7 @@
                 <w:sz w:val="20"/>
                 <w:szCs w:val="20"/>
               </w:rPr>
-              <w:t xml:space="preserve">Kỹ thuật + Nhân sự</w:t>
+              <w:t xml:space="preserve">Ban Giám đốc OPTIMAI</w:t>
             </w:r>
           </w:p>
         </w:tc>
@@ -15392,44 +15608,16 @@
             <w:spacing w:after="0"/>
           </w:pPr>
           <w:r>
-            <w:drawing>
-              <wp:inline distT="0" distB="0" distL="0" distR="0">
-                <wp:extent cx="1009650" cy="295275"/>
-                <wp:effectExtent t="0" r="0" b="0" l="0"/>
-                <wp:docPr id="1" name="" descr="" title=""/>
-                <wp:cNvGraphicFramePr>
-                  <a:graphicFrameLocks xmlns:a="http://schemas.openxmlformats.org/drawingml/2006/main" noChangeAspect="1"/>
-                </wp:cNvGraphicFramePr>
-                <a:graphic xmlns:a="http://schemas.openxmlformats.org/drawingml/2006/main">
-                  <a:graphicData uri="http://schemas.openxmlformats.org/drawingml/2006/picture">
-                    <pic:pic xmlns:pic="http://schemas.openxmlformats.org/drawingml/2006/picture">
-                      <pic:nvPicPr>
-                        <pic:cNvPr id="0" name="" descr=""/>
-                        <pic:cNvPicPr>
-                          <a:picLocks noChangeAspect="1" noChangeArrowheads="1"/>
-                        </pic:cNvPicPr>
-                      </pic:nvPicPr>
-                      <pic:blipFill>
-                        <a:blip r:embed="rId0" cstate="none"/>
-                        <a:srcRect/>
-                        <a:stretch>
-                          <a:fillRect/>
-                        </a:stretch>
-                      </pic:blipFill>
-                      <pic:spPr bwMode="auto">
-                        <a:xfrm>
-                          <a:off x="0" y="0"/>
-                          <a:ext cx="1009650" cy="295275"/>
-                        </a:xfrm>
-                        <a:prstGeom prst="rect">
-                          <a:avLst/>
-                        </a:prstGeom>
-                      </pic:spPr>
-                    </pic:pic>
-                  </a:graphicData>
-                </a:graphic>
-              </wp:inline>
-            </w:drawing>
+            <w:rPr>
+              <w:rFonts w:ascii="Be Vietnam Pro" w:cs="Be Vietnam Pro" w:eastAsia="Be Vietnam Pro" w:hAnsi="Be Vietnam Pro"/>
+              <w:b/>
+              <w:bCs/>
+              <w:color w:val="036F3D"/>
+              <w:spacing w:val="60"/>
+              <w:sz w:val="19"/>
+              <w:szCs w:val="19"/>
+            </w:rPr>
+            <w:t xml:space="preserve">OPTIMAI</w:t>
           </w:r>
         </w:p>
       </w:tc>

--- a/docs/00-ho-so-chung/00-6-ho-so-chi-phi-phat-trien.docx
+++ b/docs/00-ho-so-chung/00-6-ho-so-chi-phi-phat-trien.docx
@@ -1085,6 +1085,189 @@
           <w:docGrid w:linePitch="360"/>
         </w:sectPr>
       </w:pPr>
+    </w:p>
+    <w:p>
+      <w:pPr>
+        <w:spacing w:after="140" w:before="120"/>
+      </w:pPr>
+      <w:r>
+        <w:rPr>
+          <w:rFonts w:ascii="Be Vietnam Pro" w:cs="Be Vietnam Pro" w:eastAsia="Be Vietnam Pro" w:hAnsi="Be Vietnam Pro"/>
+          <w:b/>
+          <w:bCs/>
+          <w:color w:val="036F3D"/>
+          <w:spacing w:val="50"/>
+          <w:sz w:val="21"/>
+          <w:szCs w:val="21"/>
+        </w:rPr>
+        <w:t xml:space="preserve">MỤC LỤC</w:t>
+      </w:r>
+    </w:p>
+    <w:p>
+      <w:pPr>
+        <w:spacing w:after="40" w:line="260"/>
+        <w:ind w:left="220"/>
+      </w:pPr>
+      <w:r>
+        <w:rPr>
+          <w:rFonts w:ascii="Be Vietnam Pro" w:cs="Be Vietnam Pro" w:eastAsia="Be Vietnam Pro" w:hAnsi="Be Vietnam Pro"/>
+          <w:color w:val="4A5551"/>
+          <w:sz w:val="19"/>
+          <w:szCs w:val="19"/>
+        </w:rPr>
+        <w:t xml:space="preserve">1. Mục đích</w:t>
+      </w:r>
+    </w:p>
+    <w:p>
+      <w:pPr>
+        <w:spacing w:after="40" w:line="260"/>
+        <w:ind w:left="220"/>
+      </w:pPr>
+      <w:r>
+        <w:rPr>
+          <w:rFonts w:ascii="Be Vietnam Pro" w:cs="Be Vietnam Pro" w:eastAsia="Be Vietnam Pro" w:hAnsi="Be Vietnam Pro"/>
+          <w:color w:val="4A5551"/>
+          <w:sz w:val="19"/>
+          <w:szCs w:val="19"/>
+        </w:rPr>
+        <w:t xml:space="preserve">2. Cấu trúc chi phí</w:t>
+      </w:r>
+    </w:p>
+    <w:p>
+      <w:pPr>
+        <w:spacing w:after="40" w:line="260"/>
+        <w:ind w:left="220"/>
+      </w:pPr>
+      <w:r>
+        <w:rPr>
+          <w:rFonts w:ascii="Be Vietnam Pro" w:cs="Be Vietnam Pro" w:eastAsia="Be Vietnam Pro" w:hAnsi="Be Vietnam Pro"/>
+          <w:color w:val="4A5551"/>
+          <w:sz w:val="19"/>
+          <w:szCs w:val="19"/>
+        </w:rPr>
+        <w:t xml:space="preserve">3. Nhóm A — Chi phí nhân công</w:t>
+      </w:r>
+    </w:p>
+    <w:p>
+      <w:pPr>
+        <w:spacing w:after="40" w:line="260"/>
+        <w:ind w:left="220"/>
+      </w:pPr>
+      <w:r>
+        <w:rPr>
+          <w:rFonts w:ascii="Be Vietnam Pro" w:cs="Be Vietnam Pro" w:eastAsia="Be Vietnam Pro" w:hAnsi="Be Vietnam Pro"/>
+          <w:color w:val="4A5551"/>
+          <w:sz w:val="19"/>
+          <w:szCs w:val="19"/>
+        </w:rPr>
+        <w:t xml:space="preserve">4. Nhóm B — Chi phí hạ tầng</w:t>
+      </w:r>
+    </w:p>
+    <w:p>
+      <w:pPr>
+        <w:spacing w:after="40" w:line="260"/>
+        <w:ind w:left="220"/>
+      </w:pPr>
+      <w:r>
+        <w:rPr>
+          <w:rFonts w:ascii="Be Vietnam Pro" w:cs="Be Vietnam Pro" w:eastAsia="Be Vietnam Pro" w:hAnsi="Be Vietnam Pro"/>
+          <w:color w:val="4A5551"/>
+          <w:sz w:val="19"/>
+          <w:szCs w:val="19"/>
+        </w:rPr>
+        <w:t xml:space="preserve">5. Nhóm C — Chi phí dịch vụ bên ngoài</w:t>
+      </w:r>
+    </w:p>
+    <w:p>
+      <w:pPr>
+        <w:spacing w:after="40" w:line="260"/>
+        <w:ind w:left="220"/>
+      </w:pPr>
+      <w:r>
+        <w:rPr>
+          <w:rFonts w:ascii="Be Vietnam Pro" w:cs="Be Vietnam Pro" w:eastAsia="Be Vietnam Pro" w:hAnsi="Be Vietnam Pro"/>
+          <w:color w:val="4A5551"/>
+          <w:sz w:val="19"/>
+          <w:szCs w:val="19"/>
+        </w:rPr>
+        <w:t xml:space="preserve">6. Nhóm D — Chi phí công cụ</w:t>
+      </w:r>
+    </w:p>
+    <w:p>
+      <w:pPr>
+        <w:spacing w:after="40" w:line="260"/>
+        <w:ind w:left="220"/>
+      </w:pPr>
+      <w:r>
+        <w:rPr>
+          <w:rFonts w:ascii="Be Vietnam Pro" w:cs="Be Vietnam Pro" w:eastAsia="Be Vietnam Pro" w:hAnsi="Be Vietnam Pro"/>
+          <w:color w:val="4A5551"/>
+          <w:sz w:val="19"/>
+          <w:szCs w:val="19"/>
+        </w:rPr>
+        <w:t xml:space="preserve">7. Tổng hợp chi phí ba dự án</w:t>
+      </w:r>
+    </w:p>
+    <w:p>
+      <w:pPr>
+        <w:spacing w:after="40" w:line="260"/>
+        <w:ind w:left="220"/>
+      </w:pPr>
+      <w:r>
+        <w:rPr>
+          <w:rFonts w:ascii="Be Vietnam Pro" w:cs="Be Vietnam Pro" w:eastAsia="Be Vietnam Pro" w:hAnsi="Be Vietnam Pro"/>
+          <w:color w:val="4A5551"/>
+          <w:sz w:val="19"/>
+          <w:szCs w:val="19"/>
+        </w:rPr>
+        <w:t xml:space="preserve">8. Đối chiếu chi phí với khối lượng công việc</w:t>
+      </w:r>
+    </w:p>
+    <w:p>
+      <w:pPr>
+        <w:spacing w:after="40" w:line="260"/>
+        <w:ind w:left="220"/>
+      </w:pPr>
+      <w:r>
+        <w:rPr>
+          <w:rFonts w:ascii="Be Vietnam Pro" w:cs="Be Vietnam Pro" w:eastAsia="Be Vietnam Pro" w:hAnsi="Be Vietnam Pro"/>
+          <w:color w:val="4A5551"/>
+          <w:sz w:val="19"/>
+          <w:szCs w:val="19"/>
+        </w:rPr>
+        <w:t xml:space="preserve">9. Danh sách kiểm tra hồ sơ chi phí</w:t>
+      </w:r>
+    </w:p>
+    <w:p>
+      <w:pPr>
+        <w:spacing w:after="40" w:line="260"/>
+        <w:ind w:left="220"/>
+      </w:pPr>
+      <w:r>
+        <w:rPr>
+          <w:rFonts w:ascii="Be Vietnam Pro" w:cs="Be Vietnam Pro" w:eastAsia="Be Vietnam Pro" w:hAnsi="Be Vietnam Pro"/>
+          <w:color w:val="4A5551"/>
+          <w:sz w:val="19"/>
+          <w:szCs w:val="19"/>
+        </w:rPr>
+        <w:t xml:space="preserve">10. Xác nhận</w:t>
+      </w:r>
+    </w:p>
+    <w:p>
+      <w:pPr>
+        <w:pBdr>
+          <w:bottom w:val="single" w:color="CFE3D8" w:sz="4" w:space="4"/>
+        </w:pBdr>
+        <w:spacing w:after="260" w:before="160"/>
+      </w:pPr>
+      <w:r>
+        <w:rPr>
+          <w:rFonts w:ascii="Be Vietnam Pro" w:cs="Be Vietnam Pro" w:eastAsia="Be Vietnam Pro" w:hAnsi="Be Vietnam Pro"/>
+          <w:sz w:val="2"/>
+          <w:szCs w:val="2"/>
+        </w:rPr>
+        <w:t xml:space="preserve"/>
+      </w:r>
     </w:p>
     <w:p>
       <w:pPr>
@@ -3265,12 +3448,12 @@
       </w:tblPr>
       <w:tblGrid>
         <w:gridCol w:w="1280"/>
-        <w:gridCol w:w="1197"/>
-        <w:gridCol w:w="1560"/>
-        <w:gridCol w:w="980"/>
-        <w:gridCol w:w="1633"/>
-        <w:gridCol w:w="1077"/>
-        <w:gridCol w:w="1633"/>
+        <w:gridCol w:w="1170"/>
+        <w:gridCol w:w="1595"/>
+        <w:gridCol w:w="957"/>
+        <w:gridCol w:w="1595"/>
+        <w:gridCol w:w="1168"/>
+        <w:gridCol w:w="1595"/>
       </w:tblGrid>
       <w:tr>
         <w:trPr>
@@ -3307,7 +3490,7 @@
         </w:tc>
         <w:tc>
           <w:tcPr>
-            <w:tcW w:type="dxa" w:w="1197"/>
+            <w:tcW w:type="dxa" w:w="1170"/>
             <w:shd w:fill="EEF6F1" w:color="auto" w:val="clear"/>
             <w:tcMar>
               <w:top w:type="dxa" w:w="90"/>
@@ -3336,7 +3519,7 @@
         </w:tc>
         <w:tc>
           <w:tcPr>
-            <w:tcW w:type="dxa" w:w="1560"/>
+            <w:tcW w:type="dxa" w:w="1595"/>
             <w:shd w:fill="EEF6F1" w:color="auto" w:val="clear"/>
             <w:tcMar>
               <w:top w:type="dxa" w:w="90"/>
@@ -3365,7 +3548,7 @@
         </w:tc>
         <w:tc>
           <w:tcPr>
-            <w:tcW w:type="dxa" w:w="980"/>
+            <w:tcW w:type="dxa" w:w="957"/>
             <w:shd w:fill="EEF6F1" w:color="auto" w:val="clear"/>
             <w:tcMar>
               <w:top w:type="dxa" w:w="90"/>
@@ -3394,7 +3577,7 @@
         </w:tc>
         <w:tc>
           <w:tcPr>
-            <w:tcW w:type="dxa" w:w="1633"/>
+            <w:tcW w:type="dxa" w:w="1595"/>
             <w:shd w:fill="EEF6F1" w:color="auto" w:val="clear"/>
             <w:tcMar>
               <w:top w:type="dxa" w:w="90"/>
@@ -3424,7 +3607,7 @@
         </w:tc>
         <w:tc>
           <w:tcPr>
-            <w:tcW w:type="dxa" w:w="1077"/>
+            <w:tcW w:type="dxa" w:w="1168"/>
             <w:shd w:fill="EEF6F1" w:color="auto" w:val="clear"/>
             <w:tcMar>
               <w:top w:type="dxa" w:w="90"/>
@@ -3453,7 +3636,7 @@
         </w:tc>
         <w:tc>
           <w:tcPr>
-            <w:tcW w:type="dxa" w:w="1633"/>
+            <w:tcW w:type="dxa" w:w="1595"/>
             <w:shd w:fill="EEF6F1" w:color="auto" w:val="clear"/>
             <w:tcMar>
               <w:top w:type="dxa" w:w="90"/>
@@ -3513,33 +3696,33 @@
         </w:tc>
         <w:tc>
           <w:tcPr>
-            <w:tcW w:type="dxa" w:w="1197"/>
-            <w:tcMar>
-              <w:top w:type="dxa" w:w="90"/>
-              <w:left w:type="dxa" w:w="120"/>
-              <w:bottom w:type="dxa" w:w="90"/>
-              <w:right w:type="dxa" w:w="120"/>
-            </w:tcMar>
-            <w:vAlign w:val="center"/>
-          </w:tcPr>
-          <w:p>
-            <w:pPr>
-              <w:spacing w:after="0" w:line="280"/>
-            </w:pPr>
-            <w:r>
-              <w:rPr>
-                <w:rFonts w:ascii="Be Vietnam Pro" w:cs="Be Vietnam Pro" w:eastAsia="Be Vietnam Pro" w:hAnsi="Be Vietnam Pro"/>
-                <w:color w:val="101814"/>
-                <w:sz w:val="20"/>
-                <w:szCs w:val="20"/>
-              </w:rPr>
-              <w:t xml:space="preserve">HungDV</w:t>
-            </w:r>
-          </w:p>
-        </w:tc>
-        <w:tc>
-          <w:tcPr>
-            <w:tcW w:type="dxa" w:w="1560"/>
+            <w:tcW w:type="dxa" w:w="1170"/>
+            <w:tcMar>
+              <w:top w:type="dxa" w:w="90"/>
+              <w:left w:type="dxa" w:w="120"/>
+              <w:bottom w:type="dxa" w:w="90"/>
+              <w:right w:type="dxa" w:w="120"/>
+            </w:tcMar>
+            <w:vAlign w:val="center"/>
+          </w:tcPr>
+          <w:p>
+            <w:pPr>
+              <w:spacing w:after="0" w:line="280"/>
+            </w:pPr>
+            <w:r>
+              <w:rPr>
+                <w:rFonts w:ascii="Be Vietnam Pro" w:cs="Be Vietnam Pro" w:eastAsia="Be Vietnam Pro" w:hAnsi="Be Vietnam Pro"/>
+                <w:color w:val="101814"/>
+                <w:sz w:val="20"/>
+                <w:szCs w:val="20"/>
+              </w:rPr>
+              <w:t xml:space="preserve">A Hùng</w:t>
+            </w:r>
+          </w:p>
+        </w:tc>
+        <w:tc>
+          <w:tcPr>
+            <w:tcW w:type="dxa" w:w="1595"/>
             <w:tcMar>
               <w:top w:type="dxa" w:w="90"/>
               <w:left w:type="dxa" w:w="120"/>
@@ -3565,7 +3748,7 @@
         </w:tc>
         <w:tc>
           <w:tcPr>
-            <w:tcW w:type="dxa" w:w="980"/>
+            <w:tcW w:type="dxa" w:w="957"/>
             <w:tcMar>
               <w:top w:type="dxa" w:w="90"/>
               <w:left w:type="dxa" w:w="120"/>
@@ -3591,7 +3774,7 @@
         </w:tc>
         <w:tc>
           <w:tcPr>
-            <w:tcW w:type="dxa" w:w="1633"/>
+            <w:tcW w:type="dxa" w:w="1595"/>
             <w:tcMar>
               <w:top w:type="dxa" w:w="90"/>
               <w:left w:type="dxa" w:w="120"/>
@@ -3618,7 +3801,7 @@
         </w:tc>
         <w:tc>
           <w:tcPr>
-            <w:tcW w:type="dxa" w:w="1077"/>
+            <w:tcW w:type="dxa" w:w="1168"/>
             <w:tcMar>
               <w:top w:type="dxa" w:w="90"/>
               <w:left w:type="dxa" w:w="120"/>
@@ -3643,7 +3826,7 @@
         </w:tc>
         <w:tc>
           <w:tcPr>
-            <w:tcW w:type="dxa" w:w="1633"/>
+            <w:tcW w:type="dxa" w:w="1595"/>
             <w:tcMar>
               <w:top w:type="dxa" w:w="90"/>
               <w:left w:type="dxa" w:w="120"/>
@@ -3699,59 +3882,59 @@
         </w:tc>
         <w:tc>
           <w:tcPr>
-            <w:tcW w:type="dxa" w:w="1197"/>
-            <w:tcMar>
-              <w:top w:type="dxa" w:w="90"/>
-              <w:left w:type="dxa" w:w="120"/>
-              <w:bottom w:type="dxa" w:w="90"/>
-              <w:right w:type="dxa" w:w="120"/>
-            </w:tcMar>
-            <w:vAlign w:val="center"/>
-          </w:tcPr>
-          <w:p>
-            <w:pPr>
-              <w:spacing w:after="0" w:line="280"/>
-            </w:pPr>
-            <w:r>
-              <w:rPr>
-                <w:rFonts w:ascii="Be Vietnam Pro" w:cs="Be Vietnam Pro" w:eastAsia="Be Vietnam Pro" w:hAnsi="Be Vietnam Pro"/>
-                <w:color w:val="101814"/>
-                <w:sz w:val="20"/>
-                <w:szCs w:val="20"/>
-              </w:rPr>
-              <w:t xml:space="preserve">QuanNH</w:t>
-            </w:r>
-          </w:p>
-        </w:tc>
-        <w:tc>
-          <w:tcPr>
-            <w:tcW w:type="dxa" w:w="1560"/>
-            <w:tcMar>
-              <w:top w:type="dxa" w:w="90"/>
-              <w:left w:type="dxa" w:w="120"/>
-              <w:bottom w:type="dxa" w:w="90"/>
-              <w:right w:type="dxa" w:w="120"/>
-            </w:tcMar>
-            <w:vAlign w:val="center"/>
-          </w:tcPr>
-          <w:p>
-            <w:pPr>
-              <w:spacing w:after="0" w:line="280"/>
-            </w:pPr>
-            <w:r>
-              <w:rPr>
-                <w:rFonts w:ascii="Be Vietnam Pro" w:cs="Be Vietnam Pro" w:eastAsia="Be Vietnam Pro" w:hAnsi="Be Vietnam Pro"/>
-                <w:color w:val="101814"/>
-                <w:sz w:val="20"/>
-                <w:szCs w:val="20"/>
-              </w:rPr>
-              <w:t xml:space="preserve">Team Lead</w:t>
-            </w:r>
-          </w:p>
-        </w:tc>
-        <w:tc>
-          <w:tcPr>
-            <w:tcW w:type="dxa" w:w="980"/>
+            <w:tcW w:type="dxa" w:w="1170"/>
+            <w:tcMar>
+              <w:top w:type="dxa" w:w="90"/>
+              <w:left w:type="dxa" w:w="120"/>
+              <w:bottom w:type="dxa" w:w="90"/>
+              <w:right w:type="dxa" w:w="120"/>
+            </w:tcMar>
+            <w:vAlign w:val="center"/>
+          </w:tcPr>
+          <w:p>
+            <w:pPr>
+              <w:spacing w:after="0" w:line="280"/>
+            </w:pPr>
+            <w:r>
+              <w:rPr>
+                <w:rFonts w:ascii="Be Vietnam Pro" w:cs="Be Vietnam Pro" w:eastAsia="Be Vietnam Pro" w:hAnsi="Be Vietnam Pro"/>
+                <w:color w:val="101814"/>
+                <w:sz w:val="20"/>
+                <w:szCs w:val="20"/>
+              </w:rPr>
+              <w:t xml:space="preserve">Quân</w:t>
+            </w:r>
+          </w:p>
+        </w:tc>
+        <w:tc>
+          <w:tcPr>
+            <w:tcW w:type="dxa" w:w="1595"/>
+            <w:tcMar>
+              <w:top w:type="dxa" w:w="90"/>
+              <w:left w:type="dxa" w:w="120"/>
+              <w:bottom w:type="dxa" w:w="90"/>
+              <w:right w:type="dxa" w:w="120"/>
+            </w:tcMar>
+            <w:vAlign w:val="center"/>
+          </w:tcPr>
+          <w:p>
+            <w:pPr>
+              <w:spacing w:after="0" w:line="280"/>
+            </w:pPr>
+            <w:r>
+              <w:rPr>
+                <w:rFonts w:ascii="Be Vietnam Pro" w:cs="Be Vietnam Pro" w:eastAsia="Be Vietnam Pro" w:hAnsi="Be Vietnam Pro"/>
+                <w:color w:val="101814"/>
+                <w:sz w:val="20"/>
+                <w:szCs w:val="20"/>
+              </w:rPr>
+              <w:t xml:space="preserve">Team phát triển</w:t>
+            </w:r>
+          </w:p>
+        </w:tc>
+        <w:tc>
+          <w:tcPr>
+            <w:tcW w:type="dxa" w:w="957"/>
             <w:tcMar>
               <w:top w:type="dxa" w:w="90"/>
               <w:left w:type="dxa" w:w="120"/>
@@ -3777,7 +3960,7 @@
         </w:tc>
         <w:tc>
           <w:tcPr>
-            <w:tcW w:type="dxa" w:w="1633"/>
+            <w:tcW w:type="dxa" w:w="1595"/>
             <w:tcMar>
               <w:top w:type="dxa" w:w="90"/>
               <w:left w:type="dxa" w:w="120"/>
@@ -3804,7 +3987,7 @@
         </w:tc>
         <w:tc>
           <w:tcPr>
-            <w:tcW w:type="dxa" w:w="1077"/>
+            <w:tcW w:type="dxa" w:w="1168"/>
             <w:tcMar>
               <w:top w:type="dxa" w:w="90"/>
               <w:left w:type="dxa" w:w="120"/>
@@ -3829,7 +4012,7 @@
         </w:tc>
         <w:tc>
           <w:tcPr>
-            <w:tcW w:type="dxa" w:w="1633"/>
+            <w:tcW w:type="dxa" w:w="1595"/>
             <w:tcMar>
               <w:top w:type="dxa" w:w="90"/>
               <w:left w:type="dxa" w:w="120"/>
@@ -3885,33 +4068,33 @@
         </w:tc>
         <w:tc>
           <w:tcPr>
-            <w:tcW w:type="dxa" w:w="1197"/>
-            <w:tcMar>
-              <w:top w:type="dxa" w:w="90"/>
-              <w:left w:type="dxa" w:w="120"/>
-              <w:bottom w:type="dxa" w:w="90"/>
-              <w:right w:type="dxa" w:w="120"/>
-            </w:tcMar>
-            <w:vAlign w:val="center"/>
-          </w:tcPr>
-          <w:p>
-            <w:pPr>
-              <w:spacing w:after="0" w:line="280"/>
-            </w:pPr>
-            <w:r>
-              <w:rPr>
-                <w:rFonts w:ascii="Be Vietnam Pro" w:cs="Be Vietnam Pro" w:eastAsia="Be Vietnam Pro" w:hAnsi="Be Vietnam Pro"/>
-                <w:color w:val="101814"/>
-                <w:sz w:val="20"/>
-                <w:szCs w:val="20"/>
-              </w:rPr>
-              <w:t xml:space="preserve">Duong Vu</w:t>
-            </w:r>
-          </w:p>
-        </w:tc>
-        <w:tc>
-          <w:tcPr>
-            <w:tcW w:type="dxa" w:w="1560"/>
+            <w:tcW w:type="dxa" w:w="1170"/>
+            <w:tcMar>
+              <w:top w:type="dxa" w:w="90"/>
+              <w:left w:type="dxa" w:w="120"/>
+              <w:bottom w:type="dxa" w:w="90"/>
+              <w:right w:type="dxa" w:w="120"/>
+            </w:tcMar>
+            <w:vAlign w:val="center"/>
+          </w:tcPr>
+          <w:p>
+            <w:pPr>
+              <w:spacing w:after="0" w:line="280"/>
+            </w:pPr>
+            <w:r>
+              <w:rPr>
+                <w:rFonts w:ascii="Be Vietnam Pro" w:cs="Be Vietnam Pro" w:eastAsia="Be Vietnam Pro" w:hAnsi="Be Vietnam Pro"/>
+                <w:color w:val="101814"/>
+                <w:sz w:val="20"/>
+                <w:szCs w:val="20"/>
+              </w:rPr>
+              <w:t xml:space="preserve">Dưỡng</w:t>
+            </w:r>
+          </w:p>
+        </w:tc>
+        <w:tc>
+          <w:tcPr>
+            <w:tcW w:type="dxa" w:w="1595"/>
             <w:tcMar>
               <w:top w:type="dxa" w:w="90"/>
               <w:left w:type="dxa" w:w="120"/>
@@ -3937,7 +4120,7 @@
         </w:tc>
         <w:tc>
           <w:tcPr>
-            <w:tcW w:type="dxa" w:w="980"/>
+            <w:tcW w:type="dxa" w:w="957"/>
             <w:tcMar>
               <w:top w:type="dxa" w:w="90"/>
               <w:left w:type="dxa" w:w="120"/>
@@ -3963,7 +4146,7 @@
         </w:tc>
         <w:tc>
           <w:tcPr>
-            <w:tcW w:type="dxa" w:w="1633"/>
+            <w:tcW w:type="dxa" w:w="1595"/>
             <w:tcMar>
               <w:top w:type="dxa" w:w="90"/>
               <w:left w:type="dxa" w:w="120"/>
@@ -3990,7 +4173,7 @@
         </w:tc>
         <w:tc>
           <w:tcPr>
-            <w:tcW w:type="dxa" w:w="1077"/>
+            <w:tcW w:type="dxa" w:w="1168"/>
             <w:tcMar>
               <w:top w:type="dxa" w:w="90"/>
               <w:left w:type="dxa" w:w="120"/>
@@ -4015,7 +4198,7 @@
         </w:tc>
         <w:tc>
           <w:tcPr>
-            <w:tcW w:type="dxa" w:w="1633"/>
+            <w:tcW w:type="dxa" w:w="1595"/>
             <w:tcMar>
               <w:top w:type="dxa" w:w="90"/>
               <w:left w:type="dxa" w:w="120"/>
@@ -4071,7 +4254,7 @@
         </w:tc>
         <w:tc>
           <w:tcPr>
-            <w:tcW w:type="dxa" w:w="1197"/>
+            <w:tcW w:type="dxa" w:w="1170"/>
             <w:tcMar>
               <w:top w:type="dxa" w:w="90"/>
               <w:left w:type="dxa" w:w="120"/>
@@ -4097,7 +4280,7 @@
         </w:tc>
         <w:tc>
           <w:tcPr>
-            <w:tcW w:type="dxa" w:w="1560"/>
+            <w:tcW w:type="dxa" w:w="1595"/>
             <w:tcMar>
               <w:top w:type="dxa" w:w="90"/>
               <w:left w:type="dxa" w:w="120"/>
@@ -4123,7 +4306,7 @@
         </w:tc>
         <w:tc>
           <w:tcPr>
-            <w:tcW w:type="dxa" w:w="980"/>
+            <w:tcW w:type="dxa" w:w="957"/>
             <w:tcMar>
               <w:top w:type="dxa" w:w="90"/>
               <w:left w:type="dxa" w:w="120"/>
@@ -4149,7 +4332,7 @@
         </w:tc>
         <w:tc>
           <w:tcPr>
-            <w:tcW w:type="dxa" w:w="1633"/>
+            <w:tcW w:type="dxa" w:w="1595"/>
             <w:tcMar>
               <w:top w:type="dxa" w:w="90"/>
               <w:left w:type="dxa" w:w="120"/>
@@ -4176,7 +4359,7 @@
         </w:tc>
         <w:tc>
           <w:tcPr>
-            <w:tcW w:type="dxa" w:w="1077"/>
+            <w:tcW w:type="dxa" w:w="1168"/>
             <w:tcMar>
               <w:top w:type="dxa" w:w="90"/>
               <w:left w:type="dxa" w:w="120"/>
@@ -4201,7 +4384,7 @@
         </w:tc>
         <w:tc>
           <w:tcPr>
-            <w:tcW w:type="dxa" w:w="1633"/>
+            <w:tcW w:type="dxa" w:w="1595"/>
             <w:tcMar>
               <w:top w:type="dxa" w:w="90"/>
               <w:left w:type="dxa" w:w="120"/>
@@ -4257,7 +4440,7 @@
         </w:tc>
         <w:tc>
           <w:tcPr>
-            <w:tcW w:type="dxa" w:w="1197"/>
+            <w:tcW w:type="dxa" w:w="1170"/>
             <w:tcMar>
               <w:top w:type="dxa" w:w="90"/>
               <w:left w:type="dxa" w:w="120"/>
@@ -4285,7 +4468,7 @@
         </w:tc>
         <w:tc>
           <w:tcPr>
-            <w:tcW w:type="dxa" w:w="1560"/>
+            <w:tcW w:type="dxa" w:w="1595"/>
             <w:tcMar>
               <w:top w:type="dxa" w:w="90"/>
               <w:left w:type="dxa" w:w="120"/>
@@ -4310,7 +4493,7 @@
         </w:tc>
         <w:tc>
           <w:tcPr>
-            <w:tcW w:type="dxa" w:w="980"/>
+            <w:tcW w:type="dxa" w:w="957"/>
             <w:tcMar>
               <w:top w:type="dxa" w:w="90"/>
               <w:left w:type="dxa" w:w="120"/>
@@ -4336,7 +4519,7 @@
         </w:tc>
         <w:tc>
           <w:tcPr>
-            <w:tcW w:type="dxa" w:w="1633"/>
+            <w:tcW w:type="dxa" w:w="1595"/>
             <w:tcMar>
               <w:top w:type="dxa" w:w="90"/>
               <w:left w:type="dxa" w:w="120"/>
@@ -4363,7 +4546,7 @@
         </w:tc>
         <w:tc>
           <w:tcPr>
-            <w:tcW w:type="dxa" w:w="1077"/>
+            <w:tcW w:type="dxa" w:w="1168"/>
             <w:tcMar>
               <w:top w:type="dxa" w:w="90"/>
               <w:left w:type="dxa" w:w="120"/>
@@ -4388,7 +4571,7 @@
         </w:tc>
         <w:tc>
           <w:tcPr>
-            <w:tcW w:type="dxa" w:w="1633"/>
+            <w:tcW w:type="dxa" w:w="1595"/>
             <w:tcMar>
               <w:top w:type="dxa" w:w="90"/>
               <w:left w:type="dxa" w:w="120"/>
@@ -4444,7 +4627,7 @@
         </w:tc>
         <w:tc>
           <w:tcPr>
-            <w:tcW w:type="dxa" w:w="1197"/>
+            <w:tcW w:type="dxa" w:w="1170"/>
             <w:tcMar>
               <w:top w:type="dxa" w:w="90"/>
               <w:left w:type="dxa" w:w="120"/>
@@ -4472,7 +4655,7 @@
         </w:tc>
         <w:tc>
           <w:tcPr>
-            <w:tcW w:type="dxa" w:w="1560"/>
+            <w:tcW w:type="dxa" w:w="1595"/>
             <w:tcMar>
               <w:top w:type="dxa" w:w="90"/>
               <w:left w:type="dxa" w:w="120"/>
@@ -4497,7 +4680,7 @@
         </w:tc>
         <w:tc>
           <w:tcPr>
-            <w:tcW w:type="dxa" w:w="980"/>
+            <w:tcW w:type="dxa" w:w="957"/>
             <w:tcMar>
               <w:top w:type="dxa" w:w="90"/>
               <w:left w:type="dxa" w:w="120"/>
@@ -4523,7 +4706,7 @@
         </w:tc>
         <w:tc>
           <w:tcPr>
-            <w:tcW w:type="dxa" w:w="1633"/>
+            <w:tcW w:type="dxa" w:w="1595"/>
             <w:tcMar>
               <w:top w:type="dxa" w:w="90"/>
               <w:left w:type="dxa" w:w="120"/>
@@ -4550,7 +4733,7 @@
         </w:tc>
         <w:tc>
           <w:tcPr>
-            <w:tcW w:type="dxa" w:w="1077"/>
+            <w:tcW w:type="dxa" w:w="1168"/>
             <w:tcMar>
               <w:top w:type="dxa" w:w="90"/>
               <w:left w:type="dxa" w:w="120"/>
@@ -4575,7 +4758,7 @@
         </w:tc>
         <w:tc>
           <w:tcPr>
-            <w:tcW w:type="dxa" w:w="1633"/>
+            <w:tcW w:type="dxa" w:w="1595"/>
             <w:tcMar>
               <w:top w:type="dxa" w:w="90"/>
               <w:left w:type="dxa" w:w="120"/>
@@ -4631,7 +4814,7 @@
         </w:tc>
         <w:tc>
           <w:tcPr>
-            <w:tcW w:type="dxa" w:w="1197"/>
+            <w:tcW w:type="dxa" w:w="1170"/>
             <w:tcMar>
               <w:top w:type="dxa" w:w="90"/>
               <w:left w:type="dxa" w:w="120"/>
@@ -4659,7 +4842,7 @@
         </w:tc>
         <w:tc>
           <w:tcPr>
-            <w:tcW w:type="dxa" w:w="1560"/>
+            <w:tcW w:type="dxa" w:w="1595"/>
             <w:tcMar>
               <w:top w:type="dxa" w:w="90"/>
               <w:left w:type="dxa" w:w="120"/>
@@ -4684,7 +4867,7 @@
         </w:tc>
         <w:tc>
           <w:tcPr>
-            <w:tcW w:type="dxa" w:w="980"/>
+            <w:tcW w:type="dxa" w:w="957"/>
             <w:tcMar>
               <w:top w:type="dxa" w:w="90"/>
               <w:left w:type="dxa" w:w="120"/>
@@ -4710,7 +4893,7 @@
         </w:tc>
         <w:tc>
           <w:tcPr>
-            <w:tcW w:type="dxa" w:w="1633"/>
+            <w:tcW w:type="dxa" w:w="1595"/>
             <w:tcMar>
               <w:top w:type="dxa" w:w="90"/>
               <w:left w:type="dxa" w:w="120"/>
@@ -4737,7 +4920,7 @@
         </w:tc>
         <w:tc>
           <w:tcPr>
-            <w:tcW w:type="dxa" w:w="1077"/>
+            <w:tcW w:type="dxa" w:w="1168"/>
             <w:tcMar>
               <w:top w:type="dxa" w:w="90"/>
               <w:left w:type="dxa" w:w="120"/>
@@ -4762,7 +4945,7 @@
         </w:tc>
         <w:tc>
           <w:tcPr>
-            <w:tcW w:type="dxa" w:w="1633"/>
+            <w:tcW w:type="dxa" w:w="1595"/>
             <w:tcMar>
               <w:top w:type="dxa" w:w="90"/>
               <w:left w:type="dxa" w:w="120"/>
@@ -4818,7 +5001,7 @@
         </w:tc>
         <w:tc>
           <w:tcPr>
-            <w:tcW w:type="dxa" w:w="1197"/>
+            <w:tcW w:type="dxa" w:w="1170"/>
             <w:tcMar>
               <w:top w:type="dxa" w:w="90"/>
               <w:left w:type="dxa" w:w="120"/>
@@ -4846,7 +5029,7 @@
         </w:tc>
         <w:tc>
           <w:tcPr>
-            <w:tcW w:type="dxa" w:w="1560"/>
+            <w:tcW w:type="dxa" w:w="1595"/>
             <w:tcMar>
               <w:top w:type="dxa" w:w="90"/>
               <w:left w:type="dxa" w:w="120"/>
@@ -4871,7 +5054,7 @@
         </w:tc>
         <w:tc>
           <w:tcPr>
-            <w:tcW w:type="dxa" w:w="980"/>
+            <w:tcW w:type="dxa" w:w="957"/>
             <w:tcMar>
               <w:top w:type="dxa" w:w="90"/>
               <w:left w:type="dxa" w:w="120"/>
@@ -4897,7 +5080,7 @@
         </w:tc>
         <w:tc>
           <w:tcPr>
-            <w:tcW w:type="dxa" w:w="1633"/>
+            <w:tcW w:type="dxa" w:w="1595"/>
             <w:tcMar>
               <w:top w:type="dxa" w:w="90"/>
               <w:left w:type="dxa" w:w="120"/>
@@ -4924,7 +5107,7 @@
         </w:tc>
         <w:tc>
           <w:tcPr>
-            <w:tcW w:type="dxa" w:w="1077"/>
+            <w:tcW w:type="dxa" w:w="1168"/>
             <w:tcMar>
               <w:top w:type="dxa" w:w="90"/>
               <w:left w:type="dxa" w:w="120"/>
@@ -4949,7 +5132,7 @@
         </w:tc>
         <w:tc>
           <w:tcPr>
-            <w:tcW w:type="dxa" w:w="1633"/>
+            <w:tcW w:type="dxa" w:w="1595"/>
             <w:tcMar>
               <w:top w:type="dxa" w:w="90"/>
               <w:left w:type="dxa" w:w="120"/>
@@ -5005,7 +5188,7 @@
         </w:tc>
         <w:tc>
           <w:tcPr>
-            <w:tcW w:type="dxa" w:w="1197"/>
+            <w:tcW w:type="dxa" w:w="1170"/>
             <w:tcMar>
               <w:top w:type="dxa" w:w="90"/>
               <w:left w:type="dxa" w:w="120"/>
@@ -5033,7 +5216,7 @@
         </w:tc>
         <w:tc>
           <w:tcPr>
-            <w:tcW w:type="dxa" w:w="1560"/>
+            <w:tcW w:type="dxa" w:w="1595"/>
             <w:tcMar>
               <w:top w:type="dxa" w:w="90"/>
               <w:left w:type="dxa" w:w="120"/>
@@ -5058,7 +5241,7 @@
         </w:tc>
         <w:tc>
           <w:tcPr>
-            <w:tcW w:type="dxa" w:w="980"/>
+            <w:tcW w:type="dxa" w:w="957"/>
             <w:tcMar>
               <w:top w:type="dxa" w:w="90"/>
               <w:left w:type="dxa" w:w="120"/>
@@ -5084,7 +5267,7 @@
         </w:tc>
         <w:tc>
           <w:tcPr>
-            <w:tcW w:type="dxa" w:w="1633"/>
+            <w:tcW w:type="dxa" w:w="1595"/>
             <w:tcMar>
               <w:top w:type="dxa" w:w="90"/>
               <w:left w:type="dxa" w:w="120"/>
@@ -5111,7 +5294,7 @@
         </w:tc>
         <w:tc>
           <w:tcPr>
-            <w:tcW w:type="dxa" w:w="1077"/>
+            <w:tcW w:type="dxa" w:w="1168"/>
             <w:tcMar>
               <w:top w:type="dxa" w:w="90"/>
               <w:left w:type="dxa" w:w="120"/>
@@ -5136,7 +5319,7 @@
         </w:tc>
         <w:tc>
           <w:tcPr>
-            <w:tcW w:type="dxa" w:w="1633"/>
+            <w:tcW w:type="dxa" w:w="1595"/>
             <w:tcMar>
               <w:top w:type="dxa" w:w="90"/>
               <w:left w:type="dxa" w:w="120"/>
@@ -5192,7 +5375,7 @@
         </w:tc>
         <w:tc>
           <w:tcPr>
-            <w:tcW w:type="dxa" w:w="1197"/>
+            <w:tcW w:type="dxa" w:w="1170"/>
             <w:tcMar>
               <w:top w:type="dxa" w:w="90"/>
               <w:left w:type="dxa" w:w="120"/>
@@ -5220,7 +5403,7 @@
         </w:tc>
         <w:tc>
           <w:tcPr>
-            <w:tcW w:type="dxa" w:w="1560"/>
+            <w:tcW w:type="dxa" w:w="1595"/>
             <w:tcMar>
               <w:top w:type="dxa" w:w="90"/>
               <w:left w:type="dxa" w:w="120"/>
@@ -5245,7 +5428,7 @@
         </w:tc>
         <w:tc>
           <w:tcPr>
-            <w:tcW w:type="dxa" w:w="980"/>
+            <w:tcW w:type="dxa" w:w="957"/>
             <w:tcMar>
               <w:top w:type="dxa" w:w="90"/>
               <w:left w:type="dxa" w:w="120"/>
@@ -5271,7 +5454,7 @@
         </w:tc>
         <w:tc>
           <w:tcPr>
-            <w:tcW w:type="dxa" w:w="1633"/>
+            <w:tcW w:type="dxa" w:w="1595"/>
             <w:tcMar>
               <w:top w:type="dxa" w:w="90"/>
               <w:left w:type="dxa" w:w="120"/>
@@ -5298,7 +5481,7 @@
         </w:tc>
         <w:tc>
           <w:tcPr>
-            <w:tcW w:type="dxa" w:w="1077"/>
+            <w:tcW w:type="dxa" w:w="1168"/>
             <w:tcMar>
               <w:top w:type="dxa" w:w="90"/>
               <w:left w:type="dxa" w:w="120"/>
@@ -5323,7 +5506,7 @@
         </w:tc>
         <w:tc>
           <w:tcPr>
-            <w:tcW w:type="dxa" w:w="1633"/>
+            <w:tcW w:type="dxa" w:w="1595"/>
             <w:tcMar>
               <w:top w:type="dxa" w:w="90"/>
               <w:left w:type="dxa" w:w="120"/>
@@ -5381,7 +5564,7 @@
         </w:tc>
         <w:tc>
           <w:tcPr>
-            <w:tcW w:type="dxa" w:w="1197"/>
+            <w:tcW w:type="dxa" w:w="1170"/>
             <w:tcMar>
               <w:top w:type="dxa" w:w="90"/>
               <w:left w:type="dxa" w:w="120"/>
@@ -5406,7 +5589,7 @@
         </w:tc>
         <w:tc>
           <w:tcPr>
-            <w:tcW w:type="dxa" w:w="1560"/>
+            <w:tcW w:type="dxa" w:w="1595"/>
             <w:tcMar>
               <w:top w:type="dxa" w:w="90"/>
               <w:left w:type="dxa" w:w="120"/>
@@ -5431,7 +5614,7 @@
         </w:tc>
         <w:tc>
           <w:tcPr>
-            <w:tcW w:type="dxa" w:w="980"/>
+            <w:tcW w:type="dxa" w:w="957"/>
             <w:tcMar>
               <w:top w:type="dxa" w:w="90"/>
               <w:left w:type="dxa" w:w="120"/>
@@ -5456,7 +5639,7 @@
         </w:tc>
         <w:tc>
           <w:tcPr>
-            <w:tcW w:type="dxa" w:w="1633"/>
+            <w:tcW w:type="dxa" w:w="1595"/>
             <w:tcMar>
               <w:top w:type="dxa" w:w="90"/>
               <w:left w:type="dxa" w:w="120"/>
@@ -5482,7 +5665,7 @@
         </w:tc>
         <w:tc>
           <w:tcPr>
-            <w:tcW w:type="dxa" w:w="1077"/>
+            <w:tcW w:type="dxa" w:w="1168"/>
             <w:tcMar>
               <w:top w:type="dxa" w:w="90"/>
               <w:left w:type="dxa" w:w="120"/>
@@ -5507,7 +5690,7 @@
         </w:tc>
         <w:tc>
           <w:tcPr>
-            <w:tcW w:type="dxa" w:w="1633"/>
+            <w:tcW w:type="dxa" w:w="1595"/>
             <w:tcMar>
               <w:top w:type="dxa" w:w="90"/>
               <w:left w:type="dxa" w:w="120"/>
